--- a/docs/QueryBook-Registry.docx
+++ b/docs/QueryBook-Registry.docx
@@ -27777,6 +27777,439 @@
       </w:pPr>
       <w:r>
         <w:t xml:space="preserve">Provisional Patent Application; Bible drawings-consolidation note (2026-10-01).</w:t>
+      </w:r>
+    </w:p>
+    <w:p>
+      <w:pPr>
+        <w:pStyle w:val="Heading1"/>
+        <w:spacing w:after="90" w:before="220"/>
+      </w:pPr>
+      <w:r>
+        <w:t xml:space="preserve">ADDITIVE REVISION - UNIVERSAL INTEGRITY AUDIT SERVICE (UIAS) (2026-10-01)</w:t>
+      </w:r>
+    </w:p>
+    <w:p>
+      <w:pPr>
+        <w:spacing w:after="120"/>
+      </w:pPr>
+      <w:r>
+        <w:t xml:space="preserve">New QueryBook-delivered SERVICE: the Universal Integrity Audit Service (UIAS) -</w:t>
+      </w:r>
+    </w:p>
+    <w:p>
+      <w:pPr>
+        <w:spacing w:after="120"/>
+      </w:pPr>
+      <w:r>
+        <w:t xml:space="preserve">a standalone, AI-powered integrity-monitoring, audit, and leakage-defense</w:t>
+      </w:r>
+    </w:p>
+    <w:p>
+      <w:pPr>
+        <w:spacing w:after="120"/>
+      </w:pPr>
+      <w:r>
+        <w:t xml:space="preserve">service that attaches to ANY monitored digital system (conventional IT, LLM</w:t>
+      </w:r>
+    </w:p>
+    <w:p>
+      <w:pPr>
+        <w:spacing w:after="120"/>
+      </w:pPr>
+      <w:r>
+        <w:t xml:space="preserve">providers, AI-agent platforms) WITHOUT modifying its architecture, and produces</w:t>
+      </w:r>
+    </w:p>
+    <w:p>
+      <w:pPr>
+        <w:spacing w:after="120"/>
+      </w:pPr>
+      <w:r>
+        <w:t xml:space="preserve">independent, pre-dispute, cryptographically sealed, continuously verified,</w:t>
+      </w:r>
+    </w:p>
+    <w:p>
+      <w:pPr>
+        <w:spacing w:after="120"/>
+      </w:pPr>
+      <w:r>
+        <w:t xml:space="preserve">complete, and admissible evidence. UIAS is QueryBook's own primitives pointed</w:t>
+      </w:r>
+    </w:p>
+    <w:p>
+      <w:pPr>
+        <w:spacing w:after="120"/>
+      </w:pPr>
+      <w:r>
+        <w:t xml:space="preserve">outward - not a new engine. STATUS: underlying primitives BUILT; packaged</w:t>
+      </w:r>
+    </w:p>
+    <w:p>
+      <w:pPr>
+        <w:spacing w:after="120"/>
+      </w:pPr>
+      <w:r>
+        <w:t xml:space="preserve">service SPEC/design.</w:t>
+      </w:r>
+    </w:p>
+    <w:p>
+      <w:pPr>
+        <w:spacing w:after="120"/>
+      </w:pPr>
+      <w:r>
+        <w:t xml:space="preserve">[204] 20.1 - UIAS pre-dispute sealing (seal = Fact Unit)  [SPEC]</w:t>
+      </w:r>
+    </w:p>
+    <w:p>
+      <w:pPr>
+        <w:spacing w:after="120"/>
+      </w:pPr>
+      <w:r>
+        <w:t xml:space="preserve">      Every observable event sealed at observation as a content-addressed Fact</w:t>
+      </w:r>
+    </w:p>
+    <w:p>
+      <w:pPr>
+        <w:spacing w:after="120"/>
+      </w:pPr>
+      <w:r>
+        <w:t xml:space="preserve">      Unit: content hash, one-way (non-recoverable) submitter-id hash,</w:t>
+      </w:r>
+    </w:p>
+    <w:p>
+      <w:pPr>
+        <w:spacing w:after="120"/>
+      </w:pPr>
+      <w:r>
+        <w:t xml:space="preserve">      nanosecond timestamp from a clock INDEPENDENT of the monitored system,</w:t>
+      </w:r>
+    </w:p>
+    <w:p>
+      <w:pPr>
+        <w:spacing w:after="120"/>
+      </w:pPr>
+      <w:r>
+        <w:t xml:space="preserve">      source fingerprint, sealing-agent identity. Temporal priority (sealed</w:t>
+      </w:r>
+    </w:p>
+    <w:p>
+      <w:pPr>
+        <w:spacing w:after="120"/>
+      </w:pPr>
+      <w:r>
+        <w:t xml:space="preserve">      before any dispute) is the evidentiary property. Ledger = UFCS store</w:t>
+      </w:r>
+    </w:p>
+    <w:p>
+      <w:pPr>
+        <w:spacing w:after="120"/>
+      </w:pPr>
+      <w:r>
+        <w:t xml:space="preserve">      (append-only, content-addressed, immutable).</w:t>
+      </w:r>
+    </w:p>
+    <w:p>
+      <w:pPr>
+        <w:spacing w:after="120"/>
+      </w:pPr>
+      <w:r>
+        <w:t xml:space="preserve">[205] 20.2 - Real-time cross-submission similarity detection  [SPEC]</w:t>
+      </w:r>
+    </w:p>
+    <w:p>
+      <w:pPr>
+        <w:spacing w:after="120"/>
+      </w:pPr>
+      <w:r>
+        <w:t xml:space="preserve">      Similarity Detection Agent compares each new sealed record to others in a</w:t>
+      </w:r>
+    </w:p>
+    <w:p>
+      <w:pPr>
+        <w:spacing w:after="120"/>
+      </w:pPr>
+      <w:r>
+        <w:t xml:space="preserve">      configurable window across submitter identities, on SEMANTIC content</w:t>
+      </w:r>
+    </w:p>
+    <w:p>
+      <w:pPr>
+        <w:spacing w:after="120"/>
+      </w:pPr>
+      <w:r>
+        <w:t xml:space="preserve">      signatures (no content stored); sets a contemporaneous cross-party anomaly</w:t>
+      </w:r>
+    </w:p>
+    <w:p>
+      <w:pPr>
+        <w:spacing w:after="120"/>
+      </w:pPr>
+      <w:r>
+        <w:t xml:space="preserve">      flag at ingestion. Uses QueryBook semantic fingerprinting.</w:t>
+      </w:r>
+    </w:p>
+    <w:p>
+      <w:pPr>
+        <w:spacing w:after="120"/>
+      </w:pPr>
+      <w:r>
+        <w:t xml:space="preserve">[206] 20.3 - Signed Proof Package generation  [SPEC]</w:t>
+      </w:r>
+    </w:p>
+    <w:p>
+      <w:pPr>
+        <w:spacing w:after="120"/>
+      </w:pPr>
+      <w:r>
+        <w:t xml:space="preserve">      Proof Package Agent assembles verified sealed Fact Units + similarity-log</w:t>
+      </w:r>
+    </w:p>
+    <w:p>
+      <w:pPr>
+        <w:spacing w:after="120"/>
+      </w:pPr>
+      <w:r>
+        <w:t xml:space="preserve">      entry + chronological ledger extract bound by the Response Provenance Hash</w:t>
+      </w:r>
+    </w:p>
+    <w:p>
+      <w:pPr>
+        <w:spacing w:after="120"/>
+      </w:pPr>
+      <w:r>
+        <w:t xml:space="preserve">      + Arbitration factual determination, signed under the UIAS independent</w:t>
+      </w:r>
+    </w:p>
+    <w:p>
+      <w:pPr>
+        <w:spacing w:after="120"/>
+      </w:pPr>
+      <w:r>
+        <w:t xml:space="preserve">      identity. Independent / pre-dispute / tamper-proof / complete / admissible.</w:t>
+      </w:r>
+    </w:p>
+    <w:p>
+      <w:pPr>
+        <w:spacing w:after="120"/>
+      </w:pPr>
+      <w:r>
+        <w:t xml:space="preserve">[207] 20.4 - Agent ensemble on the QueryBook Agent Architecture  [SPEC]</w:t>
+      </w:r>
+    </w:p>
+    <w:p>
+      <w:pPr>
+        <w:spacing w:after="120"/>
+      </w:pPr>
+      <w:r>
+        <w:t xml:space="preserve">      Seven grounded agents on the AgentManager: Ingestion, Similarity Detection,</w:t>
+      </w:r>
+    </w:p>
+    <w:p>
+      <w:pPr>
+        <w:spacing w:after="120"/>
+      </w:pPr>
+      <w:r>
+        <w:t xml:space="preserve">      Verification (continuous self-evidencing re-verification), Arbitration</w:t>
+      </w:r>
+    </w:p>
+    <w:p>
+      <w:pPr>
+        <w:spacing w:after="120"/>
+      </w:pPr>
+      <w:r>
+        <w:t xml:space="preserve">      (FACTUAL determination via the Prime-Directive gate - never legal),</w:t>
+      </w:r>
+    </w:p>
+    <w:p>
+      <w:pPr>
+        <w:spacing w:after="120"/>
+      </w:pPr>
+      <w:r>
+        <w:t xml:space="preserve">      Proof Package, Audit (meta-transparency), Connector (universal integration</w:t>
+      </w:r>
+    </w:p>
+    <w:p>
+      <w:pPr>
+        <w:spacing w:after="120"/>
+      </w:pPr>
+      <w:r>
+        <w:t xml:space="preserve">      library; no architecture change to monitored systems).</w:t>
+      </w:r>
+    </w:p>
+    <w:p>
+      <w:pPr>
+        <w:spacing w:after="120"/>
+      </w:pPr>
+      <w:r>
+        <w:t xml:space="preserve">[208] 20.5 - Transparency at every workflow position + integration modes  [SPEC]</w:t>
+      </w:r>
+    </w:p>
+    <w:p>
+      <w:pPr>
+        <w:spacing w:after="120"/>
+      </w:pPr>
+      <w:r>
+        <w:t xml:space="preserve">      Five positions (input boundary, processing, storage, output boundary,</w:t>
+      </w:r>
+    </w:p>
+    <w:p>
+      <w:pPr>
+        <w:spacing w:after="120"/>
+      </w:pPr>
+      <w:r>
+        <w:t xml:space="preserve">      inter-system handoff) each produce sealed attributable records; no silent</w:t>
+      </w:r>
+    </w:p>
+    <w:p>
+      <w:pPr>
+        <w:spacing w:after="120"/>
+      </w:pPr>
+      <w:r>
+        <w:t xml:space="preserve">      failure mode. Four integration modes: direct API, sidecar, gateway proxy,</w:t>
+      </w:r>
+    </w:p>
+    <w:p>
+      <w:pPr>
+        <w:spacing w:after="120"/>
+      </w:pPr>
+      <w:r>
+        <w:t xml:space="preserve">      archive ingestion. Sector configs: government IP, academic publishing,</w:t>
+      </w:r>
+    </w:p>
+    <w:p>
+      <w:pPr>
+        <w:spacing w:after="120"/>
+      </w:pPr>
+      <w:r>
+        <w:t xml:space="preserve">      legal/admin filing, commercial/software, sports wagering, lottery/</w:t>
+      </w:r>
+    </w:p>
+    <w:p>
+      <w:pPr>
+        <w:spacing w:after="120"/>
+      </w:pPr>
+      <w:r>
+        <w:t xml:space="preserve">      sweepstakes, national security/classified.</w:t>
+      </w:r>
+    </w:p>
+    <w:p>
+      <w:pPr>
+        <w:spacing w:after="120"/>
+      </w:pPr>
+      <w:r>
+        <w:t xml:space="preserve">[209] 20.6 - UIAS constraints (covenant-aligned)  [SPEC]</w:t>
+      </w:r>
+    </w:p>
+    <w:p>
+      <w:pPr>
+        <w:spacing w:after="120"/>
+      </w:pPr>
+      <w:r>
+        <w:t xml:space="preserve">      Does NOT: access/store/transmit submission content (hashes + semantic</w:t>
+      </w:r>
+    </w:p>
+    <w:p>
+      <w:pPr>
+        <w:spacing w:after="120"/>
+      </w:pPr>
+      <w:r>
+        <w:t xml:space="preserve">      signatures only; fact-level erasure); modify/intercept in transit (proxy</w:t>
+      </w:r>
+    </w:p>
+    <w:p>
+      <w:pPr>
+        <w:spacing w:after="120"/>
+      </w:pPr>
+      <w:r>
+        <w:t xml:space="preserve">      seals before forwarding); make LEGAL determinations (factual only);</w:t>
+      </w:r>
+    </w:p>
+    <w:p>
+      <w:pPr>
+        <w:spacing w:after="120"/>
+      </w:pPr>
+      <w:r>
+        <w:t xml:space="preserve">      require architecture change; store recoverable submitter identity (one-way</w:t>
+      </w:r>
+    </w:p>
+    <w:p>
+      <w:pPr>
+        <w:spacing w:after="120"/>
+      </w:pPr>
+      <w:r>
+        <w:t xml:space="preserve">      hashes). Deterministic, reproducible, cannot fabricate.</w:t>
+      </w:r>
+    </w:p>
+    <w:p>
+      <w:pPr>
+        <w:spacing w:after="120"/>
+      </w:pPr>
+      <w:r>
+        <w:t xml:space="preserve">COVENANT: UIAS inherits C1-C6 / L1-L6 unchanged - the properties that make</w:t>
+      </w:r>
+    </w:p>
+    <w:p>
+      <w:pPr>
+        <w:spacing w:after="120"/>
+      </w:pPr>
+      <w:r>
+        <w:t xml:space="preserve">QueryBook a trustworthy knowledge engine make UIAS a trustworthy witness</w:t>
+      </w:r>
+    </w:p>
+    <w:p>
+      <w:pPr>
+        <w:spacing w:after="120"/>
+      </w:pPr>
+      <w:r>
+        <w:t xml:space="preserve">(immutable content-addressed ledger; sourced + trust-scored; deductive/cited</w:t>
+      </w:r>
+    </w:p>
+    <w:p>
+      <w:pPr>
+        <w:spacing w:after="120"/>
+      </w:pPr>
+      <w:r>
+        <w:t xml:space="preserve">factual determination; deterministic &amp; reproducible; no fabrication).</w:t>
+      </w:r>
+    </w:p>
+    <w:p>
+      <w:pPr>
+        <w:spacing w:after="120"/>
+      </w:pPr>
+      <w:r>
+        <w:t xml:space="preserve">FEATURE COUNT: 213 (207 + 6 UIAS features, [204]-[209]); [204]-[209] are SPEC</w:t>
+      </w:r>
+    </w:p>
+    <w:p>
+      <w:pPr>
+        <w:spacing w:after="120"/>
+      </w:pPr>
+      <w:r>
+        <w:t xml:space="preserve">(primitives BUILT). Cross-refs: UIAS Service Specification (Word); Provisional</w:t>
+      </w:r>
+    </w:p>
+    <w:p>
+      <w:pPr>
+        <w:spacing w:after="120"/>
+      </w:pPr>
+      <w:r>
+        <w:t xml:space="preserve">Patent Section X ([0037]-[0040]), claims 39-46, FIG. 35-36; Bible amendment</w:t>
+      </w:r>
+    </w:p>
+    <w:p>
+      <w:pPr>
+        <w:spacing w:after="120"/>
+      </w:pPr>
+      <w:r>
+        <w:t xml:space="preserve">"Universal Integrity Audit Service (UIAS) (2026-10-01)"; Canonical Engine Spec</w:t>
+      </w:r>
+    </w:p>
+    <w:p>
+      <w:pPr>
+        <w:spacing w:after="120"/>
+      </w:pPr>
+      <w:r>
+        <w:t xml:space="preserve">service note.</w:t>
       </w:r>
     </w:p>
     <w:sectPr>

--- a/docs/QueryBook-Registry.docx
+++ b/docs/QueryBook-Registry.docx
@@ -28210,6 +28210,335 @@
       </w:pPr>
       <w:r>
         <w:t xml:space="preserve">service note.</w:t>
+      </w:r>
+    </w:p>
+    <w:p>
+      <w:pPr>
+        <w:pStyle w:val="Heading1"/>
+        <w:spacing w:after="90" w:before="220"/>
+      </w:pPr>
+      <w:r>
+        <w:t xml:space="preserve">ADDITIVE REVISION - PARALINGUISTIC &amp; PRAGMATIC INTERPRETATION (PIL) (2026-10-02)</w:t>
+      </w:r>
+    </w:p>
+    <w:p>
+      <w:pPr>
+        <w:spacing w:after="120"/>
+      </w:pPr>
+      <w:r>
+        <w:t xml:space="preserve">New QueryBook subsystem: the Paralinguistic &amp; Pragmatic Interpretation Layer</w:t>
+      </w:r>
+    </w:p>
+    <w:p>
+      <w:pPr>
+        <w:spacing w:after="120"/>
+      </w:pPr>
+      <w:r>
+        <w:t xml:space="preserve">(PIL) - judges HOW an utterance is spoken (tone, pacing, emotion) and IN WHAT</w:t>
+      </w:r>
+    </w:p>
+    <w:p>
+      <w:pPr>
+        <w:spacing w:after="120"/>
+      </w:pPr>
+      <w:r>
+        <w:t xml:space="preserve">HUMAN FRAME it occurs (context, perspective, ergonomics, culture, social mores),</w:t>
+      </w:r>
+    </w:p>
+    <w:p>
+      <w:pPr>
+        <w:spacing w:after="120"/>
+      </w:pPr>
+      <w:r>
+        <w:t xml:space="preserve">and applies that interpretation to (A) voices QueryBook ingests and (B) human</w:t>
+      </w:r>
+    </w:p>
+    <w:p>
+      <w:pPr>
+        <w:spacing w:after="120"/>
+      </w:pPr>
+      <w:r>
+        <w:t xml:space="preserve">queries put to QueryBook. In the LEL/LIL/SLPL family.</w:t>
+      </w:r>
+    </w:p>
+    <w:p>
+      <w:pPr>
+        <w:spacing w:after="120"/>
+      </w:pPr>
+      <w:r>
+        <w:t xml:space="preserve">[210] 21.1 - Paralinguistic analysis (measured estimates)  [PARTIAL: acoustic BUILT]</w:t>
+      </w:r>
+    </w:p>
+    <w:p>
+      <w:pPr>
+        <w:spacing w:after="120"/>
+      </w:pPr>
+      <w:r>
+        <w:t xml:space="preserve">      From the voice signal: tone (pitch/register/contour), volume (loudness dB),</w:t>
+      </w:r>
+    </w:p>
+    <w:p>
+      <w:pPr>
+        <w:spacing w:after="120"/>
+      </w:pPr>
+      <w:r>
+        <w:t xml:space="preserve">      pacing/spacing (speaking rate, pauses, rhythm), emphasis, and a LABELED</w:t>
+      </w:r>
+    </w:p>
+    <w:p>
+      <w:pPr>
+        <w:spacing w:after="120"/>
+      </w:pPr>
+      <w:r>
+        <w:t xml:space="preserve">      arousal/affect ESTIMATE (confidence-scored; never asserted as a true</w:t>
+      </w:r>
+    </w:p>
+    <w:p>
+      <w:pPr>
+        <w:spacing w:after="120"/>
+      </w:pPr>
+      <w:r>
+        <w:t xml:space="preserve">      feeling). Loudness/pitch/register/emphasis built in the Voice Lab;</w:t>
+      </w:r>
+    </w:p>
+    <w:p>
+      <w:pPr>
+        <w:spacing w:after="120"/>
+      </w:pPr>
+      <w:r>
+        <w:t xml:space="preserve">      this revision adds deterministic PACING + labeled AROUSAL (on-device,</w:t>
+      </w:r>
+    </w:p>
+    <w:p>
+      <w:pPr>
+        <w:spacing w:after="120"/>
+      </w:pPr>
+      <w:r>
+        <w:t xml:space="preserve">      consent-gated). Formants/jitter/shimmer remain roadmap (see LIL).</w:t>
+      </w:r>
+    </w:p>
+    <w:p>
+      <w:pPr>
+        <w:spacing w:after="120"/>
+      </w:pPr>
+      <w:r>
+        <w:t xml:space="preserve">[211] 21.2 - Pragmatic framing (sourced)  [SPEC]</w:t>
+      </w:r>
+    </w:p>
+    <w:p>
+      <w:pPr>
+        <w:spacing w:after="120"/>
+      </w:pPr>
+      <w:r>
+        <w:t xml:space="preserve">      Applies, from auditable provenance-tracked resources, annotations for</w:t>
+      </w:r>
+    </w:p>
+    <w:p>
+      <w:pPr>
+        <w:spacing w:after="120"/>
+      </w:pPr>
+      <w:r>
+        <w:t xml:space="preserve">      context, perspective, ergonomics, culture, and social mores. Delivered as</w:t>
+      </w:r>
+    </w:p>
+    <w:p>
+      <w:pPr>
+        <w:spacing w:after="120"/>
+      </w:pPr>
+      <w:r>
+        <w:t xml:space="preserve">      pluggable culture/register/ergonomics PACKS, domain/locale-partitioned</w:t>
+      </w:r>
+    </w:p>
+    <w:p>
+      <w:pPr>
+        <w:spacing w:after="120"/>
+      </w:pPr>
+      <w:r>
+        <w:t xml:space="preserve">      like the language packs. Absent pack -&gt; UNKNOWN, never a guess/stereotype.</w:t>
+      </w:r>
+    </w:p>
+    <w:p>
+      <w:pPr>
+        <w:spacing w:after="120"/>
+      </w:pPr>
+      <w:r>
+        <w:t xml:space="preserve">[212] 21.3 - Interpretation Frame (Fact Units)  [SPEC]</w:t>
+      </w:r>
+    </w:p>
+    <w:p>
+      <w:pPr>
+        <w:spacing w:after="120"/>
+      </w:pPr>
+      <w:r>
+        <w:t xml:space="preserve">      Each utterance/query -&gt; one Interpretation Frame = {labeled paralinguistic</w:t>
+      </w:r>
+    </w:p>
+    <w:p>
+      <w:pPr>
+        <w:spacing w:after="120"/>
+      </w:pPr>
+      <w:r>
+        <w:t xml:space="preserve">      estimates} + {sourced pragmatic annotations} + confidence/trust, written</w:t>
+      </w:r>
+    </w:p>
+    <w:p>
+      <w:pPr>
+        <w:spacing w:after="120"/>
+      </w:pPr>
+      <w:r>
+        <w:t xml:space="preserve">      as provenance-tracked Fact Units. Feeds (A) the ingestion record and</w:t>
+      </w:r>
+    </w:p>
+    <w:p>
+      <w:pPr>
+        <w:spacing w:after="120"/>
+      </w:pPr>
+      <w:r>
+        <w:t xml:space="preserve">      (B) the query pipeline.</w:t>
+      </w:r>
+    </w:p>
+    <w:p>
+      <w:pPr>
+        <w:spacing w:after="120"/>
+      </w:pPr>
+      <w:r>
+        <w:t xml:space="preserve">[213] 21.4 - Query interpretation front stage  [SPEC]</w:t>
+      </w:r>
+    </w:p>
+    <w:p>
+      <w:pPr>
+        <w:spacing w:after="120"/>
+      </w:pPr>
+      <w:r>
+        <w:t xml:space="preserve">      Front stage of PLAN-&gt;RETRIEVE-&gt;GATE-&gt;COMPOSE-&gt;CHECK: interpret query -&gt;</w:t>
+      </w:r>
+    </w:p>
+    <w:p>
+      <w:pPr>
+        <w:spacing w:after="120"/>
+      </w:pPr>
+      <w:r>
+        <w:t xml:space="preserve">      disambiguate intent (context/perspective) -&gt; AMBIGUITY GATE (ask ONE</w:t>
+      </w:r>
+    </w:p>
+    <w:p>
+      <w:pPr>
+        <w:spacing w:after="120"/>
+      </w:pPr>
+      <w:r>
+        <w:t xml:space="preserve">      clarifying question + halt when intent materially uncertain) -&gt; select</w:t>
+      </w:r>
+    </w:p>
+    <w:p>
+      <w:pPr>
+        <w:spacing w:after="120"/>
+      </w:pPr>
+      <w:r>
+        <w:t xml:space="preserve">      register &amp; ergonomic delivery mode (culture/mores/ergonomics) -&gt; answer</w:t>
+      </w:r>
+    </w:p>
+    <w:p>
+      <w:pPr>
+        <w:spacing w:after="120"/>
+      </w:pPr>
+      <w:r>
+        <w:t xml:space="preserve">      from verified Fact Units in that register. Interpretation sets WHICH</w:t>
+      </w:r>
+    </w:p>
+    <w:p>
+      <w:pPr>
+        <w:spacing w:after="120"/>
+      </w:pPr>
+      <w:r>
+        <w:t xml:space="preserve">      question and HOW phrased/delivered; FACTS unchanged (cite or refuse).</w:t>
+      </w:r>
+    </w:p>
+    <w:p>
+      <w:pPr>
+        <w:spacing w:after="120"/>
+      </w:pPr>
+      <w:r>
+        <w:t xml:space="preserve">[214] 21.5 - Interpretation covenant  [enforced by design]</w:t>
+      </w:r>
+    </w:p>
+    <w:p>
+      <w:pPr>
+        <w:spacing w:after="120"/>
+      </w:pPr>
+      <w:r>
+        <w:t xml:space="preserve">      Estimates labeled + never asserted as feelings; frames sourced + trust-</w:t>
+      </w:r>
+    </w:p>
+    <w:p>
+      <w:pPr>
+        <w:spacing w:after="120"/>
+      </w:pPr>
+      <w:r>
+        <w:t xml:space="preserve">      scored + correctable; ambiguity asked not guessed; facts only from the</w:t>
+      </w:r>
+    </w:p>
+    <w:p>
+      <w:pPr>
+        <w:spacing w:after="120"/>
+      </w:pPr>
+      <w:r>
+        <w:t xml:space="preserve">      store; consent + privacy (no feelings-dossier); no fabricated culture.</w:t>
+      </w:r>
+    </w:p>
+    <w:p>
+      <w:pPr>
+        <w:spacing w:after="120"/>
+      </w:pPr>
+      <w:r>
+        <w:t xml:space="preserve">      Acoustic/model-proposed readings statistical (labeled); framing, gating,</w:t>
+      </w:r>
+    </w:p>
+    <w:p>
+      <w:pPr>
+        <w:spacing w:after="120"/>
+      </w:pPr>
+      <w:r>
+        <w:t xml:space="preserve">      register selection, and provenance deterministic.</w:t>
+      </w:r>
+    </w:p>
+    <w:p>
+      <w:pPr>
+        <w:spacing w:after="120"/>
+      </w:pPr>
+      <w:r>
+        <w:t xml:space="preserve">FEATURE COUNT: 218 (213 + 5 PIL features, [210]-[214]); acoustic paralinguistic</w:t>
+      </w:r>
+    </w:p>
+    <w:p>
+      <w:pPr>
+        <w:spacing w:after="120"/>
+      </w:pPr>
+      <w:r>
+        <w:t xml:space="preserve">reduced to practice, pragmatic stack + query front stage SPEC. Cross-refs: PIL</w:t>
+      </w:r>
+    </w:p>
+    <w:p>
+      <w:pPr>
+        <w:spacing w:after="120"/>
+      </w:pPr>
+      <w:r>
+        <w:t xml:space="preserve">Interpretation-Layer Specification (Word); Provisional Patent Section XI</w:t>
+      </w:r>
+    </w:p>
+    <w:p>
+      <w:pPr>
+        <w:spacing w:after="120"/>
+      </w:pPr>
+      <w:r>
+        <w:t xml:space="preserve">([0041]-[0044]), claims 47-54, FIG. 37-38; Bible amendment "Paralinguistic &amp;</w:t>
+      </w:r>
+    </w:p>
+    <w:p>
+      <w:pPr>
+        <w:spacing w:after="120"/>
+      </w:pPr>
+      <w:r>
+        <w:t xml:space="preserve">Pragmatic Interpretation Layer (PIL) (2026-10-02)"; Canonical Engine Spec note.</w:t>
       </w:r>
     </w:p>
     <w:sectPr>

--- a/docs/QueryBook-Registry.docx
+++ b/docs/QueryBook-Registry.docx
@@ -28539,6 +28539,327 @@
       </w:pPr>
       <w:r>
         <w:t xml:space="preserve">Pragmatic Interpretation Layer (PIL) (2026-10-02)"; Canonical Engine Spec note.</w:t>
+      </w:r>
+    </w:p>
+    <w:p>
+      <w:pPr>
+        <w:pStyle w:val="Heading1"/>
+        <w:spacing w:after="90" w:before="220"/>
+      </w:pPr>
+      <w:r>
+        <w:t xml:space="preserve">ADDITIVE REVISION - LECTURE QUERY INTERACTION MODE (2026-10-02)</w:t>
+      </w:r>
+    </w:p>
+    <w:p>
+      <w:pPr>
+        <w:spacing w:after="120"/>
+      </w:pPr>
+      <w:r>
+        <w:t xml:space="preserve">New QueryBook INTERACTION/QUERY MODE (alongside Q&amp;A, Tutorial, Conversational):</w:t>
+      </w:r>
+    </w:p>
+    <w:p>
+      <w:pPr>
+        <w:spacing w:after="120"/>
+      </w:pPr>
+      <w:r>
+        <w:t xml:space="preserve">LECTURE QUERY. A user submits a LIVE or RECORDED audio/video program - a lecture,</w:t>
+      </w:r>
+    </w:p>
+    <w:p>
+      <w:pPr>
+        <w:spacing w:after="120"/>
+      </w:pPr>
+      <w:r>
+        <w:t xml:space="preserve">talk, sermon, briefing, hearing, deposition, panel, or class - which QueryBook</w:t>
+      </w:r>
+    </w:p>
+    <w:p>
+      <w:pPr>
+        <w:spacing w:after="120"/>
+      </w:pPr>
+      <w:r>
+        <w:t xml:space="preserve">transcribes, analyzes, summarizes, and ingests into the library as a LECTURE</w:t>
+      </w:r>
+    </w:p>
+    <w:p>
+      <w:pPr>
+        <w:spacing w:after="120"/>
+      </w:pPr>
+      <w:r>
+        <w:t xml:space="preserve">RECORD, FOREVER LINKED to the speaker, venue, event, organization, and date.</w:t>
+      </w:r>
+    </w:p>
+    <w:p>
+      <w:pPr>
+        <w:spacing w:after="120"/>
+      </w:pPr>
+      <w:r>
+        <w:t xml:space="preserve">Composes ASR + PIL (tone/emotion/pacing) + LEL (structure) + LIL (speaker/entity</w:t>
+      </w:r>
+    </w:p>
+    <w:p>
+      <w:pPr>
+        <w:spacing w:after="120"/>
+      </w:pPr>
+      <w:r>
+        <w:t xml:space="preserve">linking) + UIAS ingestion + the Fact Unit library.</w:t>
+      </w:r>
+    </w:p>
+    <w:p>
+      <w:pPr>
+        <w:spacing w:after="120"/>
+      </w:pPr>
+      <w:r>
+        <w:t xml:space="preserve">[215] 22.1 - Lecture Query capture + transcription  [SPEC]</w:t>
+      </w:r>
+    </w:p>
+    <w:p>
+      <w:pPr>
+        <w:spacing w:after="120"/>
+      </w:pPr>
+      <w:r>
+        <w:t xml:space="preserve">      Accept live stream or uploaded recording (audio or video); consent gate for</w:t>
+      </w:r>
+    </w:p>
+    <w:p>
+      <w:pPr>
+        <w:spacing w:after="120"/>
+      </w:pPr>
+      <w:r>
+        <w:t xml:space="preserve">      speaker biometric linking; ASR transcription + speaker diarization; video</w:t>
+      </w:r>
+    </w:p>
+    <w:p>
+      <w:pPr>
+        <w:spacing w:after="120"/>
+      </w:pPr>
+      <w:r>
+        <w:t xml:space="preserve">      frames -&gt; faces (LIL). Transcript = untrusted input, shown for confirmation.</w:t>
+      </w:r>
+    </w:p>
+    <w:p>
+      <w:pPr>
+        <w:spacing w:after="120"/>
+      </w:pPr>
+      <w:r>
+        <w:t xml:space="preserve">[216] 22.2 - Lecture analysis (PIL + LEL)  [composed: acoustic PIL BUILT]</w:t>
+      </w:r>
+    </w:p>
+    <w:p>
+      <w:pPr>
+        <w:spacing w:after="120"/>
+      </w:pPr>
+      <w:r>
+        <w:t xml:space="preserve">      PIL paralinguistic track OVER TIME (tone, loudness, pacing, labeled arousal)</w:t>
+      </w:r>
+    </w:p>
+    <w:p>
+      <w:pPr>
+        <w:spacing w:after="120"/>
+      </w:pPr>
+      <w:r>
+        <w:t xml:space="preserve">      + pragmatic frame; LEL topic segmentation, discourse structure, and claim/</w:t>
+      </w:r>
+    </w:p>
+    <w:p>
+      <w:pPr>
+        <w:spacing w:after="120"/>
+      </w:pPr>
+      <w:r>
+        <w:t xml:space="preserve">      key-point extraction. Emotion/tone = labeled estimates (never asserted).</w:t>
+      </w:r>
+    </w:p>
+    <w:p>
+      <w:pPr>
+        <w:spacing w:after="120"/>
+      </w:pPr>
+      <w:r>
+        <w:t xml:space="preserve">[217] 22.3 - Deterministic summary + ingest as Lecture Record  [SPEC]</w:t>
+      </w:r>
+    </w:p>
+    <w:p>
+      <w:pPr>
+        <w:spacing w:after="120"/>
+      </w:pPr>
+      <w:r>
+        <w:t xml:space="preserve">      Deterministic summary (TOC, section summaries, key points, claim list);</w:t>
+      </w:r>
+    </w:p>
+    <w:p>
+      <w:pPr>
+        <w:spacing w:after="120"/>
+      </w:pPr>
+      <w:r>
+        <w:t xml:space="preserve">      ingested as a content-addressed Lecture Record (transcript + summary + PIL</w:t>
+      </w:r>
+    </w:p>
+    <w:p>
+      <w:pPr>
+        <w:spacing w:after="120"/>
+      </w:pPr>
+      <w:r>
+        <w:t xml:space="preserve">      track + claims) into the Fact Unit library. Any LLM phrasing = non-asserting</w:t>
+      </w:r>
+    </w:p>
+    <w:p>
+      <w:pPr>
+        <w:spacing w:after="120"/>
+      </w:pPr>
+      <w:r>
+        <w:t xml:space="preserve">      proposer over extracted content; adds no facts.</w:t>
+      </w:r>
+    </w:p>
+    <w:p>
+      <w:pPr>
+        <w:spacing w:after="120"/>
+      </w:pPr>
+      <w:r>
+        <w:t xml:space="preserve">[218] 22.4 - Attributed utterance facts (said != true)  [enforced by design]</w:t>
+      </w:r>
+    </w:p>
+    <w:p>
+      <w:pPr>
+        <w:spacing w:after="120"/>
+      </w:pPr>
+      <w:r>
+        <w:t xml:space="preserve">      Each extracted claim stored as an ATTRIBUTED utterance fact</w:t>
+      </w:r>
+    </w:p>
+    <w:p>
+      <w:pPr>
+        <w:spacing w:after="120"/>
+      </w:pPr>
+      <w:r>
+        <w:t xml:space="preserve">      (per &lt;speaker&gt; at &lt;event&gt; on &lt;date&gt; -&gt; asserted -&gt; &lt;claim&gt;), sourced to the</w:t>
+      </w:r>
+    </w:p>
+    <w:p>
+      <w:pPr>
+        <w:spacing w:after="120"/>
+      </w:pPr>
+      <w:r>
+        <w:t xml:space="preserve">      lecture; NEVER promoted to world-truth. Subsequently gate-verifiable vs the</w:t>
+      </w:r>
+    </w:p>
+    <w:p>
+      <w:pPr>
+        <w:spacing w:after="120"/>
+      </w:pPr>
+      <w:r>
+        <w:t xml:space="preserve">      library: corroborated / contradicted / open.</w:t>
+      </w:r>
+    </w:p>
+    <w:p>
+      <w:pPr>
+        <w:spacing w:after="120"/>
+      </w:pPr>
+      <w:r>
+        <w:t xml:space="preserve">[219] 22.5 - Forever-links + querying  [SPEC]</w:t>
+      </w:r>
+    </w:p>
+    <w:p>
+      <w:pPr>
+        <w:spacing w:after="120"/>
+      </w:pPr>
+      <w:r>
+        <w:t xml:space="preserve">      Immutable, content-addressed, provenance-tracked, trust-gated links to</w:t>
+      </w:r>
+    </w:p>
+    <w:p>
+      <w:pPr>
+        <w:spacing w:after="120"/>
+      </w:pPr>
+      <w:r>
+        <w:t xml:space="preserve">      speaker (LIL voiceprint/face), venue, event, organization, date; same speaker</w:t>
+      </w:r>
+    </w:p>
+    <w:p>
+      <w:pPr>
+        <w:spacing w:after="120"/>
+      </w:pPr>
+      <w:r>
+        <w:t xml:space="preserve">      across lectures resolves to one person (accruing a speaker corpus). Queryable</w:t>
+      </w:r>
+    </w:p>
+    <w:p>
+      <w:pPr>
+        <w:spacing w:after="120"/>
+      </w:pPr>
+      <w:r>
+        <w:t xml:space="preserve">      via FQL/Q&amp;A (what X said about Y at Z; where A and B disagreed; tone over</w:t>
+      </w:r>
+    </w:p>
+    <w:p>
+      <w:pPr>
+        <w:spacing w:after="120"/>
+      </w:pPr>
+      <w:r>
+        <w:t xml:space="preserve">      time); answers cited + attributed, refused where unknown.</w:t>
+      </w:r>
+    </w:p>
+    <w:p>
+      <w:pPr>
+        <w:spacing w:after="120"/>
+      </w:pPr>
+      <w:r>
+        <w:t xml:space="preserve">COVENANT: inherits C1-C6 / L1-L6 - claims attributed not asserted; emotion/tone</w:t>
+      </w:r>
+    </w:p>
+    <w:p>
+      <w:pPr>
+        <w:spacing w:after="120"/>
+      </w:pPr>
+      <w:r>
+        <w:t xml:space="preserve">labeled; identity trust-gated (UNKNOWN not guessed); transcription untrusted/shown;</w:t>
+      </w:r>
+    </w:p>
+    <w:p>
+      <w:pPr>
+        <w:spacing w:after="120"/>
+      </w:pPr>
+      <w:r>
+        <w:t xml:space="preserve">consent + immutable provenance. "Said is not true" is enforced at ingest.</w:t>
+      </w:r>
+    </w:p>
+    <w:p>
+      <w:pPr>
+        <w:spacing w:after="120"/>
+      </w:pPr>
+      <w:r>
+        <w:t xml:space="preserve">FEATURE COUNT: 223 (218 + 5 Lecture Query features, [215]-[219]); composed of</w:t>
+      </w:r>
+    </w:p>
+    <w:p>
+      <w:pPr>
+        <w:spacing w:after="120"/>
+      </w:pPr>
+      <w:r>
+        <w:t xml:space="preserve">built + specified subsystems, packaged mode SPEC. Cross-refs: Lecture Query Mode</w:t>
+      </w:r>
+    </w:p>
+    <w:p>
+      <w:pPr>
+        <w:spacing w:after="120"/>
+      </w:pPr>
+      <w:r>
+        <w:t xml:space="preserve">Specification (Word); Provisional Patent Section XII ([0045]-[0048]), claims 55-62,</w:t>
+      </w:r>
+    </w:p>
+    <w:p>
+      <w:pPr>
+        <w:spacing w:after="120"/>
+      </w:pPr>
+      <w:r>
+        <w:t xml:space="preserve">FIG. 39-40; Bible amendment "Lecture Query: a New Interaction Mode (2026-10-02)";</w:t>
+      </w:r>
+    </w:p>
+    <w:p>
+      <w:pPr>
+        <w:spacing w:after="120"/>
+      </w:pPr>
+      <w:r>
+        <w:t xml:space="preserve">Canonical Engine Spec mode note.</w:t>
       </w:r>
     </w:p>
     <w:sectPr>

--- a/docs/QueryBook-Registry.docx
+++ b/docs/QueryBook-Registry.docx
@@ -8,7 +8,7 @@
         <w:spacing w:after="160"/>
       </w:pPr>
       <w:r>
-        <w:t xml:space="preserve">QueryBook Master Feature Registry</w:t>
+        <w:t xml:space="preserve">QueryBook Feature Registry</w:t>
       </w:r>
     </w:p>
     <w:p>
@@ -69,8 +69,8 @@
     </w:p>
     <w:p>
       <w:pPr>
-        <w:spacing w:after="40"/>
-        <w:ind w:left="360"/>
+        <w:pStyle w:val="Heading2"/>
+        <w:spacing w:after="90" w:before="220"/>
       </w:pPr>
       <w:r>
         <w:t xml:space="preserve">1. Ingestion Features (All Pathways)</w:t>
@@ -150,8 +150,8 @@
     </w:p>
     <w:p>
       <w:pPr>
-        <w:spacing w:after="40"/>
-        <w:ind w:left="360"/>
+        <w:pStyle w:val="Heading2"/>
+        <w:spacing w:after="90" w:before="220"/>
       </w:pPr>
       <w:r>
         <w:t xml:space="preserve">2. Information → Knowledge Conversion</w:t>
@@ -231,8 +231,8 @@
     </w:p>
     <w:p>
       <w:pPr>
-        <w:spacing w:after="40"/>
-        <w:ind w:left="360"/>
+        <w:pStyle w:val="Heading2"/>
+        <w:spacing w:after="90" w:before="220"/>
       </w:pPr>
       <w:r>
         <w:t xml:space="preserve">3. Video Observational Learning Features</w:t>
@@ -304,8 +304,8 @@
     </w:p>
     <w:p>
       <w:pPr>
-        <w:spacing w:after="40"/>
-        <w:ind w:left="360"/>
+        <w:pStyle w:val="Heading2"/>
+        <w:spacing w:after="90" w:before="220"/>
       </w:pPr>
       <w:r>
         <w:t xml:space="preserve">4. Concept Formation &amp;amp; Noise Elimination</w:t>
@@ -377,8 +377,8 @@
     </w:p>
     <w:p>
       <w:pPr>
-        <w:spacing w:after="40"/>
-        <w:ind w:left="360"/>
+        <w:pStyle w:val="Heading2"/>
+        <w:spacing w:after="90" w:before="220"/>
       </w:pPr>
       <w:r>
         <w:t xml:space="preserve">5. World Model Features</w:t>
@@ -442,8 +442,8 @@
     </w:p>
     <w:p>
       <w:pPr>
-        <w:spacing w:after="40"/>
-        <w:ind w:left="360"/>
+        <w:pStyle w:val="Heading2"/>
+        <w:spacing w:after="90" w:before="220"/>
       </w:pPr>
       <w:r>
         <w:t xml:space="preserve">6. Conceptual Memory Features</w:t>
@@ -491,8 +491,8 @@
     </w:p>
     <w:p>
       <w:pPr>
-        <w:spacing w:after="40"/>
-        <w:ind w:left="360"/>
+        <w:pStyle w:val="Heading2"/>
+        <w:spacing w:after="90" w:before="220"/>
       </w:pPr>
       <w:r>
         <w:t xml:space="preserve">7. Skill Inventory Features</w:t>
@@ -540,8 +540,8 @@
     </w:p>
     <w:p>
       <w:pPr>
-        <w:spacing w:after="40"/>
-        <w:ind w:left="360"/>
+        <w:pStyle w:val="Heading2"/>
+        <w:spacing w:after="90" w:before="220"/>
       </w:pPr>
       <w:r>
         <w:t xml:space="preserve">8. Reasoning &amp;amp; Simulation Features</w:t>
@@ -597,8 +597,8 @@
     </w:p>
     <w:p>
       <w:pPr>
-        <w:spacing w:after="40"/>
-        <w:ind w:left="360"/>
+        <w:pStyle w:val="Heading2"/>
+        <w:spacing w:after="90" w:before="220"/>
       </w:pPr>
       <w:r>
         <w:t xml:space="preserve">9. Motivational &amp;amp; Emotional Context</w:t>
@@ -654,8 +654,8 @@
     </w:p>
     <w:p>
       <w:pPr>
-        <w:spacing w:after="40"/>
-        <w:ind w:left="360"/>
+        <w:pStyle w:val="Heading2"/>
+        <w:spacing w:after="90" w:before="220"/>
       </w:pPr>
       <w:r>
         <w:t xml:space="preserve">10. SelfModel &amp;amp; Metacognition Features</w:t>
@@ -703,8 +703,8 @@
     </w:p>
     <w:p>
       <w:pPr>
-        <w:spacing w:after="40"/>
-        <w:ind w:left="360"/>
+        <w:pStyle w:val="Heading2"/>
+        <w:spacing w:after="90" w:before="220"/>
       </w:pPr>
       <w:r>
         <w:t xml:space="preserve">11. Memory Reset Features</w:t>
@@ -752,8 +752,8 @@
     </w:p>
     <w:p>
       <w:pPr>
-        <w:spacing w:after="40"/>
-        <w:ind w:left="360"/>
+        <w:pStyle w:val="Heading2"/>
+        <w:spacing w:after="90" w:before="220"/>
       </w:pPr>
       <w:r>
         <w:t xml:space="preserve">12. AGI Convergence Features</w:t>
@@ -1129,8 +1129,8 @@
     </w:p>
     <w:p>
       <w:pPr>
-        <w:spacing w:after="40"/>
-        <w:ind w:left="360"/>
+        <w:pStyle w:val="Heading2"/>
+        <w:spacing w:after="90" w:before="220"/>
       </w:pPr>
       <w:r>
         <w:t xml:space="preserve">2. Ingestion Features (All Pathways)</w:t>
@@ -1210,8 +1210,8 @@
     </w:p>
     <w:p>
       <w:pPr>
-        <w:spacing w:after="40"/>
-        <w:ind w:left="360"/>
+        <w:pStyle w:val="Heading2"/>
+        <w:spacing w:after="90" w:before="220"/>
       </w:pPr>
       <w:r>
         <w:t xml:space="preserve">3. Information → Knowledge Conversion</w:t>
@@ -1291,8 +1291,8 @@
     </w:p>
     <w:p>
       <w:pPr>
-        <w:spacing w:after="40"/>
-        <w:ind w:left="360"/>
+        <w:pStyle w:val="Heading2"/>
+        <w:spacing w:after="90" w:before="220"/>
       </w:pPr>
       <w:r>
         <w:t xml:space="preserve">4. Video Observational Learning Features</w:t>
@@ -1364,8 +1364,8 @@
     </w:p>
     <w:p>
       <w:pPr>
-        <w:spacing w:after="40"/>
-        <w:ind w:left="360"/>
+        <w:pStyle w:val="Heading2"/>
+        <w:spacing w:after="90" w:before="220"/>
       </w:pPr>
       <w:r>
         <w:t xml:space="preserve">5. Concept Formation &amp;amp; Noise Elimination</w:t>
@@ -1437,8 +1437,8 @@
     </w:p>
     <w:p>
       <w:pPr>
-        <w:spacing w:after="40"/>
-        <w:ind w:left="360"/>
+        <w:pStyle w:val="Heading2"/>
+        <w:spacing w:after="90" w:before="220"/>
       </w:pPr>
       <w:r>
         <w:t xml:space="preserve">6. World Model Features</w:t>
@@ -1502,8 +1502,8 @@
     </w:p>
     <w:p>
       <w:pPr>
-        <w:spacing w:after="40"/>
-        <w:ind w:left="360"/>
+        <w:pStyle w:val="Heading2"/>
+        <w:spacing w:after="90" w:before="220"/>
       </w:pPr>
       <w:r>
         <w:t xml:space="preserve">7. Conceptual Memory Features</w:t>
@@ -1551,8 +1551,8 @@
     </w:p>
     <w:p>
       <w:pPr>
-        <w:spacing w:after="40"/>
-        <w:ind w:left="360"/>
+        <w:pStyle w:val="Heading2"/>
+        <w:spacing w:after="90" w:before="220"/>
       </w:pPr>
       <w:r>
         <w:t xml:space="preserve">8. Skill Inventory Features</w:t>
@@ -1600,8 +1600,8 @@
     </w:p>
     <w:p>
       <w:pPr>
-        <w:spacing w:after="40"/>
-        <w:ind w:left="360"/>
+        <w:pStyle w:val="Heading2"/>
+        <w:spacing w:after="90" w:before="220"/>
       </w:pPr>
       <w:r>
         <w:t xml:space="preserve">9. Reasoning &amp;amp; Simulation Features</w:t>
@@ -1657,8 +1657,8 @@
     </w:p>
     <w:p>
       <w:pPr>
-        <w:spacing w:after="40"/>
-        <w:ind w:left="360"/>
+        <w:pStyle w:val="Heading2"/>
+        <w:spacing w:after="90" w:before="220"/>
       </w:pPr>
       <w:r>
         <w:t xml:space="preserve">10. Motivational &amp;amp; Emotional Context</w:t>
@@ -1714,8 +1714,8 @@
     </w:p>
     <w:p>
       <w:pPr>
-        <w:spacing w:after="40"/>
-        <w:ind w:left="360"/>
+        <w:pStyle w:val="Heading2"/>
+        <w:spacing w:after="90" w:before="220"/>
       </w:pPr>
       <w:r>
         <w:t xml:space="preserve">11. SelfModel &amp;amp; Metacognition Features</w:t>
@@ -1763,8 +1763,8 @@
     </w:p>
     <w:p>
       <w:pPr>
-        <w:spacing w:after="40"/>
-        <w:ind w:left="360"/>
+        <w:pStyle w:val="Heading2"/>
+        <w:spacing w:after="90" w:before="220"/>
       </w:pPr>
       <w:r>
         <w:t xml:space="preserve">12. Memory Reset Features</w:t>
@@ -1812,8 +1812,8 @@
     </w:p>
     <w:p>
       <w:pPr>
-        <w:spacing w:after="40"/>
-        <w:ind w:left="360"/>
+        <w:pStyle w:val="Heading2"/>
+        <w:spacing w:after="90" w:before="220"/>
       </w:pPr>
       <w:r>
         <w:t xml:space="preserve">13. AGI Convergence Features</w:t>
@@ -2109,8 +2109,8 @@
     </w:p>
     <w:p>
       <w:pPr>
-        <w:spacing w:after="40"/>
-        <w:ind w:left="360"/>
+        <w:pStyle w:val="Heading2"/>
+        <w:spacing w:after="90" w:before="220"/>
       </w:pPr>
       <w:r>
         <w:t xml:space="preserve">2. INGESTION FUNCTIONS (All Pathways)</w:t>
@@ -2310,8 +2310,8 @@
     </w:p>
     <w:p>
       <w:pPr>
-        <w:spacing w:after="40"/>
-        <w:ind w:left="360"/>
+        <w:pStyle w:val="Heading2"/>
+        <w:spacing w:after="90" w:before="220"/>
       </w:pPr>
       <w:r>
         <w:t xml:space="preserve">3. INFORMATION → KNOWLEDGE</w:t>
@@ -2383,8 +2383,8 @@
     </w:p>
     <w:p>
       <w:pPr>
-        <w:spacing w:after="40"/>
-        <w:ind w:left="360"/>
+        <w:pStyle w:val="Heading2"/>
+        <w:spacing w:after="90" w:before="220"/>
       </w:pPr>
       <w:r>
         <w:t xml:space="preserve">4. VIDEO OBSERVATIONAL LEARNING</w:t>
@@ -2464,8 +2464,8 @@
     </w:p>
     <w:p>
       <w:pPr>
-        <w:spacing w:after="40"/>
-        <w:ind w:left="360"/>
+        <w:pStyle w:val="Heading2"/>
+        <w:spacing w:after="90" w:before="220"/>
       </w:pPr>
       <w:r>
         <w:t xml:space="preserve">5. CONCEPT FORMATION &amp;amp; NOISE</w:t>
@@ -2529,8 +2529,8 @@
     </w:p>
     <w:p>
       <w:pPr>
-        <w:spacing w:after="40"/>
-        <w:ind w:left="360"/>
+        <w:pStyle w:val="Heading2"/>
+        <w:spacing w:after="90" w:before="220"/>
       </w:pPr>
       <w:r>
         <w:t xml:space="preserve">6. WORLD MODEL FUNCTIONS</w:t>
@@ -2586,8 +2586,8 @@
     </w:p>
     <w:p>
       <w:pPr>
-        <w:spacing w:after="40"/>
-        <w:ind w:left="360"/>
+        <w:pStyle w:val="Heading2"/>
+        <w:spacing w:after="90" w:before="220"/>
       </w:pPr>
       <w:r>
         <w:t xml:space="preserve">7. CONCEPTUAL MEMORY FUNCTIONS</w:t>
@@ -2627,8 +2627,8 @@
     </w:p>
     <w:p>
       <w:pPr>
-        <w:spacing w:after="40"/>
-        <w:ind w:left="360"/>
+        <w:pStyle w:val="Heading2"/>
+        <w:spacing w:after="90" w:before="220"/>
       </w:pPr>
       <w:r>
         <w:t xml:space="preserve">8. SKILL INVENTORY FUNCTIONS</w:t>
@@ -2668,8 +2668,8 @@
     </w:p>
     <w:p>
       <w:pPr>
-        <w:spacing w:after="40"/>
-        <w:ind w:left="360"/>
+        <w:pStyle w:val="Heading2"/>
+        <w:spacing w:after="90" w:before="220"/>
       </w:pPr>
       <w:r>
         <w:t xml:space="preserve">9. REASONING &amp;amp; SIMULATION FUNCTIONS</w:t>
@@ -2717,8 +2717,8 @@
     </w:p>
     <w:p>
       <w:pPr>
-        <w:spacing w:after="40"/>
-        <w:ind w:left="360"/>
+        <w:pStyle w:val="Heading2"/>
+        <w:spacing w:after="90" w:before="220"/>
       </w:pPr>
       <w:r>
         <w:t xml:space="preserve">10. MOTIVATIONAL &amp;amp; EMOTIONAL</w:t>
@@ -2766,8 +2766,8 @@
     </w:p>
     <w:p>
       <w:pPr>
-        <w:spacing w:after="40"/>
-        <w:ind w:left="360"/>
+        <w:pStyle w:val="Heading2"/>
+        <w:spacing w:after="90" w:before="220"/>
       </w:pPr>
       <w:r>
         <w:t xml:space="preserve">11. SELFMODEL &amp;amp; METACOGNITION</w:t>
@@ -2815,8 +2815,8 @@
     </w:p>
     <w:p>
       <w:pPr>
-        <w:spacing w:after="40"/>
-        <w:ind w:left="360"/>
+        <w:pStyle w:val="Heading2"/>
+        <w:spacing w:after="90" w:before="220"/>
       </w:pPr>
       <w:r>
         <w:t xml:space="preserve">12. MEMORY RESET FUNCTIONS</w:t>
@@ -2856,8 +2856,8 @@
     </w:p>
     <w:p>
       <w:pPr>
-        <w:spacing w:after="40"/>
-        <w:ind w:left="360"/>
+        <w:pStyle w:val="Heading2"/>
+        <w:spacing w:after="90" w:before="220"/>
       </w:pPr>
       <w:r>
         <w:t xml:space="preserve">13. AGI CONVERGENCE FUNCTIONS</w:t>
@@ -3017,8 +3017,8 @@
     </w:p>
     <w:p>
       <w:pPr>
-        <w:spacing w:after="40"/>
-        <w:ind w:left="360"/>
+        <w:pStyle w:val="Heading2"/>
+        <w:spacing w:after="90" w:before="220"/>
       </w:pPr>
       <w:r>
         <w:t xml:space="preserve">1. Governance layer (Prime Directive)</w:t>
@@ -3082,8 +3082,8 @@
     </w:p>
     <w:p>
       <w:pPr>
-        <w:spacing w:after="40"/>
-        <w:ind w:left="360"/>
+        <w:pStyle w:val="Heading2"/>
+        <w:spacing w:after="90" w:before="220"/>
       </w:pPr>
       <w:r>
         <w:t xml:space="preserve">2. Ingestion layer</w:t>
@@ -3179,8 +3179,8 @@
     </w:p>
     <w:p>
       <w:pPr>
-        <w:spacing w:after="40"/>
-        <w:ind w:left="360"/>
+        <w:pStyle w:val="Heading2"/>
+        <w:spacing w:after="90" w:before="220"/>
       </w:pPr>
       <w:r>
         <w:t xml:space="preserve">3. Information → knowledge conversion layer</w:t>
@@ -3260,8 +3260,8 @@
     </w:p>
     <w:p>
       <w:pPr>
-        <w:spacing w:after="40"/>
-        <w:ind w:left="360"/>
+        <w:pStyle w:val="Heading2"/>
+        <w:spacing w:after="90" w:before="220"/>
       </w:pPr>
       <w:r>
         <w:t xml:space="preserve">4. World model &amp;amp; concept layer</w:t>
@@ -3325,8 +3325,8 @@
     </w:p>
     <w:p>
       <w:pPr>
-        <w:spacing w:after="40"/>
-        <w:ind w:left="360"/>
+        <w:pStyle w:val="Heading2"/>
+        <w:spacing w:after="90" w:before="220"/>
       </w:pPr>
       <w:r>
         <w:t xml:space="preserve">5. Video observational learning layer</w:t>
@@ -3382,8 +3382,8 @@
     </w:p>
     <w:p>
       <w:pPr>
-        <w:spacing w:after="40"/>
-        <w:ind w:left="360"/>
+        <w:pStyle w:val="Heading2"/>
+        <w:spacing w:after="90" w:before="220"/>
       </w:pPr>
       <w:r>
         <w:t xml:space="preserve">6. Skill inventory &amp;amp; reasoning/simulation layer</w:t>
@@ -3487,8 +3487,8 @@
     </w:p>
     <w:p>
       <w:pPr>
-        <w:spacing w:after="40"/>
-        <w:ind w:left="360"/>
+        <w:pStyle w:val="Heading2"/>
+        <w:spacing w:after="90" w:before="220"/>
       </w:pPr>
       <w:r>
         <w:t xml:space="preserve">7. Motivational, emotional, and selfmodel layer</w:t>
@@ -3560,8 +3560,8 @@
     </w:p>
     <w:p>
       <w:pPr>
-        <w:spacing w:after="40"/>
-        <w:ind w:left="360"/>
+        <w:pStyle w:val="Heading2"/>
+        <w:spacing w:after="90" w:before="220"/>
       </w:pPr>
       <w:r>
         <w:t xml:space="preserve">8. Memory reset &amp;amp; AGI convergence layer</w:t>
@@ -3681,8 +3681,8 @@
     </w:p>
     <w:p>
       <w:pPr>
-        <w:spacing w:after="40"/>
-        <w:ind w:left="360"/>
+        <w:pStyle w:val="Heading2"/>
+        <w:spacing w:after="90" w:before="220"/>
       </w:pPr>
       <w:r>
         <w:t xml:space="preserve">1. Core System &amp; Architecture</w:t>
@@ -3738,8 +3738,8 @@
     </w:p>
     <w:p>
       <w:pPr>
-        <w:spacing w:after="40"/>
-        <w:ind w:left="360"/>
+        <w:pStyle w:val="Heading2"/>
+        <w:spacing w:after="90" w:before="220"/>
       </w:pPr>
       <w:r>
         <w:t xml:space="preserve">2. Rights, Permissions &amp; Licensing</w:t>
@@ -3771,8 +3771,8 @@
     </w:p>
     <w:p>
       <w:pPr>
-        <w:spacing w:after="40"/>
-        <w:ind w:left="360"/>
+        <w:pStyle w:val="Heading2"/>
+        <w:spacing w:after="90" w:before="220"/>
       </w:pPr>
       <w:r>
         <w:t xml:space="preserve">3. Portals (Full Set)</w:t>
@@ -3828,8 +3828,8 @@
     </w:p>
     <w:p>
       <w:pPr>
-        <w:spacing w:after="40"/>
-        <w:ind w:left="360"/>
+        <w:pStyle w:val="Heading2"/>
+        <w:spacing w:after="90" w:before="220"/>
       </w:pPr>
       <w:r>
         <w:t xml:space="preserve">4. Layout &amp; Edition Capabilities</w:t>
@@ -3861,8 +3861,8 @@
     </w:p>
     <w:p>
       <w:pPr>
-        <w:spacing w:after="40"/>
-        <w:ind w:left="360"/>
+        <w:pStyle w:val="Heading2"/>
+        <w:spacing w:after="90" w:before="220"/>
       </w:pPr>
       <w:r>
         <w:t xml:space="preserve">5. Semantic &amp; Knowledge Layer</w:t>
@@ -3918,8 +3918,8 @@
     </w:p>
     <w:p>
       <w:pPr>
-        <w:spacing w:after="40"/>
-        <w:ind w:left="360"/>
+        <w:pStyle w:val="Heading2"/>
+        <w:spacing w:after="90" w:before="220"/>
       </w:pPr>
       <w:r>
         <w:t xml:space="preserve">6. Education &amp; Learning Features</w:t>
@@ -3983,8 +3983,8 @@
     </w:p>
     <w:p>
       <w:pPr>
-        <w:spacing w:after="40"/>
-        <w:ind w:left="360"/>
+        <w:pStyle w:val="Heading2"/>
+        <w:spacing w:after="90" w:before="220"/>
       </w:pPr>
       <w:r>
         <w:t xml:space="preserve">7. Reader Experience Features</w:t>
@@ -4040,8 +4040,8 @@
     </w:p>
     <w:p>
       <w:pPr>
-        <w:spacing w:after="40"/>
-        <w:ind w:left="360"/>
+        <w:pStyle w:val="Heading2"/>
+        <w:spacing w:after="90" w:before="220"/>
       </w:pPr>
       <w:r>
         <w:t xml:space="preserve">8. APIs (Full Universal API Layer)</w:t>
@@ -4113,8 +4113,8 @@
     </w:p>
     <w:p>
       <w:pPr>
-        <w:spacing w:after="40"/>
-        <w:ind w:left="360"/>
+        <w:pStyle w:val="Heading2"/>
+        <w:spacing w:after="90" w:before="220"/>
       </w:pPr>
       <w:r>
         <w:t xml:space="preserve">9. Extensibility &amp; Future Proofing</w:t>
@@ -4194,8 +4194,8 @@
     </w:p>
     <w:p>
       <w:pPr>
-        <w:spacing w:after="40"/>
-        <w:ind w:left="360"/>
+        <w:pStyle w:val="Heading2"/>
+        <w:spacing w:after="90" w:before="220"/>
       </w:pPr>
       <w:r>
         <w:t xml:space="preserve">10. Security, Sandboxing &amp; Compliance</w:t>
@@ -5806,7 +5806,7 @@
         <w:spacing w:after="120"/>
       </w:pPr>
       <w:r>
-        <w:t xml:space="preserve">Section Section Name Definition / Description 8.1 Ingestion Layer Performs format detection, OCR, segmentation, metadata extraction, media harvesting, Fact Unit generation, and provenance hashing. Produces deterministic ingestion outputs for all downstream layers. 8.2 Semantic Structuring Layer Normalizes text, extracts entities, maps relationships, clusters topics, aligns cross document content, and links media. Produces structured semantic representations. 8.3 Provenance Layer Computes DPH/RPH, manages provenance manifests, anchors lineage, and ensures tamper evident semantic state. 8.4 Semantic Indexing Layer Builds vector indexes, keyword indexes, graph structures, topic clusters, and media aware indexes for hybrid retrieval. 8.5 Knowledge Container Layer Packages semantic content into portable, versioned Knowledge Containers with manifests, Fact Units, indexes, and provenance. 8.6 Universal API Gateway Provides REST/GraphQL/WebSocket interfaces, authentication, rate limits, plugin sandboxing, and multi deployment routing. 8.7 Query &amp; Response Engine Executes parsing, intent classification, hybrid retrieval, composite scoring, reasoning, synthesis, and template driven response generation. 8.8 Multi Document Synthesis Layer Aligns content across documents, resolves conflicts, applies edition precedence, and generates citation grounded synthesis. 8.9 Synchronization &amp; Offline Layer Provides CRDT based sync, offline operation, air gapped bundles, and deterministic merge rules. 8.10 Device Agnostic Interface Layer Renders responses using IDP rules across web, mobile, e ink, kiosk, screen reader, and AR/VR devices. 8.11 Administration &amp; RBAC Layer Implements six tier RBAC, audit logging, overlays, configuration, and institutional governance. 8.12 Encryption &amp; Key Hierarchy Enforces hierarchical encryption (Root → Deployment → Container → Layer → Session → Ephemeral) and enclave verified operations. 8.13 Optional NFT &amp; Licensing Layer Provides blockchain anchored certification, licensing tokens, rights bundles, edition lineage NFTs, and selective disclosure. 8.14 Cross Layer Systems Systems spanning ingestion, structuring, retrieval, synthesis, provenance, and rendering to ensure deterministic behavior. 8.15 Interaction Modes Defines 28 operational modes across conversational, educational, media, archival, and developer workflows. 8.16 Deployment Architecture Supports SaaS, CPE, offline, and air gapped deployments with rolling upgrades, failover, and deterministic reconstruction. 8.17 Hardware Embodiments Cloud servers, on prem appliances, mobile devices, embedded devices, and air gapped hardware configurations. 8.18 Software Modules Defines ingestion, structuring, provenance, Fact Store, query engine, synthesis, sync, interface, admin, and licensing modules. 8.19 System Initialization Loads configuration, initializes key hierarchy, registers containers, activates modules, and verifies system health. 8.20 Configuration Management Versioned configuration across deployment, institution, container, and layer scopes. 8.21 Logging, Monitoring, Telemetry Provides observability across ingestion, structuring, retrieval, synthesis, rendering, and sync. 8.22 Error Handling &amp; Fault Tolerance Layer scoped isolation, retries, deterministic recovery, graceful degradation, and offline safe error handling. 8.23 Security Model Authentication, authorization, encryption, provenance integrity, enclave execution, and policy enforcement. 8.24 Licensing &amp; Rights Management Rights bundles, licensing tokens, enforcement, revocation, and selective disclosure. 8.25 Offline &amp; Air Gapped Operation Full local execution of semantic pipelines with sync bundles and enclave verified checkpoints. 8.26 Multi Tenant Isolation Namespace, cryptographic, resource, policy, and provenance isolation for SaaS tenants. 8.27 Semantic Normalization Ontology mapping, canonicalization, relationship normalization, topic harmonization, and media integration. 8.28 Cross Document Alignment Entity, topic, temporal, and media alignment across documents and editions. 8.29 Semantic Diffing Fact Unit diffing, index diffing, media diffing, edition diffing, and container diffing. 8.30 Pedagogical Scaffolding Scaffolding rules, difficulty modulation, instructional overlays, assessment integration, and adaptive learning. 8.31 Media Aware Retrieval Cross modal retrieval, metadata integration, multi modal synthesis, device aware rendering, and rights enforcement. 8.32 Provenance Verified Aggregation Aggregation rules, provenance binding, continuity, selective disclosure, and provenance aware rendering. 8.33 Confidence Scoring Semantic alignment, source reliability, retrieval confidence, synthesis confidence, and provenance strength. 8.34 Template Driven Generation Template selection, slot filling, pedagogical modulation, device formatting, and citation integration. 8.35 Query Interpretation Parsing, intent classification, entity extraction, topic identification, and constraint detection. 8.36 Hybrid Retrieval Vector, keyword, graph, topic cluster, and media aware retrieval. 8.37 Multi Document Reasoning Corroboration, conflict detection, conflict resolution, contextual integration, and multi source summarization. 8.38 Edition Aware Synthesis Edition precedence, edition scoped retrieval, edition aware summarization, and edition linked citations. 8.39 Timeline Reconstruction Temporal extraction, alignment, sequencing, summarization, and visualization. 8.40 Entity Focused Exploration Entity profiles, relationship graphs, cross document views, entity scoped retrieval, and entity linked citations. 8.41 Topic Focused Exploration Topic profiles, hierarchies, topic scoped retrieval, topic linked citations, and topic summarization. 8.42 Document Navigation Structural indexing, section scoped retrieval, structural summarization, structural comparison, and structural rendering. 8.43 Semantic Exploration Mode Relationship based navigation, semantic graphs, pathfinding, neighborhoods, and semantic filters. 8.44 Archive &amp; Retrieval Modes Chat archive, semantic snapshots, edition archive, query replay, and archive integrity verification. 8.45 Developer &amp; Customization Modes Developer mode, template debug, custom mode, engineering mode, and sandbox execution. 8.46 Semantic Integrity Guarantees Immutable Fact Units, deterministic structuring, consistent indexing, consistent synthesis, and consistent rendering. 8.47 Deterministic Merge CRDT merging, provenance aware conflict resolution, container merging, index merging, and sync merging. 8.48 Semantic Health Checks Index integrity, container integrity, provenance integrity, drift detection, and recovery procedures. 8.49 Semantic Drift Management Drift detection, classification, mitigation, drift aware retrieval, and drift aware synthesis. 8.50 Domain Specific Overlays Medical, legal, technical, educational, and institutional overlays. 8.51 Redaction &amp; Filtering Redaction rules, policy enforcement, context aware redaction, redaction logging, and safe rendering. 8.52 Accessibility &amp; Inclusive Design WCAG compliance, alt text, captions, difficulty adjustment, multi modal output, and device adaptation. 8.53 Internationalization Multilingual structuring, localized templates, regional licensing, cultural adaptation, and cross language alignment. 8.54 Performance Optimization Index caching, query optimization, incremental structuring, parallel processing, and adaptive resource allocation. 8.55 Storage Optimization Container compression, index compaction, media deduplication, tiered storage, and storage aware rendering. 8.56 Energy Efficient Operation Low power retrieval, adaptive compute scaling, offline execution, energy aware rendering, and efficient indexes. 8.57 Network Models High bandwidth, low bandwidth, intermittent, offline, and air gapped connectivity profiles. 8.58 Multi Region Deployment Regional clusters, geo distributed storage, cross region failover, region scoped licensing, and region aware rendering. 8.59 Load Balancing Query, ingestion, structuring, adaptive routing, and priority scheduling. 8.60 High Availability Architecture Redundant nodes, automatic failover, rolling upgrades, blue green deployments, and canary releases. 8.61 Disaster Recovery Container backups, index reconstruction, provenance re verification, sync restoration, and key recovery. 8.62 Compliance Support Data sovereignty, audit logging, licensing compliance, accessibility compliance, and privacy compliance. 8.63 External Integrations LMS, identity providers, CMS, analytics platforms, and institutional databases. 8.64 Extensibility Framework Plugin architecture, capability permissions, sandbox execution, template extensions, and overlay extensions. 8.65 Observability &amp; Telemetry Semantic telemetry, retrieval telemetry, synthesis telemetry, rendering telemetry, and export. 8.66 Semantic Policy Engine Policy definition, evaluation, enforcement, overrides, and logging. 8.67 Semantic Safety Safety filters, context aware moderation, consistency checks, misinterpretation prevention, and safety logging. 8.68 Personalization Role based, history based, institution scoped, device aware, and privacy preserving personalization. 8.69 Semantic Compression Deduplication, index pruning, media compression, semantic hashing, and container minimization. 8.70 Semantic Enrichment Relationship enrichment, topic expansion, media enrichment, contextual enrichment, and cross source enrichment. 8.71 Semantic Lifecycle Management Creation, evolution, drift monitoring, deprecation, and retirement. 8.72 Provenance Chains Chain construction, extension, verification, compression, and rendering. 8.73 Semantic Time Travel Historical snapshots, time scoped retrieval, time scoped synthesis, temporal diffing, and historical rendering. 8.74 Semantic Audit Trails Operation logging, layer scoped entries, cross layer correlation, export, and integrity verification. 8.75 Semantic Replay Replay inputs, deterministic execution, historical re execution, debugging, and replay logging. 8.76 Semantic Sandboxing Sandbox environments, experimental models, safe evaluation, controlled promotion, and isolation guarantees. 8.77 Semantic Versioning Version identifiers, backward compatibility, controlled rollouts, version pinning, and auditing. 8.78 Semantic Hot Swapping Hot swappable models, state preservation, rollback, zero downtime deployment, and compatibility checks. 8.79 Semantic Load Shedding Priority shedding, graceful degradation, resource aware shedding, role aware shedding, and resumption. 8.80 Semantic Throttling Ingestion, retrieval, synthesis, rendering, and adaptive throttling. 8.81 Semantic Cost Modeling Cost metrics, cost aware retrieval, cost aware synthesis, cost aware rendering, and institutional cost policies. 8.82 Semantic Benchmarking Benchmark suites, stress testing, regression testing, comparative testing, </w:t>
+        <w:t xml:space="preserve">Section Section Name Definition / Description 8.1 Ingestion Layer Performs format detection, OCR, segmentation, metadata extraction, media harvesting, Fact Unit generation, and provenance hashing. Produces deterministic ingestion outputs for all downstream layers. 8.2 Semantic Structuring Layer Normalizes text, extracts entities, maps relationships, clusters topics, aligns cross document content, and links media. Produces structured semantic representations. 8.3 Provenance Layer Computes DPH/RPH, manages provenance manifests, anchors lineage, and ensures tamper evident semantic state. 8.4 Semantic Indexing Layer Builds vector indexes, keyword indexes, graph structures, topic clusters, and media aware indexes for hybrid retrieval. 8.5 Knowledge Container Layer Packages semantic content into portable, versioned Knowledge Containers with manifests, Fact Units, indexes, and provenance. 8.6 Universal API Gateway Provides REST/GraphQL/WebSocket interfaces, authentication, rate limits, plugin sandboxing, and multi deployment routing. 8.7 Query &amp; Response Engine Executes parsing, intent classification, hybrid retrieval, composite scoring, reasoning, synthesis, and template driven response generation. 8.8 Multi Document Synthesis Layer Aligns content across documents, resolves conflicts, applies edition precedence, and generates citation grounded synthesis. 8.9 Synchronization &amp; Offline Layer Provides CRDT based sync, offline operation, air gapped bundles, and deterministic merge rules. 8.10 Device Agnostic Interface Layer Renders responses using IDP rules across web, mobile, e ink, kiosk, screen reader, and AR/VR devices. 8.11 Administration &amp; RBAC Layer Implements six tier RBAC, audit logging, overlays, configuration, and institutional governance. 8.12 Encryption &amp; Key Hierarchy Enforces hierarchical encryption (Root → Deployment → Container → Layer → Session → Ephemeral) and enclave verified operations. 8.13 Optional NFT &amp; Licensing Layer Provides blockchain anchored certification, licensing tokens, rights bundles, edition lineage NFTs, and selective disclosure. 8.14 Cross Layer Systems Systems spanning ingestion, structuring, retrieval, synthesis, provenance, and rendering to ensure deterministic behavior. 8.15 Interaction Modes Defines 28 operational modes across conversational, educational, media, archival, and developer workflows. 8.16 Deployment Architecture Supports SaaS, CPE, offline, and air gapped deployments with rolling upgrades, failover, and deterministic reconstruction. 8.17 Hardware Embodiments Cloud servers, on prem appliances, mobile devices, embedded devices, and air gapped hardware configurations. 8.18 Software Modules Defines ingestion, structuring, provenance, Fact Store, query engine, synthesis, sync, interface, admin, and licensing modules. 8.19 System Initialization Loads configuration, initializes key hierarchy, registers containers, activates modules, and verifies system health. 8.20 Configuration Management Versioned configuration across deployment, institution, container, and layer scopes. 8.21 Logging, Monitoring, Telemetry Provides observability across ingestion, structuring, retrieval, synthesis, rendering, and sync. 8.22 Error Handling &amp; Fault Tolerance Layer scoped isolation, retries, deterministic recovery, graceful degradation, and offline safe error handling. 8.23 Security Model Authentication, authorization, encryption, provenance integrity, enclave execution, and policy enforcement. 8.24 Licensing &amp; Rights Management Rights bundles, licensing tokens, enforcement, revocation, and selective disclosure. 8.25 Offline &amp; Air Gapped Operation Full local execution of semantic pipelines with sync bundles and enclave verified checkpoints. 8.26 Multi Tenant Isolation Namespace, cryptographic, resource, policy, and provenance isolation for SaaS tenants. 8.27 Semantic Normalization Ontology mapping, canonicalization, relationship normalization, topic harmonization, and media integration. 8.28 Cross Document Alignment Entity, topic, temporal, and media alignment across documents and editions. 8.29 Semantic Diffing Fact Unit diffing, index diffing, media diffing, edition diffing, and container diffing. 8.30 Pedagogical Scaffolding Scaffolding rules, difficulty modulation, instructional overlays, assessment integration, and adaptive learning. 8.31 Media Aware Retrieval Cross modal retrieval, metadata integration, multi modal synthesis, device aware rendering, and rights enforcement. 8.32 Provenance Verified Aggregation Aggregation rules, provenance binding, continuity, selective disclosure, and provenance aware rendering. 8.33 Confidence Scoring Semantic alignment, source reliability, retrieval confidence, synthesis confidence, and provenance strength. 8.34 Template Driven Generation Template selection, slot filling, pedagogical modulation, device formatting, and citation integration. 8.35 Query Interpretation Parsing, intent classification, entity extraction, topic identification, and constraint detection. 8.36 Hybrid Retrieval Vector, keyword, graph, topic cluster, and media aware retrieval. 8.37 Multi Document Reasoning Corroboration, conflict detection, conflict resolution, contextual integration, and multi source summarization. 8.38 Edition Aware Synthesis Edition precedence, edition scoped retrieval, edition aware summarization, and edition linked citations. 8.39 Timeline Reconstruction Temporal extraction, alignment, sequencing, summarization, and visualization. 8.40 Entity Focused Exploration Entity profiles, relationship graphs, cross document views, entity scoped retrieval, and entity linked citations. 8.41 Topic Focused Exploration Topic profiles, hierarchies, topic scoped retrieval, topic linked citations, and topic summarization. 8.42 Document Navigation Structural indexing, section scoped retrieval, structural summarization, structural comparison, and structural rendering. 8.43 Semantic Exploration Mode Relationship based navigation, semantic graphs, pathfinding, neighborhoods, and semantic filters. 8.44 Archive &amp; Retrieval Modes Chat archive, semantic snapshots, edition archive, query replay, and archive integrity verification. 8.45 Developer &amp; Customization Modes Developer mode, template debug, custom mode, engineering mode, and sandbox execution. 8.46 Semantic Integrity Guarantees Immutable Fact Units, deterministic structuring, consistent indexing, consistent synthesis, and consistent rendering. 8.47 Deterministic Merge CRDT merging, provenance aware conflict resolution, container merging, index merging, and sync merging. 8.48 Semantic Health Checks Index integrity, container integrity, provenance integrity, drift detection, and recovery procedures. 8.49 Semantic Drift Management Drift detection, classification, mitigation, drift aware retrieval, and drift aware synthesis. 8.50 Domain Specific Overlays Medical, legal, technical, educational, and institutional overlays. 8.51 Redaction &amp; Filtering Redaction rules, policy enforcement, context aware redaction, redaction logging, and safe rendering. 8.52 Accessibility &amp; Inclusive Design WCAG compliance, alt text, captions, difficulty adjustment, multi modal output, and device adaptation. 8.53 Internationalization Multilingual structuring, localized templates, regional licensing, cultural adaptation, and cross language alignment. 8.54 Performance Optimization Index caching, query optimization, incremental structuring, parallel processing, and adaptive resource allocation. 8.55 Storage Optimization Container compression, index compaction, media deduplication, tiered storage, and storage aware rendering. 8.56 Energy Efficient Operation Low power retrieval, adaptive compute scaling, offline execution, energy aware rendering, and efficient indexes. 8.57 Network Models High bandwidth, low bandwidth, intermittent, offline, and air gapped connectivity profiles. 8.58 Multi Region Deployment Regional clusters, geo distributed storage, cross region failover, region scoped licensing, and region aware rendering. 8.59 Load Balancing Query, ingestion, structuring, adaptive routing, and priority scheduling. 8.60 High Availability Architecture Redundant nodes, automatic failover, rolling upgrades, blue green deployments, and canary releases. 8.61 Disaster Recovery Container backups, index reconstruction, provenance re verification, sync restoration, and key recovery. 8.62 Compliance Support Data sovereignty, audit logging, licensing compliance, accessibility compliance, and privacy compliance. 8.63 External Integrations LMS, identity providers, CMS, analytics platforms, and institutional databases. 8.64 Extensibility Framework Plugin architecture, capability permissions, sandbox execution, template extensions, and overlay extensions. 8.65 Observability &amp; Telemetry Semantic telemetry, retrieval telemetry, synthesis telemetry, rendering telemetry, and export. 8.66 Semantic Policy Engine Policy definition, evaluation, enforcement, overrides, and logging. 8.67 Semantic Safety Safety filters, context aware moderation, consistency checks, misinterpretation prevention, and safety logging. 8.68 Personalization Role based, history based, institution scoped, device aware, and privacy preserving personalization. 8.69 Semantic Compression Deduplication, index pruning, media compression, semantic hashing, and container minimization. 8.70 Semantic Enrichment Relationship enrichment, topic expansion, media enrichment, contextual enrichment, and cross source enrichment. 8.71 Semantic Lifecycle Management Creation, evolution, drift monitoring, deprecation, and retirement. 8.72 Provenance Chains Chain construction, extension, verification, compression, and rendering. 8.73 Semantic Time Travel Historical snapshots, time scoped retrieval, time scoped synthesis, temporal diffing, and historical rendering. 8.74 Semantic Audit Trails Operation logging, layer scoped entries, cross layer correlation, export, and integrity verification. 8.75 Semantic Replay Replay inputs, deterministic execution, historical re execution, debugging, and replay logging. 8.76 Semantic Sandboxing Sandbox environments, experimental models, safe evaluation, controlled promotion, and isolation guarantees. 8.77 Semantic Versioning Version identifiers, backward compatibility, controlled rollouts, version pinning, and auditing. 8.78 Semantic Hot Swapping Hot swappable models, state preservation, rollback, zero downtime deployment, and compatibility checks. 8.79 Semantic Load Shedding Priority shedding, graceful degradation, resource aware shedding, role aware shedding, and resumption. 8.80 Semantic Throttling Ingestion, retrieval, synthesis, rendering, and adaptive throttling. 8.81 Semantic Cost Modeling Cost metrics, cost aware retrieval, cost aware synthesis, cost aware rendering, and institutional cost policies. 8.82 Semantic Benchmarking Benchmark suites, stress testing, regression testing, comparative testing,</w:t>
       </w:r>
     </w:p>
     <w:p>
@@ -5819,7 +5819,8 @@
     </w:p>
     <w:p>
       <w:pPr>
-        <w:spacing w:after="120"/>
+        <w:pStyle w:val="Heading1"/>
+        <w:spacing w:after="90" w:before="220"/>
       </w:pPr>
       <w:r>
         <w:t xml:space="preserve">[001] Source Connector Manager</w:t>
@@ -5955,7 +5956,8 @@
     </w:p>
     <w:p>
       <w:pPr>
-        <w:spacing w:after="120"/>
+        <w:pStyle w:val="Heading1"/>
+        <w:spacing w:after="90" w:before="220"/>
       </w:pPr>
       <w:r>
         <w:t xml:space="preserve">[002] Bulk Import Orchestrator</w:t>
@@ -6091,7 +6093,8 @@
     </w:p>
     <w:p>
       <w:pPr>
-        <w:spacing w:after="120"/>
+        <w:pStyle w:val="Heading1"/>
+        <w:spacing w:after="90" w:before="220"/>
       </w:pPr>
       <w:r>
         <w:t xml:space="preserve">[003] Streaming Ingestion Engine</w:t>
@@ -6227,7 +6230,8 @@
     </w:p>
     <w:p>
       <w:pPr>
-        <w:spacing w:after="120"/>
+        <w:pStyle w:val="Heading1"/>
+        <w:spacing w:after="90" w:before="220"/>
       </w:pPr>
       <w:r>
         <w:t xml:space="preserve">[004] Schema Detection Engine</w:t>
@@ -6363,7 +6367,8 @@
     </w:p>
     <w:p>
       <w:pPr>
-        <w:spacing w:after="120"/>
+        <w:pStyle w:val="Heading1"/>
+        <w:spacing w:after="90" w:before="220"/>
       </w:pPr>
       <w:r>
         <w:t xml:space="preserve">[005] Format Normalizer</w:t>
@@ -6491,7 +6496,8 @@
     </w:p>
     <w:p>
       <w:pPr>
-        <w:spacing w:after="120"/>
+        <w:pStyle w:val="Heading1"/>
+        <w:spacing w:after="90" w:before="220"/>
       </w:pPr>
       <w:r>
         <w:t xml:space="preserve">[006] Data Quality Validator</w:t>
@@ -6627,7 +6633,8 @@
     </w:p>
     <w:p>
       <w:pPr>
-        <w:spacing w:after="120"/>
+        <w:pStyle w:val="Heading1"/>
+        <w:spacing w:after="90" w:before="220"/>
       </w:pPr>
       <w:r>
         <w:t xml:space="preserve">[007] Deduplication Engine</w:t>
@@ -6755,7 +6762,8 @@
     </w:p>
     <w:p>
       <w:pPr>
-        <w:spacing w:after="120"/>
+        <w:pStyle w:val="Heading1"/>
+        <w:spacing w:after="90" w:before="220"/>
       </w:pPr>
       <w:r>
         <w:t xml:space="preserve">[008] Metadata Extractor</w:t>
@@ -6883,7 +6891,8 @@
     </w:p>
     <w:p>
       <w:pPr>
-        <w:spacing w:after="120"/>
+        <w:pStyle w:val="Heading1"/>
+        <w:spacing w:after="90" w:before="220"/>
       </w:pPr>
       <w:r>
         <w:t xml:space="preserve">[009] Provenance Registrar</w:t>
@@ -7011,7 +7020,8 @@
     </w:p>
     <w:p>
       <w:pPr>
-        <w:spacing w:after="120"/>
+        <w:pStyle w:val="Heading1"/>
+        <w:spacing w:after="90" w:before="220"/>
       </w:pPr>
       <w:r>
         <w:t xml:space="preserve">[010] Ingestion Lifecycle Orchestrator</w:t>
@@ -7307,7 +7317,8 @@
     </w:p>
     <w:p>
       <w:pPr>
-        <w:spacing w:after="120"/>
+        <w:pStyle w:val="Heading1"/>
+        <w:spacing w:after="90" w:before="220"/>
       </w:pPr>
       <w:r>
         <w:t xml:space="preserve">[011] Record Merger</w:t>
@@ -7411,7 +7422,8 @@
     </w:p>
     <w:p>
       <w:pPr>
-        <w:spacing w:after="120"/>
+        <w:pStyle w:val="Heading1"/>
+        <w:spacing w:after="90" w:before="220"/>
       </w:pPr>
       <w:r>
         <w:t xml:space="preserve">[012] Malformed Record Handler</w:t>
@@ -7515,7 +7527,8 @@
     </w:p>
     <w:p>
       <w:pPr>
-        <w:spacing w:after="120"/>
+        <w:pStyle w:val="Heading1"/>
+        <w:spacing w:after="90" w:before="220"/>
       </w:pPr>
       <w:r>
         <w:t xml:space="preserve">[013] Encoding Normalizer</w:t>
@@ -7619,7 +7632,8 @@
     </w:p>
     <w:p>
       <w:pPr>
-        <w:spacing w:after="120"/>
+        <w:pStyle w:val="Heading1"/>
+        <w:spacing w:after="90" w:before="220"/>
       </w:pPr>
       <w:r>
         <w:t xml:space="preserve">[014] Field Mapper</w:t>
@@ -7723,7 +7737,8 @@
     </w:p>
     <w:p>
       <w:pPr>
-        <w:spacing w:after="120"/>
+        <w:pStyle w:val="Heading1"/>
+        <w:spacing w:after="90" w:before="220"/>
       </w:pPr>
       <w:r>
         <w:t xml:space="preserve">[015] Constraint Validator</w:t>
@@ -7827,7 +7842,8 @@
     </w:p>
     <w:p>
       <w:pPr>
-        <w:spacing w:after="120"/>
+        <w:pStyle w:val="Heading1"/>
+        <w:spacing w:after="90" w:before="220"/>
       </w:pPr>
       <w:r>
         <w:t xml:space="preserve">[016] Anomaly Detector</w:t>
@@ -7931,7 +7947,8 @@
     </w:p>
     <w:p>
       <w:pPr>
-        <w:spacing w:after="120"/>
+        <w:pStyle w:val="Heading1"/>
+        <w:spacing w:after="90" w:before="220"/>
       </w:pPr>
       <w:r>
         <w:t xml:space="preserve">[017] Source Rate Limiter</w:t>
@@ -8035,7 +8052,8 @@
     </w:p>
     <w:p>
       <w:pPr>
-        <w:spacing w:after="120"/>
+        <w:pStyle w:val="Heading1"/>
+        <w:spacing w:after="90" w:before="220"/>
       </w:pPr>
       <w:r>
         <w:t xml:space="preserve">[018] Source Authentication Gateway</w:t>
@@ -8139,7 +8157,8 @@
     </w:p>
     <w:p>
       <w:pPr>
-        <w:spacing w:after="120"/>
+        <w:pStyle w:val="Heading1"/>
+        <w:spacing w:after="90" w:before="220"/>
       </w:pPr>
       <w:r>
         <w:t xml:space="preserve">[019] Ingestion Error Router</w:t>
@@ -8243,7 +8262,8 @@
     </w:p>
     <w:p>
       <w:pPr>
-        <w:spacing w:after="120"/>
+        <w:pStyle w:val="Heading1"/>
+        <w:spacing w:after="90" w:before="220"/>
       </w:pPr>
       <w:r>
         <w:t xml:space="preserve">[020] Retry &amp; Backoff Engine</w:t>
@@ -8347,7 +8367,8 @@
     </w:p>
     <w:p>
       <w:pPr>
-        <w:spacing w:after="120"/>
+        <w:pStyle w:val="Heading1"/>
+        <w:spacing w:after="90" w:before="220"/>
       </w:pPr>
       <w:r>
         <w:t xml:space="preserve">[021] Ingestion Metrics Collector</w:t>
@@ -8451,7 +8472,8 @@
     </w:p>
     <w:p>
       <w:pPr>
-        <w:spacing w:after="120"/>
+        <w:pStyle w:val="Heading1"/>
+        <w:spacing w:after="90" w:before="220"/>
       </w:pPr>
       <w:r>
         <w:t xml:space="preserve">[022] Ingestion State Machine</w:t>
@@ -8555,7 +8577,8 @@
     </w:p>
     <w:p>
       <w:pPr>
-        <w:spacing w:after="120"/>
+        <w:pStyle w:val="Heading1"/>
+        <w:spacing w:after="90" w:before="220"/>
       </w:pPr>
       <w:r>
         <w:t xml:space="preserve">[023] Source Priority Scheduler</w:t>
@@ -8659,7 +8682,8 @@
     </w:p>
     <w:p>
       <w:pPr>
-        <w:spacing w:after="120"/>
+        <w:pStyle w:val="Heading1"/>
+        <w:spacing w:after="90" w:before="220"/>
       </w:pPr>
       <w:r>
         <w:t xml:space="preserve">[024] Ingestion Finalizer</w:t>
@@ -8763,7 +8787,8 @@
     </w:p>
     <w:p>
       <w:pPr>
-        <w:spacing w:after="120"/>
+        <w:pStyle w:val="Heading1"/>
+        <w:spacing w:after="90" w:before="220"/>
       </w:pPr>
       <w:r>
         <w:t xml:space="preserve">[025] Ingestion Audit Logger</w:t>
@@ -9043,7 +9068,8 @@
     </w:p>
     <w:p>
       <w:pPr>
-        <w:spacing w:after="120"/>
+        <w:pStyle w:val="Heading1"/>
+        <w:spacing w:after="90" w:before="220"/>
       </w:pPr>
       <w:r>
         <w:t xml:space="preserve">[026] Data Cleaning Engine</w:t>
@@ -9147,7 +9173,8 @@
     </w:p>
     <w:p>
       <w:pPr>
-        <w:spacing w:after="120"/>
+        <w:pStyle w:val="Heading1"/>
+        <w:spacing w:after="90" w:before="220"/>
       </w:pPr>
       <w:r>
         <w:t xml:space="preserve">[027] Outlier Detection Module</w:t>
@@ -9251,7 +9278,8 @@
     </w:p>
     <w:p>
       <w:pPr>
-        <w:spacing w:after="120"/>
+        <w:pStyle w:val="Heading1"/>
+        <w:spacing w:after="90" w:before="220"/>
       </w:pPr>
       <w:r>
         <w:t xml:space="preserve">[028] Normalization Engine</w:t>
@@ -9355,7 +9383,8 @@
     </w:p>
     <w:p>
       <w:pPr>
-        <w:spacing w:after="120"/>
+        <w:pStyle w:val="Heading1"/>
+        <w:spacing w:after="90" w:before="220"/>
       </w:pPr>
       <w:r>
         <w:t xml:space="preserve">[029] Categorical Encoder</w:t>
@@ -9459,7 +9488,8 @@
     </w:p>
     <w:p>
       <w:pPr>
-        <w:spacing w:after="120"/>
+        <w:pStyle w:val="Heading1"/>
+        <w:spacing w:after="90" w:before="220"/>
       </w:pPr>
       <w:r>
         <w:t xml:space="preserve">[030] Sequence Tokenizer</w:t>
@@ -9563,7 +9593,8 @@
     </w:p>
     <w:p>
       <w:pPr>
-        <w:spacing w:after="120"/>
+        <w:pStyle w:val="Heading1"/>
+        <w:spacing w:after="90" w:before="220"/>
       </w:pPr>
       <w:r>
         <w:t xml:space="preserve">[031] Embedding Generator</w:t>
@@ -9667,7 +9698,8 @@
     </w:p>
     <w:p>
       <w:pPr>
-        <w:spacing w:after="120"/>
+        <w:pStyle w:val="Heading1"/>
+        <w:spacing w:after="90" w:before="220"/>
       </w:pPr>
       <w:r>
         <w:t xml:space="preserve">[032] Feature Extraction Engine</w:t>
@@ -9771,7 +9803,8 @@
     </w:p>
     <w:p>
       <w:pPr>
-        <w:spacing w:after="120"/>
+        <w:pStyle w:val="Heading1"/>
+        <w:spacing w:after="90" w:before="220"/>
       </w:pPr>
       <w:r>
         <w:t xml:space="preserve">[033] Feature Validator</w:t>
@@ -9875,7 +9908,8 @@
     </w:p>
     <w:p>
       <w:pPr>
-        <w:spacing w:after="120"/>
+        <w:pStyle w:val="Heading1"/>
+        <w:spacing w:after="90" w:before="220"/>
       </w:pPr>
       <w:r>
         <w:t xml:space="preserve">[034] Preparation Telemetry Collector</w:t>
@@ -9979,7 +10013,8 @@
     </w:p>
     <w:p>
       <w:pPr>
-        <w:spacing w:after="120"/>
+        <w:pStyle w:val="Heading1"/>
+        <w:spacing w:after="90" w:before="220"/>
       </w:pPr>
       <w:r>
         <w:t xml:space="preserve">[035] Preparation State Machine</w:t>
@@ -10083,7 +10118,8 @@
     </w:p>
     <w:p>
       <w:pPr>
-        <w:spacing w:after="120"/>
+        <w:pStyle w:val="Heading1"/>
+        <w:spacing w:after="90" w:before="220"/>
       </w:pPr>
       <w:r>
         <w:t xml:space="preserve">[036] QBF Pre Processor</w:t>
@@ -10187,7 +10223,8 @@
     </w:p>
     <w:p>
       <w:pPr>
-        <w:spacing w:after="120"/>
+        <w:pStyle w:val="Heading1"/>
+        <w:spacing w:after="90" w:before="220"/>
       </w:pPr>
       <w:r>
         <w:t xml:space="preserve">[037] DPH Generator</w:t>
@@ -10291,7 +10328,8 @@
     </w:p>
     <w:p>
       <w:pPr>
-        <w:spacing w:after="120"/>
+        <w:pStyle w:val="Heading1"/>
+        <w:spacing w:after="90" w:before="220"/>
       </w:pPr>
       <w:r>
         <w:t xml:space="preserve">[038] Fact Store Loader</w:t>
@@ -10395,7 +10433,8 @@
     </w:p>
     <w:p>
       <w:pPr>
-        <w:spacing w:after="120"/>
+        <w:pStyle w:val="Heading1"/>
+        <w:spacing w:after="90" w:before="220"/>
       </w:pPr>
       <w:r>
         <w:t xml:space="preserve">[039] Preparation Error Router</w:t>
@@ -10499,7 +10538,8 @@
     </w:p>
     <w:p>
       <w:pPr>
-        <w:spacing w:after="120"/>
+        <w:pStyle w:val="Heading1"/>
+        <w:spacing w:after="90" w:before="220"/>
       </w:pPr>
       <w:r>
         <w:t xml:space="preserve">[040] Preparation Finalizer</w:t>
@@ -10755,7 +10795,8 @@
     </w:p>
     <w:p>
       <w:pPr>
-        <w:spacing w:after="120"/>
+        <w:pStyle w:val="Heading1"/>
+        <w:spacing w:after="90" w:before="220"/>
       </w:pPr>
       <w:r>
         <w:t xml:space="preserve">[041] QBF Template Selector</w:t>
@@ -10859,7 +10900,8 @@
     </w:p>
     <w:p>
       <w:pPr>
-        <w:spacing w:after="120"/>
+        <w:pStyle w:val="Heading1"/>
+        <w:spacing w:after="90" w:before="220"/>
       </w:pPr>
       <w:r>
         <w:t xml:space="preserve">[042] QBF Field Resolver</w:t>
@@ -10963,7 +11005,8 @@
     </w:p>
     <w:p>
       <w:pPr>
-        <w:spacing w:after="120"/>
+        <w:pStyle w:val="Heading1"/>
+        <w:spacing w:after="90" w:before="220"/>
       </w:pPr>
       <w:r>
         <w:t xml:space="preserve">[043] QBF Normalizer</w:t>
@@ -11067,7 +11110,8 @@
     </w:p>
     <w:p>
       <w:pPr>
-        <w:spacing w:after="120"/>
+        <w:pStyle w:val="Heading1"/>
+        <w:spacing w:after="90" w:before="220"/>
       </w:pPr>
       <w:r>
         <w:t xml:space="preserve">[044] Fact Unit Constructor</w:t>
@@ -11171,7 +11215,8 @@
     </w:p>
     <w:p>
       <w:pPr>
-        <w:spacing w:after="120"/>
+        <w:pStyle w:val="Heading1"/>
+        <w:spacing w:after="90" w:before="220"/>
       </w:pPr>
       <w:r>
         <w:t xml:space="preserve">[045] Fact Unit Validator</w:t>
@@ -11275,7 +11320,8 @@
     </w:p>
     <w:p>
       <w:pPr>
-        <w:spacing w:after="120"/>
+        <w:pStyle w:val="Heading1"/>
+        <w:spacing w:after="90" w:before="220"/>
       </w:pPr>
       <w:r>
         <w:t xml:space="preserve">[046] Fact Store Indexer</w:t>
@@ -11379,7 +11425,8 @@
     </w:p>
     <w:p>
       <w:pPr>
-        <w:spacing w:after="120"/>
+        <w:pStyle w:val="Heading1"/>
+        <w:spacing w:after="90" w:before="220"/>
       </w:pPr>
       <w:r>
         <w:t xml:space="preserve">[047] Preparation Drift Detector</w:t>
@@ -11483,7 +11530,8 @@
     </w:p>
     <w:p>
       <w:pPr>
-        <w:spacing w:after="120"/>
+        <w:pStyle w:val="Heading1"/>
+        <w:spacing w:after="90" w:before="220"/>
       </w:pPr>
       <w:r>
         <w:t xml:space="preserve">[048] Preparation Provenance Binder</w:t>
@@ -11587,7 +11635,8 @@
     </w:p>
     <w:p>
       <w:pPr>
-        <w:spacing w:after="120"/>
+        <w:pStyle w:val="Heading1"/>
+        <w:spacing w:after="90" w:before="220"/>
       </w:pPr>
       <w:r>
         <w:t xml:space="preserve">[049] Preparation Audit Logger</w:t>
@@ -11691,7 +11740,8 @@
     </w:p>
     <w:p>
       <w:pPr>
-        <w:spacing w:after="120"/>
+        <w:pStyle w:val="Heading1"/>
+        <w:spacing w:after="90" w:before="220"/>
       </w:pPr>
       <w:r>
         <w:t xml:space="preserve">[050] Preparation Session Manager</w:t>
@@ -11987,7 +12037,8 @@
     </w:p>
     <w:p>
       <w:pPr>
-        <w:spacing w:after="120"/>
+        <w:pStyle w:val="Heading1"/>
+        <w:spacing w:after="90" w:before="220"/>
       </w:pPr>
       <w:r>
         <w:t xml:space="preserve">[051] Training Dataset Assembler</w:t>
@@ -12091,7 +12142,8 @@
     </w:p>
     <w:p>
       <w:pPr>
-        <w:spacing w:after="120"/>
+        <w:pStyle w:val="Heading1"/>
+        <w:spacing w:after="90" w:before="220"/>
       </w:pPr>
       <w:r>
         <w:t xml:space="preserve">[052] Training Job Configurator</w:t>
@@ -12195,7 +12247,8 @@
     </w:p>
     <w:p>
       <w:pPr>
-        <w:spacing w:after="120"/>
+        <w:pStyle w:val="Heading1"/>
+        <w:spacing w:after="90" w:before="220"/>
       </w:pPr>
       <w:r>
         <w:t xml:space="preserve">[053] Distributed Training Orchestrator</w:t>
@@ -12299,7 +12352,8 @@
     </w:p>
     <w:p>
       <w:pPr>
-        <w:spacing w:after="120"/>
+        <w:pStyle w:val="Heading1"/>
+        <w:spacing w:after="90" w:before="220"/>
       </w:pPr>
       <w:r>
         <w:t xml:space="preserve">[054] Training Metrics Collector</w:t>
@@ -12403,7 +12457,8 @@
     </w:p>
     <w:p>
       <w:pPr>
-        <w:spacing w:after="120"/>
+        <w:pStyle w:val="Heading1"/>
+        <w:spacing w:after="90" w:before="220"/>
       </w:pPr>
       <w:r>
         <w:t xml:space="preserve">[055] Checkpoint Manager</w:t>
@@ -12507,7 +12562,8 @@
     </w:p>
     <w:p>
       <w:pPr>
-        <w:spacing w:after="120"/>
+        <w:pStyle w:val="Heading1"/>
+        <w:spacing w:after="90" w:before="220"/>
       </w:pPr>
       <w:r>
         <w:t xml:space="preserve">[056] Gradient Analyzer</w:t>
@@ -12611,7 +12667,8 @@
     </w:p>
     <w:p>
       <w:pPr>
-        <w:spacing w:after="120"/>
+        <w:pStyle w:val="Heading1"/>
+        <w:spacing w:after="90" w:before="220"/>
       </w:pPr>
       <w:r>
         <w:t xml:space="preserve">[057] Hyperparameter Tuner</w:t>
@@ -12715,7 +12772,8 @@
     </w:p>
     <w:p>
       <w:pPr>
-        <w:spacing w:after="120"/>
+        <w:pStyle w:val="Heading1"/>
+        <w:spacing w:after="90" w:before="220"/>
       </w:pPr>
       <w:r>
         <w:t xml:space="preserve">[058] Loss Function Manager</w:t>
@@ -12814,7 +12872,7 @@
         <w:spacing w:after="120"/>
       </w:pPr>
       <w:r>
-        <w:t xml:space="preserve">Outputs: Loss function config </w:t>
+        <w:t xml:space="preserve">Outputs: Loss function config</w:t>
       </w:r>
     </w:p>
     <w:p>
@@ -13459,7 +13517,8 @@
     </w:p>
     <w:p>
       <w:pPr>
-        <w:spacing w:after="120"/>
+        <w:pStyle w:val="Heading1"/>
+        <w:spacing w:after="90" w:before="220"/>
       </w:pPr>
       <w:r>
         <w:t xml:space="preserve">[001] 8.1.1 — Source Format Adapters</w:t>
@@ -13515,7 +13574,8 @@
     </w:p>
     <w:p>
       <w:pPr>
-        <w:spacing w:after="120"/>
+        <w:pStyle w:val="Heading1"/>
+        <w:spacing w:after="90" w:before="220"/>
       </w:pPr>
       <w:r>
         <w:t xml:space="preserve">[002] 8.1.2 — Source Acquisition Record</w:t>
@@ -13563,7 +13623,8 @@
     </w:p>
     <w:p>
       <w:pPr>
-        <w:spacing w:after="120"/>
+        <w:pStyle w:val="Heading1"/>
+        <w:spacing w:after="90" w:before="220"/>
       </w:pPr>
       <w:r>
         <w:t xml:space="preserve">[003] 8.1.3 — Unicode Normalization</w:t>
@@ -13611,7 +13672,8 @@
     </w:p>
     <w:p>
       <w:pPr>
-        <w:spacing w:after="120"/>
+        <w:pStyle w:val="Heading1"/>
+        <w:spacing w:after="90" w:before="220"/>
       </w:pPr>
       <w:r>
         <w:t xml:space="preserve">[004] 8.1.4 — Whitespace Normalization</w:t>
@@ -13651,7 +13713,8 @@
     </w:p>
     <w:p>
       <w:pPr>
-        <w:spacing w:after="120"/>
+        <w:pStyle w:val="Heading1"/>
+        <w:spacing w:after="90" w:before="220"/>
       </w:pPr>
       <w:r>
         <w:t xml:space="preserve">[005] 8.1.5 — Paragraph Reconstruction</w:t>
@@ -13691,7 +13754,8 @@
     </w:p>
     <w:p>
       <w:pPr>
-        <w:spacing w:after="120"/>
+        <w:pStyle w:val="Heading1"/>
+        <w:spacing w:after="90" w:before="220"/>
       </w:pPr>
       <w:r>
         <w:t xml:space="preserve">[006] 8.1.6 — Table Reconstruction</w:t>
@@ -13731,7 +13795,8 @@
     </w:p>
     <w:p>
       <w:pPr>
-        <w:spacing w:after="120"/>
+        <w:pStyle w:val="Heading1"/>
+        <w:spacing w:after="90" w:before="220"/>
       </w:pPr>
       <w:r>
         <w:t xml:space="preserve">[007] 8.1.7 — Figure Extraction</w:t>
@@ -13771,7 +13836,8 @@
     </w:p>
     <w:p>
       <w:pPr>
-        <w:spacing w:after="120"/>
+        <w:pStyle w:val="Heading1"/>
+        <w:spacing w:after="90" w:before="220"/>
       </w:pPr>
       <w:r>
         <w:t xml:space="preserve">[008] 8.1.8 — Equation Extraction</w:t>
@@ -13819,7 +13885,8 @@
     </w:p>
     <w:p>
       <w:pPr>
-        <w:spacing w:after="120"/>
+        <w:pStyle w:val="Heading1"/>
+        <w:spacing w:after="90" w:before="220"/>
       </w:pPr>
       <w:r>
         <w:t xml:space="preserve">[009] 8.1.9 — Structural Segmentation</w:t>
@@ -13859,7 +13926,8 @@
     </w:p>
     <w:p>
       <w:pPr>
-        <w:spacing w:after="120"/>
+        <w:pStyle w:val="Heading1"/>
+        <w:spacing w:after="90" w:before="220"/>
       </w:pPr>
       <w:r>
         <w:t xml:space="preserve">[010] 8.1.10 — Semantic Segmentation</w:t>
@@ -13899,7 +13967,8 @@
     </w:p>
     <w:p>
       <w:pPr>
-        <w:spacing w:after="120"/>
+        <w:pStyle w:val="Heading1"/>
+        <w:spacing w:after="90" w:before="220"/>
       </w:pPr>
       <w:r>
         <w:t xml:space="preserve">[011] 8.1.11 — Media Extraction</w:t>
@@ -13939,7 +14008,8 @@
     </w:p>
     <w:p>
       <w:pPr>
-        <w:spacing w:after="120"/>
+        <w:pStyle w:val="Heading1"/>
+        <w:spacing w:after="90" w:before="220"/>
       </w:pPr>
       <w:r>
         <w:t xml:space="preserve">[012] 8.1.12 — OCR Pipeline</w:t>
@@ -13979,7 +14049,8 @@
     </w:p>
     <w:p>
       <w:pPr>
-        <w:spacing w:after="120"/>
+        <w:pStyle w:val="Heading1"/>
+        <w:spacing w:after="90" w:before="220"/>
       </w:pPr>
       <w:r>
         <w:t xml:space="preserve">[013] 8.1.13 — Formula Recognition</w:t>
@@ -14019,7 +14090,8 @@
     </w:p>
     <w:p>
       <w:pPr>
-        <w:spacing w:after="120"/>
+        <w:pStyle w:val="Heading1"/>
+        <w:spacing w:after="90" w:before="220"/>
       </w:pPr>
       <w:r>
         <w:t xml:space="preserve">[014] 8.1.14 — Rights Tagging</w:t>
@@ -14051,7 +14123,8 @@
     </w:p>
     <w:p>
       <w:pPr>
-        <w:spacing w:after="120"/>
+        <w:pStyle w:val="Heading1"/>
+        <w:spacing w:after="90" w:before="220"/>
       </w:pPr>
       <w:r>
         <w:t xml:space="preserve">[015] 8.1.15 — Edition Lineage Resolver</w:t>
@@ -14091,7 +14164,8 @@
     </w:p>
     <w:p>
       <w:pPr>
-        <w:spacing w:after="120"/>
+        <w:pStyle w:val="Heading1"/>
+        <w:spacing w:after="90" w:before="220"/>
       </w:pPr>
       <w:r>
         <w:t xml:space="preserve">[016] 8.1.16 — QBF Assembly</w:t>
@@ -14131,7 +14205,8 @@
     </w:p>
     <w:p>
       <w:pPr>
-        <w:spacing w:after="120"/>
+        <w:pStyle w:val="Heading1"/>
+        <w:spacing w:after="90" w:before="220"/>
       </w:pPr>
       <w:r>
         <w:t xml:space="preserve">[017] 8.1.17 — DPH Computation</w:t>
@@ -14163,7 +14238,8 @@
     </w:p>
     <w:p>
       <w:pPr>
-        <w:spacing w:after="120"/>
+        <w:pStyle w:val="Heading1"/>
+        <w:spacing w:after="90" w:before="220"/>
       </w:pPr>
       <w:r>
         <w:t xml:space="preserve">[018] 8.1.18 — FU_BATCH_COMPLETE</w:t>
@@ -14219,7 +14295,8 @@
     </w:p>
     <w:p>
       <w:pPr>
-        <w:spacing w:after="120"/>
+        <w:pStyle w:val="Heading1"/>
+        <w:spacing w:after="90" w:before="220"/>
       </w:pPr>
       <w:r>
         <w:t xml:space="preserve">[019] 8.1.19 — Custom Ingestion</w:t>
@@ -14267,7 +14344,8 @@
     </w:p>
     <w:p>
       <w:pPr>
-        <w:spacing w:after="120"/>
+        <w:pStyle w:val="Heading1"/>
+        <w:spacing w:after="90" w:before="220"/>
       </w:pPr>
       <w:r>
         <w:t xml:space="preserve">[020] 8.1.20 — Ingestion Error Logging</w:t>
@@ -14499,7 +14577,8 @@
     </w:p>
     <w:p>
       <w:pPr>
-        <w:spacing w:after="120"/>
+        <w:pStyle w:val="Heading1"/>
+        <w:spacing w:after="90" w:before="220"/>
       </w:pPr>
       <w:r>
         <w:t xml:space="preserve">[021] 8.2.1 — Named Entity Recognition</w:t>
@@ -14571,7 +14650,8 @@
     </w:p>
     <w:p>
       <w:pPr>
-        <w:spacing w:after="120"/>
+        <w:pStyle w:val="Heading1"/>
+        <w:spacing w:after="90" w:before="220"/>
       </w:pPr>
       <w:r>
         <w:t xml:space="preserve">[022] 8.2.2 — Predicate Extraction</w:t>
@@ -14627,7 +14707,8 @@
     </w:p>
     <w:p>
       <w:pPr>
-        <w:spacing w:after="120"/>
+        <w:pStyle w:val="Heading1"/>
+        <w:spacing w:after="90" w:before="220"/>
       </w:pPr>
       <w:r>
         <w:t xml:space="preserve">[023] 8.2.3 — Relation Extraction</w:t>
@@ -14683,7 +14764,8 @@
     </w:p>
     <w:p>
       <w:pPr>
-        <w:spacing w:after="120"/>
+        <w:pStyle w:val="Heading1"/>
+        <w:spacing w:after="90" w:before="220"/>
       </w:pPr>
       <w:r>
         <w:t xml:space="preserve">[024] 8.2.4 — Coreference Resolution</w:t>
@@ -14731,7 +14813,8 @@
     </w:p>
     <w:p>
       <w:pPr>
-        <w:spacing w:after="120"/>
+        <w:pStyle w:val="Heading1"/>
+        <w:spacing w:after="90" w:before="220"/>
       </w:pPr>
       <w:r>
         <w:t xml:space="preserve">[025] 8.2.5 — Semantic Role Labeling</w:t>
@@ -14787,7 +14870,8 @@
     </w:p>
     <w:p>
       <w:pPr>
-        <w:spacing w:after="120"/>
+        <w:pStyle w:val="Heading1"/>
+        <w:spacing w:after="90" w:before="220"/>
       </w:pPr>
       <w:r>
         <w:t xml:space="preserve">[026] 8.2.6 — Multi Hop Inference</w:t>
@@ -14835,7 +14919,8 @@
     </w:p>
     <w:p>
       <w:pPr>
-        <w:spacing w:after="120"/>
+        <w:pStyle w:val="Heading1"/>
+        <w:spacing w:after="90" w:before="220"/>
       </w:pPr>
       <w:r>
         <w:t xml:space="preserve">[027] 8.2.7 — Pedagogical Marker</w:t>
@@ -14883,7 +14968,8 @@
     </w:p>
     <w:p>
       <w:pPr>
-        <w:spacing w:after="120"/>
+        <w:pStyle w:val="Heading1"/>
+        <w:spacing w:after="90" w:before="220"/>
       </w:pPr>
       <w:r>
         <w:t xml:space="preserve">[028] 8.2.8 — Fact Unit Assembly Engine</w:t>
@@ -14931,7 +15017,8 @@
     </w:p>
     <w:p>
       <w:pPr>
-        <w:spacing w:after="120"/>
+        <w:pStyle w:val="Heading1"/>
+        <w:spacing w:after="90" w:before="220"/>
       </w:pPr>
       <w:r>
         <w:t xml:space="preserve">[029] 8.2.9 — Fact Unit Metadata Fields</w:t>
@@ -14979,7 +15066,8 @@
     </w:p>
     <w:p>
       <w:pPr>
-        <w:spacing w:after="120"/>
+        <w:pStyle w:val="Heading1"/>
+        <w:spacing w:after="90" w:before="220"/>
       </w:pPr>
       <w:r>
         <w:t xml:space="preserve">[030] 8.2.10 — Confidence Scoring</w:t>
@@ -15027,7 +15115,8 @@
     </w:p>
     <w:p>
       <w:pPr>
-        <w:spacing w:after="120"/>
+        <w:pStyle w:val="Heading1"/>
+        <w:spacing w:after="90" w:before="220"/>
       </w:pPr>
       <w:r>
         <w:t xml:space="preserve">[031] 8.2.11 — Low Confidence Triple</w:t>
@@ -15075,7 +15164,8 @@
     </w:p>
     <w:p>
       <w:pPr>
-        <w:spacing w:after="120"/>
+        <w:pStyle w:val="Heading1"/>
+        <w:spacing w:after="90" w:before="220"/>
       </w:pPr>
       <w:r>
         <w:t xml:space="preserve">[032] 8.2.12 — Ontology Classification</w:t>
@@ -15123,7 +15213,8 @@
     </w:p>
     <w:p>
       <w:pPr>
-        <w:spacing w:after="120"/>
+        <w:pStyle w:val="Heading1"/>
+        <w:spacing w:after="90" w:before="220"/>
       </w:pPr>
       <w:r>
         <w:t xml:space="preserve">[033] 8.2.13 — Concept Path Assignment</w:t>
@@ -15179,7 +15270,8 @@
     </w:p>
     <w:p>
       <w:pPr>
-        <w:spacing w:after="120"/>
+        <w:pStyle w:val="Heading1"/>
+        <w:spacing w:after="90" w:before="220"/>
       </w:pPr>
       <w:r>
         <w:t xml:space="preserve">[034] 8.2.14 — Version Chain Linking</w:t>
@@ -15211,7 +15303,8 @@
     </w:p>
     <w:p>
       <w:pPr>
-        <w:spacing w:after="120"/>
+        <w:pStyle w:val="Heading1"/>
+        <w:spacing w:after="90" w:before="220"/>
       </w:pPr>
       <w:r>
         <w:t xml:space="preserve">[035] 8.2.15 — Cross Edition Alignment</w:t>
@@ -15251,7 +15344,8 @@
     </w:p>
     <w:p>
       <w:pPr>
-        <w:spacing w:after="120"/>
+        <w:pStyle w:val="Heading1"/>
+        <w:spacing w:after="90" w:before="220"/>
       </w:pPr>
       <w:r>
         <w:t xml:space="preserve">[036] 8.2.16 — Semantic Marker</w:t>
@@ -15291,7 +15385,8 @@
     </w:p>
     <w:p>
       <w:pPr>
-        <w:spacing w:after="120"/>
+        <w:pStyle w:val="Heading1"/>
+        <w:spacing w:after="90" w:before="220"/>
       </w:pPr>
       <w:r>
         <w:t xml:space="preserve">[037] 8.2.17 — Fact Unit Provenance</w:t>
@@ -15331,7 +15426,8 @@
     </w:p>
     <w:p>
       <w:pPr>
-        <w:spacing w:after="120"/>
+        <w:pStyle w:val="Heading1"/>
+        <w:spacing w:after="90" w:before="220"/>
       </w:pPr>
       <w:r>
         <w:t xml:space="preserve">[038] 8.2.18 — FU_BATCH_COMPLETE</w:t>
@@ -15387,7 +15483,8 @@
     </w:p>
     <w:p>
       <w:pPr>
-        <w:spacing w:after="120"/>
+        <w:pStyle w:val="Heading1"/>
+        <w:spacing w:after="90" w:before="220"/>
       </w:pPr>
       <w:r>
         <w:t xml:space="preserve">[039] 8.2.19 — Extraction Error Logging</w:t>
@@ -15427,7 +15524,8 @@
     </w:p>
     <w:p>
       <w:pPr>
-        <w:spacing w:after="120"/>
+        <w:pStyle w:val="Heading1"/>
+        <w:spacing w:after="90" w:before="220"/>
       </w:pPr>
       <w:r>
         <w:t xml:space="preserve">[040] 8.2.20 — Extraction Model</w:t>
@@ -15683,7 +15781,8 @@
     </w:p>
     <w:p>
       <w:pPr>
-        <w:spacing w:after="120"/>
+        <w:pStyle w:val="Heading1"/>
+        <w:spacing w:after="90" w:before="220"/>
       </w:pPr>
       <w:r>
         <w:t xml:space="preserve">[041] 8.3.1 — Hybrid Storage</w:t>
@@ -15739,7 +15838,8 @@
     </w:p>
     <w:p>
       <w:pPr>
-        <w:spacing w:after="120"/>
+        <w:pStyle w:val="Heading1"/>
+        <w:spacing w:after="90" w:before="220"/>
       </w:pPr>
       <w:r>
         <w:t xml:space="preserve">[042] 8.3.2 — Relational Schema</w:t>
@@ -15779,7 +15879,8 @@
     </w:p>
     <w:p>
       <w:pPr>
-        <w:spacing w:after="120"/>
+        <w:pStyle w:val="Heading1"/>
+        <w:spacing w:after="90" w:before="220"/>
       </w:pPr>
       <w:r>
         <w:t xml:space="preserve">[043] 8.3.3 — Graph Schema</w:t>
@@ -15819,7 +15920,8 @@
     </w:p>
     <w:p>
       <w:pPr>
-        <w:spacing w:after="120"/>
+        <w:pStyle w:val="Heading1"/>
+        <w:spacing w:after="90" w:before="220"/>
       </w:pPr>
       <w:r>
         <w:t xml:space="preserve">[044] 8.3.4 — Vector Index</w:t>
@@ -15851,7 +15953,8 @@
     </w:p>
     <w:p>
       <w:pPr>
-        <w:spacing w:after="120"/>
+        <w:pStyle w:val="Heading1"/>
+        <w:spacing w:after="90" w:before="220"/>
       </w:pPr>
       <w:r>
         <w:t xml:space="preserve">[045] 8.3.5 — Entity Registry</w:t>
@@ -15883,7 +15986,8 @@
     </w:p>
     <w:p>
       <w:pPr>
-        <w:spacing w:after="120"/>
+        <w:pStyle w:val="Heading1"/>
+        <w:spacing w:after="90" w:before="220"/>
       </w:pPr>
       <w:r>
         <w:t xml:space="preserve">[046] 8.3.6 — Predicate Registry</w:t>
@@ -15923,7 +16027,8 @@
     </w:p>
     <w:p>
       <w:pPr>
-        <w:spacing w:after="120"/>
+        <w:pStyle w:val="Heading1"/>
+        <w:spacing w:after="90" w:before="220"/>
       </w:pPr>
       <w:r>
         <w:t xml:space="preserve">[047] 8.3.7 — Concept Registry</w:t>
@@ -15955,7 +16060,8 @@
     </w:p>
     <w:p>
       <w:pPr>
-        <w:spacing w:after="120"/>
+        <w:pStyle w:val="Heading1"/>
+        <w:spacing w:after="90" w:before="220"/>
       </w:pPr>
       <w:r>
         <w:t xml:space="preserve">[048] 8.3.8 — Provenance Store</w:t>
@@ -15987,7 +16093,8 @@
     </w:p>
     <w:p>
       <w:pPr>
-        <w:spacing w:after="120"/>
+        <w:pStyle w:val="Heading1"/>
+        <w:spacing w:after="90" w:before="220"/>
       </w:pPr>
       <w:r>
         <w:t xml:space="preserve">[049] 8.3.9 — Lineage Graph</w:t>
@@ -16019,7 +16126,8 @@
     </w:p>
     <w:p>
       <w:pPr>
-        <w:spacing w:after="120"/>
+        <w:pStyle w:val="Heading1"/>
+        <w:spacing w:after="90" w:before="220"/>
       </w:pPr>
       <w:r>
         <w:t xml:space="preserve">[050] 8.3.10 — Cross Document</w:t>
@@ -16059,7 +16167,8 @@
     </w:p>
     <w:p>
       <w:pPr>
-        <w:spacing w:after="120"/>
+        <w:pStyle w:val="Heading1"/>
+        <w:spacing w:after="90" w:before="220"/>
       </w:pPr>
       <w:r>
         <w:t xml:space="preserve">[051] 8.3.11 — Cross Edition Indexing</w:t>
@@ -16099,7 +16208,8 @@
     </w:p>
     <w:p>
       <w:pPr>
-        <w:spacing w:after="120"/>
+        <w:pStyle w:val="Heading1"/>
+        <w:spacing w:after="90" w:before="220"/>
       </w:pPr>
       <w:r>
         <w:t xml:space="preserve">[052] 8.3.12 — Cross Language</w:t>
@@ -16139,7 +16249,8 @@
     </w:p>
     <w:p>
       <w:pPr>
-        <w:spacing w:after="120"/>
+        <w:pStyle w:val="Heading1"/>
+        <w:spacing w:after="90" w:before="220"/>
       </w:pPr>
       <w:r>
         <w:t xml:space="preserve">[053] 8.3.13 — Rights Aware Filtering</w:t>
@@ -16171,7 +16282,8 @@
     </w:p>
     <w:p>
       <w:pPr>
-        <w:spacing w:after="120"/>
+        <w:pStyle w:val="Heading1"/>
+        <w:spacing w:after="90" w:before="220"/>
       </w:pPr>
       <w:r>
         <w:t xml:space="preserve">[054] 8.3.14 — Edition Aware Filtering</w:t>
@@ -16203,7 +16315,8 @@
     </w:p>
     <w:p>
       <w:pPr>
-        <w:spacing w:after="120"/>
+        <w:pStyle w:val="Heading1"/>
+        <w:spacing w:after="90" w:before="220"/>
       </w:pPr>
       <w:r>
         <w:t xml:space="preserve">[055] 8.3.15 — FU Retrieval API</w:t>
@@ -16235,7 +16348,8 @@
     </w:p>
     <w:p>
       <w:pPr>
-        <w:spacing w:after="120"/>
+        <w:pStyle w:val="Heading1"/>
+        <w:spacing w:after="90" w:before="220"/>
       </w:pPr>
       <w:r>
         <w:t xml:space="preserve">[056] 8.3.16 — FU Write API</w:t>
@@ -16275,7 +16389,8 @@
     </w:p>
     <w:p>
       <w:pPr>
-        <w:spacing w:after="120"/>
+        <w:pStyle w:val="Heading1"/>
+        <w:spacing w:after="90" w:before="220"/>
       </w:pPr>
       <w:r>
         <w:t xml:space="preserve">[057] 8.3.17 — Event Bus Integration</w:t>
@@ -16331,7 +16446,8 @@
     </w:p>
     <w:p>
       <w:pPr>
-        <w:spacing w:after="120"/>
+        <w:pStyle w:val="Heading1"/>
+        <w:spacing w:after="90" w:before="220"/>
       </w:pPr>
       <w:r>
         <w:t xml:space="preserve">[058] 8.4.1 — Natural Language Parsing</w:t>
@@ -16371,7 +16487,8 @@
     </w:p>
     <w:p>
       <w:pPr>
-        <w:spacing w:after="120"/>
+        <w:pStyle w:val="Heading1"/>
+        <w:spacing w:after="90" w:before="220"/>
       </w:pPr>
       <w:r>
         <w:t xml:space="preserve">[059] 8.4.2 — Entity Resolution Engine</w:t>
@@ -16403,7 +16520,8 @@
     </w:p>
     <w:p>
       <w:pPr>
-        <w:spacing w:after="120"/>
+        <w:pStyle w:val="Heading1"/>
+        <w:spacing w:after="90" w:before="220"/>
       </w:pPr>
       <w:r>
         <w:t xml:space="preserve">[060] 8.4.3 — Predicate Resolution</w:t>
@@ -16659,7 +16777,8 @@
     </w:p>
     <w:p>
       <w:pPr>
-        <w:spacing w:after="120"/>
+        <w:pStyle w:val="Heading1"/>
+        <w:spacing w:after="90" w:before="220"/>
       </w:pPr>
       <w:r>
         <w:t xml:space="preserve">[061] 8.4.4 — Intent Classification Engine</w:t>
@@ -16707,7 +16826,8 @@
     </w:p>
     <w:p>
       <w:pPr>
-        <w:spacing w:after="120"/>
+        <w:pStyle w:val="Heading1"/>
+        <w:spacing w:after="90" w:before="220"/>
       </w:pPr>
       <w:r>
         <w:t xml:space="preserve">[062] 8.4.5 — FQL Construction Engine</w:t>
@@ -16747,7 +16867,8 @@
     </w:p>
     <w:p>
       <w:pPr>
-        <w:spacing w:after="120"/>
+        <w:pStyle w:val="Heading1"/>
+        <w:spacing w:after="90" w:before="220"/>
       </w:pPr>
       <w:r>
         <w:t xml:space="preserve">[063] 8.4.6 — Scope Detection Engine</w:t>
@@ -16787,7 +16908,8 @@
     </w:p>
     <w:p>
       <w:pPr>
-        <w:spacing w:after="120"/>
+        <w:pStyle w:val="Heading1"/>
+        <w:spacing w:after="90" w:before="220"/>
       </w:pPr>
       <w:r>
         <w:t xml:space="preserve">[064] 8.4.7 — BCLQ Enforcement Layer</w:t>
@@ -16827,7 +16949,8 @@
     </w:p>
     <w:p>
       <w:pPr>
-        <w:spacing w:after="120"/>
+        <w:pStyle w:val="Heading1"/>
+        <w:spacing w:after="90" w:before="220"/>
       </w:pPr>
       <w:r>
         <w:t xml:space="preserve">[065] 8.4.8 — Query Expansion Engine</w:t>
@@ -16867,7 +16990,8 @@
     </w:p>
     <w:p>
       <w:pPr>
-        <w:spacing w:after="120"/>
+        <w:pStyle w:val="Heading1"/>
+        <w:spacing w:after="90" w:before="220"/>
       </w:pPr>
       <w:r>
         <w:t xml:space="preserve">[066] 8.4.9 — Multilingual Query Support</w:t>
@@ -16915,7 +17039,8 @@
     </w:p>
     <w:p>
       <w:pPr>
-        <w:spacing w:after="120"/>
+        <w:pStyle w:val="Heading1"/>
+        <w:spacing w:after="90" w:before="220"/>
       </w:pPr>
       <w:r>
         <w:t xml:space="preserve">[067] 8.4.10 — Query Error Handling</w:t>
@@ -16995,7 +17120,8 @@
     </w:p>
     <w:p>
       <w:pPr>
-        <w:spacing w:after="120"/>
+        <w:pStyle w:val="Heading1"/>
+        <w:spacing w:after="90" w:before="220"/>
       </w:pPr>
       <w:r>
         <w:t xml:space="preserve">[068] 8.5.1 — Ontology Directed Acyclic</w:t>
@@ -17043,7 +17169,8 @@
     </w:p>
     <w:p>
       <w:pPr>
-        <w:spacing w:after="120"/>
+        <w:pStyle w:val="Heading1"/>
+        <w:spacing w:after="90" w:before="220"/>
       </w:pPr>
       <w:r>
         <w:t xml:space="preserve">[069] 8.5.2 — Concept Nodes</w:t>
@@ -17083,7 +17210,8 @@
     </w:p>
     <w:p>
       <w:pPr>
-        <w:spacing w:after="120"/>
+        <w:pStyle w:val="Heading1"/>
+        <w:spacing w:after="90" w:before="220"/>
       </w:pPr>
       <w:r>
         <w:t xml:space="preserve">[070] 8.5.3 — Hierarchical Edges</w:t>
@@ -17115,7 +17243,8 @@
     </w:p>
     <w:p>
       <w:pPr>
-        <w:spacing w:after="120"/>
+        <w:pStyle w:val="Heading1"/>
+        <w:spacing w:after="90" w:before="220"/>
       </w:pPr>
       <w:r>
         <w:t xml:space="preserve">[071] 8.5.4 — Prerequisite Edges</w:t>
@@ -17163,7 +17292,8 @@
     </w:p>
     <w:p>
       <w:pPr>
-        <w:spacing w:after="120"/>
+        <w:pStyle w:val="Heading1"/>
+        <w:spacing w:after="90" w:before="220"/>
       </w:pPr>
       <w:r>
         <w:t xml:space="preserve">[072] 8.5.5 — Equivalence Edges</w:t>
@@ -17203,7 +17333,8 @@
     </w:p>
     <w:p>
       <w:pPr>
-        <w:spacing w:after="120"/>
+        <w:pStyle w:val="Heading1"/>
+        <w:spacing w:after="90" w:before="220"/>
       </w:pPr>
       <w:r>
         <w:t xml:space="preserve">[073] 8.5.6 — Concept Path Generator</w:t>
@@ -17243,7 +17374,8 @@
     </w:p>
     <w:p>
       <w:pPr>
-        <w:spacing w:after="120"/>
+        <w:pStyle w:val="Heading1"/>
+        <w:spacing w:after="90" w:before="220"/>
       </w:pPr>
       <w:r>
         <w:t xml:space="preserve">[074] 8.5.7 — Multilingual Canonical</w:t>
@@ -17283,7 +17415,8 @@
     </w:p>
     <w:p>
       <w:pPr>
-        <w:spacing w:after="120"/>
+        <w:pStyle w:val="Heading1"/>
+        <w:spacing w:after="90" w:before="220"/>
       </w:pPr>
       <w:r>
         <w:t xml:space="preserve">[075] 8.5.8 — Alias Set Manager</w:t>
@@ -17315,7 +17448,8 @@
     </w:p>
     <w:p>
       <w:pPr>
-        <w:spacing w:after="120"/>
+        <w:pStyle w:val="Heading1"/>
+        <w:spacing w:after="90" w:before="220"/>
       </w:pPr>
       <w:r>
         <w:t xml:space="preserve">[076] 8.5.9 — Disambiguation Rule</w:t>
@@ -17363,7 +17497,8 @@
     </w:p>
     <w:p>
       <w:pPr>
-        <w:spacing w:after="120"/>
+        <w:pStyle w:val="Heading1"/>
+        <w:spacing w:after="90" w:before="220"/>
       </w:pPr>
       <w:r>
         <w:t xml:space="preserve">[077] 8.5.10 — Cross Edition Alignment</w:t>
@@ -17403,7 +17538,8 @@
     </w:p>
     <w:p>
       <w:pPr>
-        <w:spacing w:after="120"/>
+        <w:pStyle w:val="Heading1"/>
+        <w:spacing w:after="90" w:before="220"/>
       </w:pPr>
       <w:r>
         <w:t xml:space="preserve">[078] 8.5.11 — Graph Maintenance</w:t>
@@ -17443,7 +17579,8 @@
     </w:p>
     <w:p>
       <w:pPr>
-        <w:spacing w:after="120"/>
+        <w:pStyle w:val="Heading1"/>
+        <w:spacing w:after="90" w:before="220"/>
       </w:pPr>
       <w:r>
         <w:t xml:space="preserve">[079] 8.5.12 — Ontology Event Hooks</w:t>
@@ -17475,7 +17612,8 @@
     </w:p>
     <w:p>
       <w:pPr>
-        <w:spacing w:after="120"/>
+        <w:pStyle w:val="Heading1"/>
+        <w:spacing w:after="90" w:before="220"/>
       </w:pPr>
       <w:r>
         <w:t xml:space="preserve">[080] 8.5.13 — Ontology Import/Export</w:t>
@@ -17723,7 +17861,8 @@
     </w:p>
     <w:p>
       <w:pPr>
-        <w:spacing w:after="120"/>
+        <w:pStyle w:val="Heading1"/>
+        <w:spacing w:after="90" w:before="220"/>
       </w:pPr>
       <w:r>
         <w:t xml:space="preserve">[081] 8.6.1 — Assessment Item</w:t>
@@ -17771,7 +17910,8 @@
     </w:p>
     <w:p>
       <w:pPr>
-        <w:spacing w:after="120"/>
+        <w:pStyle w:val="Heading1"/>
+        <w:spacing w:after="90" w:before="220"/>
       </w:pPr>
       <w:r>
         <w:t xml:space="preserve">[082] 8.6.2 — Distractor Generator</w:t>
@@ -17811,7 +17951,8 @@
     </w:p>
     <w:p>
       <w:pPr>
-        <w:spacing w:after="120"/>
+        <w:pStyle w:val="Heading1"/>
+        <w:spacing w:after="90" w:before="220"/>
       </w:pPr>
       <w:r>
         <w:t xml:space="preserve">[083] 8.6.3 — Competency Mapping</w:t>
@@ -17859,7 +18000,8 @@
     </w:p>
     <w:p>
       <w:pPr>
-        <w:spacing w:after="120"/>
+        <w:pStyle w:val="Heading1"/>
+        <w:spacing w:after="90" w:before="220"/>
       </w:pPr>
       <w:r>
         <w:t xml:space="preserve">[084] 8.6.4 — Learning Objective</w:t>
@@ -17899,7 +18041,8 @@
     </w:p>
     <w:p>
       <w:pPr>
-        <w:spacing w:after="120"/>
+        <w:pStyle w:val="Heading1"/>
+        <w:spacing w:after="90" w:before="220"/>
       </w:pPr>
       <w:r>
         <w:t xml:space="preserve">[085] 8.6.5 — Difficulty Estimation</w:t>
@@ -17939,7 +18082,8 @@
     </w:p>
     <w:p>
       <w:pPr>
-        <w:spacing w:after="120"/>
+        <w:pStyle w:val="Heading1"/>
+        <w:spacing w:after="90" w:before="220"/>
       </w:pPr>
       <w:r>
         <w:t xml:space="preserve">[086] 8.6.6 — Error Type Classification</w:t>
@@ -17979,7 +18123,8 @@
     </w:p>
     <w:p>
       <w:pPr>
-        <w:spacing w:after="120"/>
+        <w:pStyle w:val="Heading1"/>
+        <w:spacing w:after="90" w:before="220"/>
       </w:pPr>
       <w:r>
         <w:t xml:space="preserve">[087] 8.6.7 — Concept Path Mastery</w:t>
@@ -18019,7 +18164,8 @@
     </w:p>
     <w:p>
       <w:pPr>
-        <w:spacing w:after="120"/>
+        <w:pStyle w:val="Heading1"/>
+        <w:spacing w:after="90" w:before="220"/>
       </w:pPr>
       <w:r>
         <w:t xml:space="preserve">[088] 8.6.8 — Assessment Provenance</w:t>
@@ -18067,7 +18213,8 @@
     </w:p>
     <w:p>
       <w:pPr>
-        <w:spacing w:after="120"/>
+        <w:pStyle w:val="Heading1"/>
+        <w:spacing w:after="90" w:before="220"/>
       </w:pPr>
       <w:r>
         <w:t xml:space="preserve">[089] 8.6.9 — FU Linked Item Generator</w:t>
@@ -18099,7 +18246,8 @@
     </w:p>
     <w:p>
       <w:pPr>
-        <w:spacing w:after="120"/>
+        <w:pStyle w:val="Heading1"/>
+        <w:spacing w:after="90" w:before="220"/>
       </w:pPr>
       <w:r>
         <w:t xml:space="preserve">[090] 8.6.10 — Prerequisite Aware Item</w:t>
@@ -18139,7 +18287,8 @@
     </w:p>
     <w:p>
       <w:pPr>
-        <w:spacing w:after="120"/>
+        <w:pStyle w:val="Heading1"/>
+        <w:spacing w:after="90" w:before="220"/>
       </w:pPr>
       <w:r>
         <w:t xml:space="preserve">[091] 8.6.11 — Misconception Driven</w:t>
@@ -18179,7 +18328,8 @@
     </w:p>
     <w:p>
       <w:pPr>
-        <w:spacing w:after="120"/>
+        <w:pStyle w:val="Heading1"/>
+        <w:spacing w:after="90" w:before="220"/>
       </w:pPr>
       <w:r>
         <w:t xml:space="preserve">[092] 8.6.12 — Adaptive Assessment</w:t>
@@ -18227,7 +18377,8 @@
     </w:p>
     <w:p>
       <w:pPr>
-        <w:spacing w:after="120"/>
+        <w:pStyle w:val="Heading1"/>
+        <w:spacing w:after="90" w:before="220"/>
       </w:pPr>
       <w:r>
         <w:t xml:space="preserve">[093] 8.6.13 — Assessment Export</w:t>
@@ -18267,7 +18418,8 @@
     </w:p>
     <w:p>
       <w:pPr>
-        <w:spacing w:after="120"/>
+        <w:pStyle w:val="Heading1"/>
+        <w:spacing w:after="90" w:before="220"/>
       </w:pPr>
       <w:r>
         <w:t xml:space="preserve">[094] 8.6.14 — Assessment Event Hooks</w:t>
@@ -18299,7 +18451,8 @@
     </w:p>
     <w:p>
       <w:pPr>
-        <w:spacing w:after="120"/>
+        <w:pStyle w:val="Heading1"/>
+        <w:spacing w:after="90" w:before="220"/>
       </w:pPr>
       <w:r>
         <w:t xml:space="preserve">[095] 8.6.15 — Item Metadata Registry</w:t>
@@ -18331,7 +18484,8 @@
     </w:p>
     <w:p>
       <w:pPr>
-        <w:spacing w:after="120"/>
+        <w:pStyle w:val="Heading1"/>
+        <w:spacing w:after="90" w:before="220"/>
       </w:pPr>
       <w:r>
         <w:t xml:space="preserve">[096] 8.6.16 — Assessment Session</w:t>
@@ -18403,7 +18557,8 @@
     </w:p>
     <w:p>
       <w:pPr>
-        <w:spacing w:after="120"/>
+        <w:pStyle w:val="Heading1"/>
+        <w:spacing w:after="90" w:before="220"/>
       </w:pPr>
       <w:r>
         <w:t xml:space="preserve">[097] 8.7.1 — License Registry</w:t>
@@ -18435,7 +18590,8 @@
     </w:p>
     <w:p>
       <w:pPr>
-        <w:spacing w:after="120"/>
+        <w:pStyle w:val="Heading1"/>
+        <w:spacing w:after="90" w:before="220"/>
       </w:pPr>
       <w:r>
         <w:t xml:space="preserve">[098] 8.7.2 — Rights Enforcement Engine</w:t>
@@ -18467,7 +18623,8 @@
     </w:p>
     <w:p>
       <w:pPr>
-        <w:spacing w:after="120"/>
+        <w:pStyle w:val="Heading1"/>
+        <w:spacing w:after="90" w:before="220"/>
       </w:pPr>
       <w:r>
         <w:t xml:space="preserve">[099] 8.7.3 — Territorial Restrictions</w:t>
@@ -18507,7 +18664,8 @@
     </w:p>
     <w:p>
       <w:pPr>
-        <w:spacing w:after="120"/>
+        <w:pStyle w:val="Heading1"/>
+        <w:spacing w:after="90" w:before="220"/>
       </w:pPr>
       <w:r>
         <w:t xml:space="preserve">[100] 8.7.4 — Edition Restrictions Engine</w:t>
@@ -18763,7 +18921,8 @@
     </w:p>
     <w:p>
       <w:pPr>
-        <w:spacing w:after="120"/>
+        <w:pStyle w:val="Heading1"/>
+        <w:spacing w:after="90" w:before="220"/>
       </w:pPr>
       <w:r>
         <w:t xml:space="preserve">[101] 8.7.5 — NFT Based Licensing</w:t>
@@ -18819,7 +18978,8 @@
     </w:p>
     <w:p>
       <w:pPr>
-        <w:spacing w:after="120"/>
+        <w:pStyle w:val="Heading1"/>
+        <w:spacing w:after="90" w:before="220"/>
       </w:pPr>
       <w:r>
         <w:t xml:space="preserve">[102] 8.7.6 — Institutional Override</w:t>
@@ -18859,7 +19019,8 @@
     </w:p>
     <w:p>
       <w:pPr>
-        <w:spacing w:after="120"/>
+        <w:pStyle w:val="Heading1"/>
+        <w:spacing w:after="90" w:before="220"/>
       </w:pPr>
       <w:r>
         <w:t xml:space="preserve">[103] 8.7.7 — Rights Aware Logging</w:t>
@@ -18899,7 +19060,8 @@
     </w:p>
     <w:p>
       <w:pPr>
-        <w:spacing w:after="120"/>
+        <w:pStyle w:val="Heading1"/>
+        <w:spacing w:after="90" w:before="220"/>
       </w:pPr>
       <w:r>
         <w:t xml:space="preserve">[104] 8.7.8 — License Expiration Handler</w:t>
@@ -18939,7 +19101,8 @@
     </w:p>
     <w:p>
       <w:pPr>
-        <w:spacing w:after="120"/>
+        <w:pStyle w:val="Heading1"/>
+        <w:spacing w:after="90" w:before="220"/>
       </w:pPr>
       <w:r>
         <w:t xml:space="preserve">[105] 8.7.9 — Rights Event Hooks</w:t>
@@ -18971,7 +19134,8 @@
     </w:p>
     <w:p>
       <w:pPr>
-        <w:spacing w:after="120"/>
+        <w:pStyle w:val="Heading1"/>
+        <w:spacing w:after="90" w:before="220"/>
       </w:pPr>
       <w:r>
         <w:t xml:space="preserve">[106] 8.7.10 — BCLQ Integration Layer</w:t>
@@ -19003,7 +19167,8 @@
     </w:p>
     <w:p>
       <w:pPr>
-        <w:spacing w:after="120"/>
+        <w:pStyle w:val="Heading1"/>
+        <w:spacing w:after="90" w:before="220"/>
       </w:pPr>
       <w:r>
         <w:t xml:space="preserve">[107] 8.7.11 — License Scope Resolver</w:t>
@@ -19035,7 +19200,8 @@
     </w:p>
     <w:p>
       <w:pPr>
-        <w:spacing w:after="120"/>
+        <w:pStyle w:val="Heading1"/>
+        <w:spacing w:after="90" w:before="220"/>
       </w:pPr>
       <w:r>
         <w:t xml:space="preserve">[108] 8.7.12 — License Audit Trail Engine</w:t>
@@ -19091,7 +19257,8 @@
     </w:p>
     <w:p>
       <w:pPr>
-        <w:spacing w:after="120"/>
+        <w:pStyle w:val="Heading1"/>
+        <w:spacing w:after="90" w:before="220"/>
       </w:pPr>
       <w:r>
         <w:t xml:space="preserve">[109] 8.8.1 — QBF NFT Minting Engine</w:t>
@@ -19123,7 +19290,8 @@
     </w:p>
     <w:p>
       <w:pPr>
-        <w:spacing w:after="120"/>
+        <w:pStyle w:val="Heading1"/>
+        <w:spacing w:after="90" w:before="220"/>
       </w:pPr>
       <w:r>
         <w:t xml:space="preserve">[110] 8.8.2 — Fact Unit NFT Minting</w:t>
@@ -19163,7 +19331,8 @@
     </w:p>
     <w:p>
       <w:pPr>
-        <w:spacing w:after="120"/>
+        <w:pStyle w:val="Heading1"/>
+        <w:spacing w:after="90" w:before="220"/>
       </w:pPr>
       <w:r>
         <w:t xml:space="preserve">[111] 8.8.3 — Provenance NFT Engine</w:t>
@@ -19195,7 +19364,8 @@
     </w:p>
     <w:p>
       <w:pPr>
-        <w:spacing w:after="120"/>
+        <w:pStyle w:val="Heading1"/>
+        <w:spacing w:after="90" w:before="220"/>
       </w:pPr>
       <w:r>
         <w:t xml:space="preserve">[112] 8.8.4 — Response NFT Engine</w:t>
@@ -19227,7 +19397,8 @@
     </w:p>
     <w:p>
       <w:pPr>
-        <w:spacing w:after="120"/>
+        <w:pStyle w:val="Heading1"/>
+        <w:spacing w:after="90" w:before="220"/>
       </w:pPr>
       <w:r>
         <w:t xml:space="preserve">[113] 8.8.5 — Lineage Chain Manager</w:t>
@@ -19267,7 +19438,8 @@
     </w:p>
     <w:p>
       <w:pPr>
-        <w:spacing w:after="120"/>
+        <w:pStyle w:val="Heading1"/>
+        <w:spacing w:after="90" w:before="220"/>
       </w:pPr>
       <w:r>
         <w:t xml:space="preserve">[114] 8.8.6 — Ownership Verification</w:t>
@@ -19307,7 +19479,8 @@
     </w:p>
     <w:p>
       <w:pPr>
-        <w:spacing w:after="120"/>
+        <w:pStyle w:val="Heading1"/>
+        <w:spacing w:after="90" w:before="220"/>
       </w:pPr>
       <w:r>
         <w:t xml:space="preserve">[115] 8.8.7 — NFT Transfer Event</w:t>
@@ -19347,7 +19520,8 @@
     </w:p>
     <w:p>
       <w:pPr>
-        <w:spacing w:after="120"/>
+        <w:pStyle w:val="Heading1"/>
+        <w:spacing w:after="90" w:before="220"/>
       </w:pPr>
       <w:r>
         <w:t xml:space="preserve">[116] 8.8.8 — NFT Event Hooks</w:t>
@@ -19379,7 +19553,8 @@
     </w:p>
     <w:p>
       <w:pPr>
-        <w:spacing w:after="120"/>
+        <w:pStyle w:val="Heading1"/>
+        <w:spacing w:after="90" w:before="220"/>
       </w:pPr>
       <w:r>
         <w:t xml:space="preserve">[117] 8.8.9 — NFT Metadata Schema</w:t>
@@ -19411,7 +19586,8 @@
     </w:p>
     <w:p>
       <w:pPr>
-        <w:spacing w:after="120"/>
+        <w:pStyle w:val="Heading1"/>
+        <w:spacing w:after="90" w:before="220"/>
       </w:pPr>
       <w:r>
         <w:t xml:space="preserve">[118] 8.8.10 — NFT Revocation and</w:t>
@@ -19475,7 +19651,8 @@
     </w:p>
     <w:p>
       <w:pPr>
-        <w:spacing w:after="120"/>
+        <w:pStyle w:val="Heading1"/>
+        <w:spacing w:after="90" w:before="220"/>
       </w:pPr>
       <w:r>
         <w:t xml:space="preserve">[119] 8.9.1 — Adaptive Reading Path</w:t>
@@ -19515,7 +19692,8 @@
     </w:p>
     <w:p>
       <w:pPr>
-        <w:spacing w:after="120"/>
+        <w:pStyle w:val="Heading1"/>
+        <w:spacing w:after="90" w:before="220"/>
       </w:pPr>
       <w:r>
         <w:t xml:space="preserve">[120] 8.9.2 — Inline Q&amp;amp;A Engine</w:t>
@@ -19747,7 +19925,8 @@
     </w:p>
     <w:p>
       <w:pPr>
-        <w:spacing w:after="120"/>
+        <w:pStyle w:val="Heading1"/>
+        <w:spacing w:after="90" w:before="220"/>
       </w:pPr>
       <w:r>
         <w:t xml:space="preserve">[121] 8.9.3 — Reader State Model</w:t>
@@ -19795,7 +19974,8 @@
     </w:p>
     <w:p>
       <w:pPr>
-        <w:spacing w:after="120"/>
+        <w:pStyle w:val="Heading1"/>
+        <w:spacing w:after="90" w:before="220"/>
       </w:pPr>
       <w:r>
         <w:t xml:space="preserve">[122] 8.9.4 — Reader Behavior Analytics</w:t>
@@ -19843,7 +20023,8 @@
     </w:p>
     <w:p>
       <w:pPr>
-        <w:spacing w:after="120"/>
+        <w:pStyle w:val="Heading1"/>
+        <w:spacing w:after="90" w:before="220"/>
       </w:pPr>
       <w:r>
         <w:t xml:space="preserve">[123] 8.9.5 — Misconception Detection</w:t>
@@ -19883,7 +20064,8 @@
     </w:p>
     <w:p>
       <w:pPr>
-        <w:spacing w:after="120"/>
+        <w:pStyle w:val="Heading1"/>
+        <w:spacing w:after="90" w:before="220"/>
       </w:pPr>
       <w:r>
         <w:t xml:space="preserve">[124] 8.9.6 — Remediation</w:t>
@@ -19931,7 +20113,8 @@
     </w:p>
     <w:p>
       <w:pPr>
-        <w:spacing w:after="120"/>
+        <w:pStyle w:val="Heading1"/>
+        <w:spacing w:after="90" w:before="220"/>
       </w:pPr>
       <w:r>
         <w:t xml:space="preserve">[125] 8.9.7 — Reader Personalization</w:t>
@@ -19979,7 +20162,8 @@
     </w:p>
     <w:p>
       <w:pPr>
-        <w:spacing w:after="120"/>
+        <w:pStyle w:val="Heading1"/>
+        <w:spacing w:after="90" w:before="220"/>
       </w:pPr>
       <w:r>
         <w:t xml:space="preserve">[126] 8.9.8 — Concept Map Generator</w:t>
@@ -20011,7 +20195,8 @@
     </w:p>
     <w:p>
       <w:pPr>
-        <w:spacing w:after="120"/>
+        <w:pStyle w:val="Heading1"/>
+        <w:spacing w:after="90" w:before="220"/>
       </w:pPr>
       <w:r>
         <w:t xml:space="preserve">[127] 8.9.9 — Reader Event Hooks</w:t>
@@ -20043,7 +20228,8 @@
     </w:p>
     <w:p>
       <w:pPr>
-        <w:spacing w:after="120"/>
+        <w:pStyle w:val="Heading1"/>
+        <w:spacing w:after="90" w:before="220"/>
       </w:pPr>
       <w:r>
         <w:t xml:space="preserve">[128] 8.9.10 — Study Guide Generator</w:t>
@@ -20075,7 +20261,8 @@
     </w:p>
     <w:p>
       <w:pPr>
-        <w:spacing w:after="120"/>
+        <w:pStyle w:val="Heading1"/>
+        <w:spacing w:after="90" w:before="220"/>
       </w:pPr>
       <w:r>
         <w:t xml:space="preserve">[129] 8.9.11 — Engagement Scoring</w:t>
@@ -20115,7 +20302,8 @@
     </w:p>
     <w:p>
       <w:pPr>
-        <w:spacing w:after="120"/>
+        <w:pStyle w:val="Heading1"/>
+        <w:spacing w:after="90" w:before="220"/>
       </w:pPr>
       <w:r>
         <w:t xml:space="preserve">[130] 8.9.12 — Reader Session Manager</w:t>
@@ -20171,7 +20359,8 @@
     </w:p>
     <w:p>
       <w:pPr>
-        <w:spacing w:after="120"/>
+        <w:pStyle w:val="Heading1"/>
+        <w:spacing w:after="90" w:before="220"/>
       </w:pPr>
       <w:r>
         <w:t xml:space="preserve">[131] 8.10.1 — Educator Dashboard</w:t>
@@ -20211,7 +20400,8 @@
     </w:p>
     <w:p>
       <w:pPr>
-        <w:spacing w:after="120"/>
+        <w:pStyle w:val="Heading1"/>
+        <w:spacing w:after="90" w:before="220"/>
       </w:pPr>
       <w:r>
         <w:t xml:space="preserve">[132] 8.10.2 — Class Mastery Aggregator</w:t>
@@ -20243,7 +20433,8 @@
     </w:p>
     <w:p>
       <w:pPr>
-        <w:spacing w:after="120"/>
+        <w:pStyle w:val="Heading1"/>
+        <w:spacing w:after="90" w:before="220"/>
       </w:pPr>
       <w:r>
         <w:t xml:space="preserve">[133] 8.10.3 — Misconception Cluster</w:t>
@@ -20283,7 +20474,8 @@
     </w:p>
     <w:p>
       <w:pPr>
-        <w:spacing w:after="120"/>
+        <w:pStyle w:val="Heading1"/>
+        <w:spacing w:after="90" w:before="220"/>
       </w:pPr>
       <w:r>
         <w:t xml:space="preserve">[134] 8.10.4 — Engagement Analytics</w:t>
@@ -20331,7 +20523,8 @@
     </w:p>
     <w:p>
       <w:pPr>
-        <w:spacing w:after="120"/>
+        <w:pStyle w:val="Heading1"/>
+        <w:spacing w:after="90" w:before="220"/>
       </w:pPr>
       <w:r>
         <w:t xml:space="preserve">[135] 8.10.5 — Curriculum Coverage</w:t>
@@ -20371,7 +20564,8 @@
     </w:p>
     <w:p>
       <w:pPr>
-        <w:spacing w:after="120"/>
+        <w:pStyle w:val="Heading1"/>
+        <w:spacing w:after="90" w:before="220"/>
       </w:pPr>
       <w:r>
         <w:t xml:space="preserve">[136] 8.10.6 — Standards Alignment</w:t>
@@ -20411,7 +20605,8 @@
     </w:p>
     <w:p>
       <w:pPr>
-        <w:spacing w:after="120"/>
+        <w:pStyle w:val="Heading1"/>
+        <w:spacing w:after="90" w:before="220"/>
       </w:pPr>
       <w:r>
         <w:t xml:space="preserve">[137] 8.10.7 — Curriculum Alignment</w:t>
@@ -20451,7 +20646,8 @@
     </w:p>
     <w:p>
       <w:pPr>
-        <w:spacing w:after="120"/>
+        <w:pStyle w:val="Heading1"/>
+        <w:spacing w:after="90" w:before="220"/>
       </w:pPr>
       <w:r>
         <w:t xml:space="preserve">[138] 8.10.8 — Intervention</w:t>
@@ -20499,7 +20695,8 @@
     </w:p>
     <w:p>
       <w:pPr>
-        <w:spacing w:after="120"/>
+        <w:pStyle w:val="Heading1"/>
+        <w:spacing w:after="90" w:before="220"/>
       </w:pPr>
       <w:r>
         <w:t xml:space="preserve">[139] 8.10.9 — Educator Event Hooks</w:t>
@@ -20531,7 +20728,8 @@
     </w:p>
     <w:p>
       <w:pPr>
-        <w:spacing w:after="120"/>
+        <w:pStyle w:val="Heading1"/>
+        <w:spacing w:after="90" w:before="220"/>
       </w:pPr>
       <w:r>
         <w:t xml:space="preserve">[140] 8.10.10 — Class Progress Tracker</w:t>
@@ -20779,7 +20977,8 @@
     </w:p>
     <w:p>
       <w:pPr>
-        <w:spacing w:after="120"/>
+        <w:pStyle w:val="Heading1"/>
+        <w:spacing w:after="90" w:before="220"/>
       </w:pPr>
       <w:r>
         <w:t xml:space="preserve">[141] 8.10.11 — Assignment Performance</w:t>
@@ -20835,7 +21034,8 @@
     </w:p>
     <w:p>
       <w:pPr>
-        <w:spacing w:after="120"/>
+        <w:pStyle w:val="Heading1"/>
+        <w:spacing w:after="90" w:before="220"/>
       </w:pPr>
       <w:r>
         <w:t xml:space="preserve">[142] 8.10.12 — Cohort Comparison</w:t>
@@ -20875,7 +21075,8 @@
     </w:p>
     <w:p>
       <w:pPr>
-        <w:spacing w:after="120"/>
+        <w:pStyle w:val="Heading1"/>
+        <w:spacing w:after="90" w:before="220"/>
       </w:pPr>
       <w:r>
         <w:t xml:space="preserve">[143] 8.10.13 — Educator Feedback</w:t>
@@ -20915,7 +21116,8 @@
     </w:p>
     <w:p>
       <w:pPr>
-        <w:spacing w:after="120"/>
+        <w:pStyle w:val="Heading1"/>
+        <w:spacing w:after="90" w:before="220"/>
       </w:pPr>
       <w:r>
         <w:t xml:space="preserve">[144] 8.10.14 — Predictive Intervention</w:t>
@@ -20955,7 +21157,8 @@
     </w:p>
     <w:p>
       <w:pPr>
-        <w:spacing w:after="120"/>
+        <w:pStyle w:val="Heading1"/>
+        <w:spacing w:after="90" w:before="220"/>
       </w:pPr>
       <w:r>
         <w:t xml:space="preserve">[145] 8.10.15 — Standards Coverage</w:t>
@@ -21019,7 +21222,8 @@
     </w:p>
     <w:p>
       <w:pPr>
-        <w:spacing w:after="120"/>
+        <w:pStyle w:val="Heading1"/>
+        <w:spacing w:after="90" w:before="220"/>
       </w:pPr>
       <w:r>
         <w:t xml:space="preserve">[146] 8.11.1 — Annotation Engine</w:t>
@@ -21051,7 +21255,8 @@
     </w:p>
     <w:p>
       <w:pPr>
-        <w:spacing w:after="120"/>
+        <w:pStyle w:val="Heading1"/>
+        <w:spacing w:after="90" w:before="220"/>
       </w:pPr>
       <w:r>
         <w:t xml:space="preserve">[147] 8.11.2 — Threaded Discussion</w:t>
@@ -21091,7 +21296,8 @@
     </w:p>
     <w:p>
       <w:pPr>
-        <w:spacing w:after="120"/>
+        <w:pStyle w:val="Heading1"/>
+        <w:spacing w:after="90" w:before="220"/>
       </w:pPr>
       <w:r>
         <w:t xml:space="preserve">[148] 8.11.3 — Collaboration Rights</w:t>
@@ -21131,7 +21337,8 @@
     </w:p>
     <w:p>
       <w:pPr>
-        <w:spacing w:after="120"/>
+        <w:pStyle w:val="Heading1"/>
+        <w:spacing w:after="90" w:before="220"/>
       </w:pPr>
       <w:r>
         <w:t xml:space="preserve">[149] 8.11.4 — Annotation Provenance</w:t>
@@ -21171,7 +21378,8 @@
     </w:p>
     <w:p>
       <w:pPr>
-        <w:spacing w:after="120"/>
+        <w:pStyle w:val="Heading1"/>
+        <w:spacing w:after="90" w:before="220"/>
       </w:pPr>
       <w:r>
         <w:t xml:space="preserve">[150] 8.11.5 — Group Workspace</w:t>
@@ -21219,7 +21427,8 @@
     </w:p>
     <w:p>
       <w:pPr>
-        <w:spacing w:after="120"/>
+        <w:pStyle w:val="Heading1"/>
+        <w:spacing w:after="90" w:before="220"/>
       </w:pPr>
       <w:r>
         <w:t xml:space="preserve">[151] 8.11.6 — Shared Resource Manager</w:t>
@@ -21251,7 +21460,8 @@
     </w:p>
     <w:p>
       <w:pPr>
-        <w:spacing w:after="120"/>
+        <w:pStyle w:val="Heading1"/>
+        <w:spacing w:after="90" w:before="220"/>
       </w:pPr>
       <w:r>
         <w:t xml:space="preserve">[152] 8.11.7 — Collaboration Event</w:t>
@@ -21291,7 +21501,8 @@
     </w:p>
     <w:p>
       <w:pPr>
-        <w:spacing w:after="120"/>
+        <w:pStyle w:val="Heading1"/>
+        <w:spacing w:after="90" w:before="220"/>
       </w:pPr>
       <w:r>
         <w:t xml:space="preserve">[153] 8.11.8 — Real Time Sync Engine</w:t>
@@ -21323,7 +21534,8 @@
     </w:p>
     <w:p>
       <w:pPr>
-        <w:spacing w:after="120"/>
+        <w:pStyle w:val="Heading1"/>
+        <w:spacing w:after="90" w:before="220"/>
       </w:pPr>
       <w:r>
         <w:t xml:space="preserve">[154] 8.11.9 — Collaboration Activity</w:t>
@@ -21371,7 +21583,8 @@
     </w:p>
     <w:p>
       <w:pPr>
-        <w:spacing w:after="120"/>
+        <w:pStyle w:val="Heading1"/>
+        <w:spacing w:after="90" w:before="220"/>
       </w:pPr>
       <w:r>
         <w:t xml:space="preserve">[155] 8.11.10 — Collaboration Session</w:t>
@@ -21427,7 +21640,8 @@
     </w:p>
     <w:p>
       <w:pPr>
-        <w:spacing w:after="120"/>
+        <w:pStyle w:val="Heading1"/>
+        <w:spacing w:after="90" w:before="220"/>
       </w:pPr>
       <w:r>
         <w:t xml:space="preserve">[156] 8.12.1 — Response Assembly</w:t>
@@ -21467,7 +21681,8 @@
     </w:p>
     <w:p>
       <w:pPr>
-        <w:spacing w:after="120"/>
+        <w:pStyle w:val="Heading1"/>
+        <w:spacing w:after="90" w:before="220"/>
       </w:pPr>
       <w:r>
         <w:t xml:space="preserve">[157] 8.12.2 — FU Driven Summary</w:t>
@@ -21507,7 +21722,8 @@
     </w:p>
     <w:p>
       <w:pPr>
-        <w:spacing w:after="120"/>
+        <w:pStyle w:val="Heading1"/>
+        <w:spacing w:after="90" w:before="220"/>
       </w:pPr>
       <w:r>
         <w:t xml:space="preserve">[158] 8.12.3 — Response Provenance</w:t>
@@ -21555,7 +21771,8 @@
     </w:p>
     <w:p>
       <w:pPr>
-        <w:spacing w:after="120"/>
+        <w:pStyle w:val="Heading1"/>
+        <w:spacing w:after="90" w:before="220"/>
       </w:pPr>
       <w:r>
         <w:t xml:space="preserve">[159] 8.12.4 — Response Event Hooks</w:t>
@@ -21587,7 +21804,8 @@
     </w:p>
     <w:p>
       <w:pPr>
-        <w:spacing w:after="120"/>
+        <w:pStyle w:val="Heading1"/>
+        <w:spacing w:after="90" w:before="220"/>
       </w:pPr>
       <w:r>
         <w:t xml:space="preserve">[160] 8.12.5 — Response Ranking Engine</w:t>
@@ -21827,7 +22045,8 @@
     </w:p>
     <w:p>
       <w:pPr>
-        <w:spacing w:after="120"/>
+        <w:pStyle w:val="Heading1"/>
+        <w:spacing w:after="90" w:before="220"/>
       </w:pPr>
       <w:r>
         <w:t xml:space="preserve">[161] 8.12.6 — Response Coherence</w:t>
@@ -21883,7 +22102,8 @@
     </w:p>
     <w:p>
       <w:pPr>
-        <w:spacing w:after="120"/>
+        <w:pStyle w:val="Heading1"/>
+        <w:spacing w:after="90" w:before="220"/>
       </w:pPr>
       <w:r>
         <w:t xml:space="preserve">[162] 8.12.7 — Multi Hop Reasoning</w:t>
@@ -21923,7 +22143,8 @@
     </w:p>
     <w:p>
       <w:pPr>
-        <w:spacing w:after="120"/>
+        <w:pStyle w:val="Heading1"/>
+        <w:spacing w:after="90" w:before="220"/>
       </w:pPr>
       <w:r>
         <w:t xml:space="preserve">[163] 8.12.8 — Rights Aware Redaction</w:t>
@@ -21963,7 +22184,8 @@
     </w:p>
     <w:p>
       <w:pPr>
-        <w:spacing w:after="120"/>
+        <w:pStyle w:val="Heading1"/>
+        <w:spacing w:after="90" w:before="220"/>
       </w:pPr>
       <w:r>
         <w:t xml:space="preserve">[164] 8.12.9 — Edition Aware Response</w:t>
@@ -22003,7 +22225,8 @@
     </w:p>
     <w:p>
       <w:pPr>
-        <w:spacing w:after="120"/>
+        <w:pStyle w:val="Heading1"/>
+        <w:spacing w:after="90" w:before="220"/>
       </w:pPr>
       <w:r>
         <w:t xml:space="preserve">[165] 8.12.10 — Response Export Service</w:t>
@@ -22059,7 +22282,8 @@
     </w:p>
     <w:p>
       <w:pPr>
-        <w:spacing w:after="120"/>
+        <w:pStyle w:val="Heading1"/>
+        <w:spacing w:after="90" w:before="220"/>
       </w:pPr>
       <w:r>
         <w:t xml:space="preserve">[166] 8.13.1 — Ingestion Quality Metrics</w:t>
@@ -22099,7 +22323,8 @@
     </w:p>
     <w:p>
       <w:pPr>
-        <w:spacing w:after="120"/>
+        <w:pStyle w:val="Heading1"/>
+        <w:spacing w:after="90" w:before="220"/>
       </w:pPr>
       <w:r>
         <w:t xml:space="preserve">[167] 8.13.2 — Extraction Quality Metrics</w:t>
@@ -22139,7 +22364,8 @@
     </w:p>
     <w:p>
       <w:pPr>
-        <w:spacing w:after="120"/>
+        <w:pStyle w:val="Heading1"/>
+        <w:spacing w:after="90" w:before="220"/>
       </w:pPr>
       <w:r>
         <w:t xml:space="preserve">[168] 8.13.3 — FU Coverage Analyzer</w:t>
@@ -22171,7 +22397,8 @@
     </w:p>
     <w:p>
       <w:pPr>
-        <w:spacing w:after="120"/>
+        <w:pStyle w:val="Heading1"/>
+        <w:spacing w:after="90" w:before="220"/>
       </w:pPr>
       <w:r>
         <w:t xml:space="preserve">[169] 8.13.4 — Edition Delta Analyzer</w:t>
@@ -22203,7 +22430,8 @@
     </w:p>
     <w:p>
       <w:pPr>
-        <w:spacing w:after="120"/>
+        <w:pStyle w:val="Heading1"/>
+        <w:spacing w:after="90" w:before="220"/>
       </w:pPr>
       <w:r>
         <w:t xml:space="preserve">[170] 8.13.5 — Rights Utilization Analyzer</w:t>
@@ -22243,7 +22471,8 @@
     </w:p>
     <w:p>
       <w:pPr>
-        <w:spacing w:after="120"/>
+        <w:pStyle w:val="Heading1"/>
+        <w:spacing w:after="90" w:before="220"/>
       </w:pPr>
       <w:r>
         <w:t xml:space="preserve">[171] 8.13.6 — Publisher Dashboard</w:t>
@@ -22283,7 +22512,8 @@
     </w:p>
     <w:p>
       <w:pPr>
-        <w:spacing w:after="120"/>
+        <w:pStyle w:val="Heading1"/>
+        <w:spacing w:after="90" w:before="220"/>
       </w:pPr>
       <w:r>
         <w:t xml:space="preserve">[172] 8.13.7 — Analytics Event Hooks</w:t>
@@ -22347,7 +22577,8 @@
     </w:p>
     <w:p>
       <w:pPr>
-        <w:spacing w:after="120"/>
+        <w:pStyle w:val="Heading1"/>
+        <w:spacing w:after="90" w:before="220"/>
       </w:pPr>
       <w:r>
         <w:t xml:space="preserve">[173] 8.14.1 — Deployment Configuration</w:t>
@@ -22387,7 +22618,8 @@
     </w:p>
     <w:p>
       <w:pPr>
-        <w:spacing w:after="120"/>
+        <w:pStyle w:val="Heading1"/>
+        <w:spacing w:after="90" w:before="220"/>
       </w:pPr>
       <w:r>
         <w:t xml:space="preserve">[174] 8.14.2 — Environment Profiles</w:t>
@@ -22451,7 +22683,8 @@
     </w:p>
     <w:p>
       <w:pPr>
-        <w:spacing w:after="120"/>
+        <w:pStyle w:val="Heading1"/>
+        <w:spacing w:after="90" w:before="220"/>
       </w:pPr>
       <w:r>
         <w:t xml:space="preserve">[175] 8.15.1 — API Gateway</w:t>
@@ -22483,7 +22716,8 @@
     </w:p>
     <w:p>
       <w:pPr>
-        <w:spacing w:after="120"/>
+        <w:pStyle w:val="Heading1"/>
+        <w:spacing w:after="90" w:before="220"/>
       </w:pPr>
       <w:r>
         <w:t xml:space="preserve">[176] 8.15.2 — Integration Connectors</w:t>
@@ -22515,7 +22749,8 @@
     </w:p>
     <w:p>
       <w:pPr>
-        <w:spacing w:after="120"/>
+        <w:pStyle w:val="Heading1"/>
+        <w:spacing w:after="90" w:before="220"/>
       </w:pPr>
       <w:r>
         <w:t xml:space="preserve">[177] 8.15.3 — Webhooks and Event</w:t>
@@ -24667,7 +24902,8 @@
     </w:p>
     <w:p>
       <w:pPr>
-        <w:spacing w:after="120"/>
+        <w:pStyle w:val="Heading1"/>
+        <w:spacing w:after="90" w:before="220"/>
       </w:pPr>
       <w:r>
         <w:t xml:space="preserve">[178] 16.1 - Sub-Language Priming Layer (SLPL)</w:t>
@@ -24699,7 +24935,8 @@
     </w:p>
     <w:p>
       <w:pPr>
-        <w:spacing w:after="120"/>
+        <w:pStyle w:val="Heading1"/>
+        <w:spacing w:after="90" w:before="220"/>
       </w:pPr>
       <w:r>
         <w:t xml:space="preserve">[179] 16.2 - Language Expression Layer (LEL)</w:t>
@@ -24731,7 +24968,8 @@
     </w:p>
     <w:p>
       <w:pPr>
-        <w:spacing w:after="120"/>
+        <w:pStyle w:val="Heading1"/>
+        <w:spacing w:after="90" w:before="220"/>
       </w:pPr>
       <w:r>
         <w:t xml:space="preserve">[180] 16.3 - Transition Gate</w:t>
@@ -24771,7 +25009,8 @@
     </w:p>
     <w:p>
       <w:pPr>
-        <w:spacing w:after="120"/>
+        <w:pStyle w:val="Heading1"/>
+        <w:spacing w:after="90" w:before="220"/>
       </w:pPr>
       <w:r>
         <w:t xml:space="preserve">[181] 16.4 - Delta Acquisition Model / Multilingual Flywheel</w:t>
@@ -24803,7 +25042,8 @@
     </w:p>
     <w:p>
       <w:pPr>
-        <w:spacing w:after="120"/>
+        <w:pStyle w:val="Heading1"/>
+        <w:spacing w:after="90" w:before="220"/>
       </w:pPr>
       <w:r>
         <w:t xml:space="preserve">[182] 16.5 - Speech Output Pipeline</w:t>
@@ -24835,7 +25075,8 @@
     </w:p>
     <w:p>
       <w:pPr>
-        <w:spacing w:after="120"/>
+        <w:pStyle w:val="Heading1"/>
+        <w:spacing w:after="90" w:before="220"/>
       </w:pPr>
       <w:r>
         <w:t xml:space="preserve">[183] 16.6 - LEL &lt;-&gt; FQL Co-Grounding</w:t>
@@ -24883,59 +25124,403 @@
     </w:p>
     <w:p>
       <w:pPr>
+        <w:spacing w:after="120"/>
+      </w:pPr>
+      <w:r>
+        <w:t xml:space="preserve">ADDITIVE REVISION - UFCS/FQL INTEGRATION (supersession)</w:t>
+      </w:r>
+    </w:p>
+    <w:p>
+      <w:pPr>
+        <w:spacing w:after="120"/>
+      </w:pPr>
+      <w:r>
+        <w:t xml:space="preserve">Feature 48 "Optional UFCS/FQL Query Resource" (Ch. 81) and the §3.9 "external</w:t>
+      </w:r>
+    </w:p>
+    <w:p>
+      <w:pPr>
+        <w:spacing w:after="120"/>
+      </w:pPr>
+      <w:r>
+        <w:t xml:space="preserve">UFCS/FQL ... expressly remains removed" boundary are SUPERSEDED: UFCS/FQL is now</w:t>
+      </w:r>
+    </w:p>
+    <w:p>
+      <w:pPr>
+        <w:spacing w:after="120"/>
+      </w:pPr>
+      <w:r>
+        <w:t xml:space="preserve">INTEGRAL TO THE FACT UNIT (100% integrated, not optional). Prior entries retained</w:t>
+      </w:r>
+    </w:p>
+    <w:p>
+      <w:pPr>
+        <w:spacing w:after="120"/>
+      </w:pPr>
+      <w:r>
+        <w:t xml:space="preserve">per the additive covenant; marked superseded. FUL (§3.10) unified with FQL under</w:t>
+      </w:r>
+    </w:p>
+    <w:p>
+      <w:pPr>
+        <w:spacing w:after="120"/>
+      </w:pPr>
+      <w:r>
+        <w:t xml:space="preserve">the integrated Fact Unit (claim 342 retained as reference). Counsel review required:</w:t>
+      </w:r>
+    </w:p>
+    <w:p>
+      <w:pPr>
+        <w:spacing w:after="120"/>
+      </w:pPr>
+      <w:r>
+        <w:t xml:space="preserve">re-integrating UFCS/FQL as core reverses a deliberate design-around.</w:t>
+      </w:r>
+    </w:p>
+    <w:p>
+      <w:pPr>
+        <w:spacing w:after="120"/>
+      </w:pPr>
+      <w:r>
+        <w:t xml:space="preserve">ADDITIVE REVISION - AGENT ARCHITECTURE (Domain 17)</w:t>
+      </w:r>
+    </w:p>
+    <w:p>
+      <w:pPr>
+        <w:spacing w:after="120"/>
+      </w:pPr>
+      <w:r>
+        <w:t xml:space="preserve">The Agent Architecture realizes the standard family of agent types as GROUNDED</w:t>
+      </w:r>
+    </w:p>
+    <w:p>
+      <w:pPr>
+        <w:spacing w:after="120"/>
+      </w:pPr>
+      <w:r>
+        <w:t xml:space="preserve">roles on the AgentManager (qb_agents.py). Every role inherits cite-or-refuse,</w:t>
+      </w:r>
+    </w:p>
+    <w:p>
+      <w:pPr>
+        <w:spacing w:after="120"/>
+      </w:pPr>
+      <w:r>
+        <w:t xml:space="preserve">halt-on-ambiguity, and reproducibility from the engine. Built roles run today;</w:t>
+      </w:r>
+    </w:p>
+    <w:p>
+      <w:pPr>
+        <w:spacing w:after="120"/>
+      </w:pPr>
+      <w:r>
+        <w:t xml:space="preserve">roadmap roles are wired as honest stubs that REFUSE (report the missing engine)</w:t>
+      </w:r>
+    </w:p>
+    <w:p>
+      <w:pPr>
+        <w:spacing w:after="120"/>
+      </w:pPr>
+      <w:r>
+        <w:t xml:space="preserve">rather than fabricate. Catalog exposed at GET /api/agent_roles. Renumber to live</w:t>
+      </w:r>
+    </w:p>
+    <w:p>
+      <w:pPr>
+        <w:spacing w:after="120"/>
+      </w:pPr>
+      <w:r>
+        <w:t xml:space="preserve">sequence on insertion.</w:t>
+      </w:r>
+    </w:p>
+    <w:p>
+      <w:pPr>
+        <w:spacing w:after="120"/>
+      </w:pPr>
+      <w:r>
+        <w:t xml:space="preserve">[A-1] 17.1 - Grounded Agent Framework (AgentManager)                  [BUILT]</w:t>
+      </w:r>
+    </w:p>
+    <w:p>
+      <w:pPr>
+        <w:spacing w:after="120"/>
+      </w:pPr>
+      <w:r>
+        <w:t xml:space="preserve">      Saved 24x7 roles on daemon threads; start/pause/stop/resume/delete;</w:t>
+      </w:r>
+    </w:p>
+    <w:p>
+      <w:pPr>
+        <w:spacing w:after="120"/>
+      </w:pPr>
+      <w:r>
+        <w:t xml:space="preserve">      persisted to &lt;store&gt;/agents.json; concurrent agents = multi-agent</w:t>
+      </w:r>
+    </w:p>
+    <w:p>
+      <w:pPr>
+        <w:spacing w:after="120"/>
+      </w:pPr>
+      <w:r>
+        <w:t xml:space="preserve">      substrate; keep-awake held only while working.</w:t>
+      </w:r>
+    </w:p>
+    <w:p>
+      <w:pPr>
+        <w:spacing w:after="120"/>
+      </w:pPr>
+      <w:r>
+        <w:t xml:space="preserve">[A-2] 17.2 - Grounded Q&amp;A / dialogue role (kind=grounded_qa)          [BUILT]</w:t>
+      </w:r>
+    </w:p>
+    <w:p>
+      <w:pPr>
+        <w:spacing w:after="120"/>
+      </w:pPr>
+      <w:r>
+        <w:t xml:space="preserve">      Runs the cite-or-refuse pipeline (plan-&gt;retrieve-&gt;gate-&gt;compose-&gt;check)</w:t>
+      </w:r>
+    </w:p>
+    <w:p>
+      <w:pPr>
+        <w:spacing w:after="120"/>
+      </w:pPr>
+      <w:r>
+        <w:t xml:space="preserve">      on a saved question each cycle; records verdict (VERIFIED/CONTRADICTED/</w:t>
+      </w:r>
+    </w:p>
+    <w:p>
+      <w:pPr>
+        <w:spacing w:after="120"/>
+      </w:pPr>
+      <w:r>
+        <w:t xml:space="preserve">      UNKNOWN), cited answer, citation count, unsupported flags; refuses on</w:t>
+      </w:r>
+    </w:p>
+    <w:p>
+      <w:pPr>
+        <w:spacing w:after="120"/>
+      </w:pPr>
+      <w:r>
+        <w:t xml:space="preserve">      unknown; adds no facts. Conversational multi-turn memory: partial.</w:t>
+      </w:r>
+    </w:p>
+    <w:p>
+      <w:pPr>
+        <w:spacing w:after="120"/>
+      </w:pPr>
+      <w:r>
+        <w:t xml:space="preserve">[A-3] 17.3 - Watch role / Continuous Query (lite) (kind=watch)        [BUILT]</w:t>
+      </w:r>
+    </w:p>
+    <w:p>
+      <w:pPr>
+        <w:spacing w:after="120"/>
+      </w:pPr>
+      <w:r>
+        <w:t xml:space="preserve">      Re-answers a standing question each cycle; flags and counts when the</w:t>
+      </w:r>
+    </w:p>
+    <w:p>
+      <w:pPr>
+        <w:spacing w:after="120"/>
+      </w:pPr>
+      <w:r>
+        <w:t xml:space="preserve">      verdict or answer CHANGES as new facts arrive (offline pondering, lite).</w:t>
+      </w:r>
+    </w:p>
+    <w:p>
+      <w:pPr>
+        <w:spacing w:after="120"/>
+      </w:pPr>
+      <w:r>
+        <w:t xml:space="preserve">[A-4] 17.4 - Roadmap roles refuse-not-fabricate                       [ROADMAP]</w:t>
+      </w:r>
+    </w:p>
+    <w:p>
+      <w:pPr>
+        <w:spacing w:after="120"/>
+      </w:pPr>
+      <w:r>
+        <w:t xml:space="preserve">      reasoning / hypothesis / planner roles require engines that are spec-only</w:t>
+      </w:r>
+    </w:p>
+    <w:p>
+      <w:pPr>
+        <w:spacing w:after="120"/>
+      </w:pPr>
+      <w:r>
+        <w:t xml:space="preserve">      per the coverage audit (gated reasoning; hypothesis/PROPOSED; NLPL). On</w:t>
+      </w:r>
+    </w:p>
+    <w:p>
+      <w:pPr>
+        <w:spacing w:after="120"/>
+      </w:pPr>
+      <w:r>
+        <w:t xml:space="preserve">      start they set status=roadmap and name the missing engine; they do NOT</w:t>
+      </w:r>
+    </w:p>
+    <w:p>
+      <w:pPr>
+        <w:spacing w:after="120"/>
+      </w:pPr>
+      <w:r>
+        <w:t xml:space="preserve">      run a fake approximation. Preserves the anti-hallucination guarantee at</w:t>
+      </w:r>
+    </w:p>
+    <w:p>
+      <w:pPr>
+        <w:spacing w:after="120"/>
+      </w:pPr>
+      <w:r>
+        <w:t xml:space="preserve">      the agent layer.</w:t>
+      </w:r>
+    </w:p>
+    <w:p>
+      <w:pPr>
+        <w:spacing w:after="120"/>
+      </w:pPr>
+      <w:r>
+        <w:t xml:space="preserve">Domain-specific harvesting (kind=deterministic) and web crawling (kind=web) are</w:t>
+      </w:r>
+    </w:p>
+    <w:p>
+      <w:pPr>
+        <w:spacing w:after="120"/>
+      </w:pPr>
+      <w:r>
+        <w:t xml:space="preserve">the existing harvesting roles and are already registered elsewhere; listed here</w:t>
+      </w:r>
+    </w:p>
+    <w:p>
+      <w:pPr>
+        <w:spacing w:after="120"/>
+      </w:pPr>
+      <w:r>
+        <w:t xml:space="preserve">only as the built domain-specific / tool-utilization roles of this architecture.</w:t>
+      </w:r>
+    </w:p>
+    <w:p>
+      <w:pPr>
+        <w:spacing w:after="120"/>
+      </w:pPr>
+      <w:r>
+        <w:t xml:space="preserve">REVISED FEATURE COUNT: 187 (183 + 4 Agent Architecture, A-1..A-4).</w:t>
+      </w:r>
+    </w:p>
+    <w:p>
+      <w:pPr>
+        <w:spacing w:after="120"/>
+      </w:pPr>
+      <w:r>
+        <w:t xml:space="preserve">Patent: agent roles are applications of the grounded engine; no new standalone</w:t>
+      </w:r>
+    </w:p>
+    <w:p>
+      <w:pPr>
+        <w:spacing w:after="120"/>
+      </w:pPr>
+      <w:r>
+        <w:t xml:space="preserve">claims asserted here (built roles run on existing mechanisms; roadmap roles await</w:t>
+      </w:r>
+    </w:p>
+    <w:p>
+      <w:pPr>
+        <w:spacing w:after="120"/>
+      </w:pPr>
+      <w:r>
+        <w:t xml:space="preserve">their engines).</w:t>
+      </w:r>
+    </w:p>
+    <w:p>
+      <w:pPr>
+        <w:spacing w:after="120"/>
+      </w:pPr>
+      <w:r>
+        <w:t xml:space="preserve">ADDITIVE REVISION - LEL REDUCED-TO-PRACTICE + NO-LLM COVENANT (2026-09-29)</w:t>
+      </w:r>
+    </w:p>
+    <w:p>
+      <w:pPr>
+        <w:spacing w:after="120"/>
+      </w:pPr>
+      <w:r>
+        <w:t xml:space="preserve">Records the reduced-to-practice embodiment of Domain 16 (LEL) in the QueryBook</w:t>
+      </w:r>
+    </w:p>
+    <w:p>
+      <w:pPr>
+        <w:spacing w:after="120"/>
+      </w:pPr>
+      <w:r>
+        <w:t xml:space="preserve">prototype (Language Lab) and a hard covenant. Additive: entries [178]-[183]</w:t>
+      </w:r>
+    </w:p>
+    <w:p>
+      <w:pPr>
+        <w:spacing w:after="120"/>
+      </w:pPr>
+      <w:r>
+        <w:t xml:space="preserve">retained unchanged (they describe the full neural LEL of record); the entries</w:t>
+      </w:r>
+    </w:p>
+    <w:p>
+      <w:pPr>
+        <w:spacing w:after="120"/>
+      </w:pPr>
+      <w:r>
+        <w:t xml:space="preserve">below record what is BUILT and the LLM lockout.</w:t>
+      </w:r>
+    </w:p>
+    <w:p>
+      <w:pPr>
         <w:pStyle w:val="Heading1"/>
         <w:spacing w:after="90" w:before="220"/>
       </w:pPr>
       <w:r>
-        <w:t xml:space="preserve">ADDITIVE REVISION - UFCS/FQL INTEGRATION (supersession)</w:t>
-      </w:r>
-    </w:p>
-    <w:p>
-      <w:pPr>
-        <w:spacing w:after="120"/>
-      </w:pPr>
-      <w:r>
-        <w:t xml:space="preserve">Feature 48 "Optional UFCS/FQL Query Resource" (Ch. 81) and the §3.9 "external</w:t>
-      </w:r>
-    </w:p>
-    <w:p>
-      <w:pPr>
-        <w:spacing w:after="120"/>
-      </w:pPr>
-      <w:r>
-        <w:t xml:space="preserve">UFCS/FQL ... expressly remains removed" boundary are SUPERSEDED: UFCS/FQL is now</w:t>
-      </w:r>
-    </w:p>
-    <w:p>
-      <w:pPr>
-        <w:spacing w:after="120"/>
-      </w:pPr>
-      <w:r>
-        <w:t xml:space="preserve">INTEGRAL TO THE FACT UNIT (100% integrated, not optional). Prior entries retained</w:t>
-      </w:r>
-    </w:p>
-    <w:p>
-      <w:pPr>
-        <w:spacing w:after="120"/>
-      </w:pPr>
-      <w:r>
-        <w:t xml:space="preserve">per the additive covenant; marked superseded. FUL (§3.10) unified with FQL under</w:t>
-      </w:r>
-    </w:p>
-    <w:p>
-      <w:pPr>
-        <w:spacing w:after="120"/>
-      </w:pPr>
-      <w:r>
-        <w:t xml:space="preserve">the integrated Fact Unit (claim 342 retained as reference). Counsel review required:</w:t>
-      </w:r>
-    </w:p>
-    <w:p>
-      <w:pPr>
-        <w:spacing w:after="120"/>
-      </w:pPr>
-      <w:r>
-        <w:t xml:space="preserve">re-integrating UFCS/FQL as core reverses a deliberate design-around.</w:t>
+        <w:t xml:space="preserve">[184] 16.7 - Phase 1 structural learning (SLPL)                        [BUILT]</w:t>
+      </w:r>
+    </w:p>
+    <w:p>
+      <w:pPr>
+        <w:spacing w:after="120"/>
+      </w:pPr>
+      <w:r>
+        <w:t xml:space="preserve">      Deterministic structural-acoustic learning from a bundled/user corpus:</w:t>
+      </w:r>
+    </w:p>
+    <w:p>
+      <w:pPr>
+        <w:spacing w:after="120"/>
+      </w:pPr>
+      <w:r>
+        <w:t xml:space="preserve">      grapheme inventory, rule-seeded G2P, syllabifier, lexical stability,</w:t>
+      </w:r>
+    </w:p>
+    <w:p>
+      <w:pPr>
+        <w:spacing w:after="120"/>
+      </w:pPr>
+      <w:r>
+        <w:t xml:space="preserve">      co-occurrence density, prosody proxies. Every measurement stored as a</w:t>
+      </w:r>
+    </w:p>
+    <w:p>
+      <w:pPr>
+        <w:spacing w:after="120"/>
+      </w:pPr>
+      <w:r>
+        <w:t xml:space="preserve">      provenance-tracked Fact Unit (domain "language"). Semantics suppressed;</w:t>
+      </w:r>
+    </w:p>
+    <w:p>
+      <w:pPr>
+        <w:spacing w:after="120"/>
+      </w:pPr>
+      <w:r>
+        <w:t xml:space="preserve">      drives the four Transition-Gate thresholds to a one-way latch.</w:t>
       </w:r>
     </w:p>
     <w:p>
@@ -24944,255 +25529,255 @@
         <w:spacing w:after="90" w:before="220"/>
       </w:pPr>
       <w:r>
-        <w:t xml:space="preserve">ADDITIVE REVISION - AGENT ARCHITECTURE (Domain 17)</w:t>
-      </w:r>
-    </w:p>
-    <w:p>
-      <w:pPr>
-        <w:spacing w:after="120"/>
-      </w:pPr>
-      <w:r>
-        <w:t xml:space="preserve">The Agent Architecture realizes the standard family of agent types as GROUNDED</w:t>
-      </w:r>
-    </w:p>
-    <w:p>
-      <w:pPr>
-        <w:spacing w:after="120"/>
-      </w:pPr>
-      <w:r>
-        <w:t xml:space="preserve">roles on the AgentManager (qb_agents.py). Every role inherits cite-or-refuse,</w:t>
-      </w:r>
-    </w:p>
-    <w:p>
-      <w:pPr>
-        <w:spacing w:after="120"/>
-      </w:pPr>
-      <w:r>
-        <w:t xml:space="preserve">halt-on-ambiguity, and reproducibility from the engine. Built roles run today;</w:t>
-      </w:r>
-    </w:p>
-    <w:p>
-      <w:pPr>
-        <w:spacing w:after="120"/>
-      </w:pPr>
-      <w:r>
-        <w:t xml:space="preserve">roadmap roles are wired as honest stubs that REFUSE (report the missing engine)</w:t>
-      </w:r>
-    </w:p>
-    <w:p>
-      <w:pPr>
-        <w:spacing w:after="120"/>
-      </w:pPr>
-      <w:r>
-        <w:t xml:space="preserve">rather than fabricate. Catalog exposed at GET /api/agent_roles. Renumber to live</w:t>
-      </w:r>
-    </w:p>
-    <w:p>
-      <w:pPr>
-        <w:spacing w:after="120"/>
-      </w:pPr>
-      <w:r>
-        <w:t xml:space="preserve">sequence on insertion.</w:t>
-      </w:r>
-    </w:p>
-    <w:p>
-      <w:pPr>
-        <w:spacing w:after="120"/>
-      </w:pPr>
-      <w:r>
-        <w:t xml:space="preserve">[A-1] 17.1 - Grounded Agent Framework (AgentManager)                  [BUILT]</w:t>
-      </w:r>
-    </w:p>
-    <w:p>
-      <w:pPr>
-        <w:spacing w:after="120"/>
-      </w:pPr>
-      <w:r>
-        <w:t xml:space="preserve">      Saved 24x7 roles on daemon threads; start/pause/stop/resume/delete;</w:t>
-      </w:r>
-    </w:p>
-    <w:p>
-      <w:pPr>
-        <w:spacing w:after="120"/>
-      </w:pPr>
-      <w:r>
-        <w:t xml:space="preserve">      persisted to &lt;store&gt;/agents.json; concurrent agents = multi-agent</w:t>
-      </w:r>
-    </w:p>
-    <w:p>
-      <w:pPr>
-        <w:spacing w:after="120"/>
-      </w:pPr>
-      <w:r>
-        <w:t xml:space="preserve">      substrate; keep-awake held only while working.</w:t>
-      </w:r>
-    </w:p>
-    <w:p>
-      <w:pPr>
-        <w:spacing w:after="120"/>
-      </w:pPr>
-      <w:r>
-        <w:t xml:space="preserve">[A-2] 17.2 - Grounded Q&amp;A / dialogue role (kind=grounded_qa)          [BUILT]</w:t>
-      </w:r>
-    </w:p>
-    <w:p>
-      <w:pPr>
-        <w:spacing w:after="120"/>
-      </w:pPr>
-      <w:r>
-        <w:t xml:space="preserve">      Runs the cite-or-refuse pipeline (plan-&gt;retrieve-&gt;gate-&gt;compose-&gt;check)</w:t>
-      </w:r>
-    </w:p>
-    <w:p>
-      <w:pPr>
-        <w:spacing w:after="120"/>
-      </w:pPr>
-      <w:r>
-        <w:t xml:space="preserve">      on a saved question each cycle; records verdict (VERIFIED/CONTRADICTED/</w:t>
-      </w:r>
-    </w:p>
-    <w:p>
-      <w:pPr>
-        <w:spacing w:after="120"/>
-      </w:pPr>
-      <w:r>
-        <w:t xml:space="preserve">      UNKNOWN), cited answer, citation count, unsupported flags; refuses on</w:t>
-      </w:r>
-    </w:p>
-    <w:p>
-      <w:pPr>
-        <w:spacing w:after="120"/>
-      </w:pPr>
-      <w:r>
-        <w:t xml:space="preserve">      unknown; adds no facts. Conversational multi-turn memory: partial.</w:t>
-      </w:r>
-    </w:p>
-    <w:p>
-      <w:pPr>
-        <w:spacing w:after="120"/>
-      </w:pPr>
-      <w:r>
-        <w:t xml:space="preserve">[A-3] 17.3 - Watch role / Continuous Query (lite) (kind=watch)        [BUILT]</w:t>
-      </w:r>
-    </w:p>
-    <w:p>
-      <w:pPr>
-        <w:spacing w:after="120"/>
-      </w:pPr>
-      <w:r>
-        <w:t xml:space="preserve">      Re-answers a standing question each cycle; flags and counts when the</w:t>
-      </w:r>
-    </w:p>
-    <w:p>
-      <w:pPr>
-        <w:spacing w:after="120"/>
-      </w:pPr>
-      <w:r>
-        <w:t xml:space="preserve">      verdict or answer CHANGES as new facts arrive (offline pondering, lite).</w:t>
-      </w:r>
-    </w:p>
-    <w:p>
-      <w:pPr>
-        <w:spacing w:after="120"/>
-      </w:pPr>
-      <w:r>
-        <w:t xml:space="preserve">[A-4] 17.4 - Roadmap roles refuse-not-fabricate                       [ROADMAP]</w:t>
-      </w:r>
-    </w:p>
-    <w:p>
-      <w:pPr>
-        <w:spacing w:after="120"/>
-      </w:pPr>
-      <w:r>
-        <w:t xml:space="preserve">      reasoning / hypothesis / planner roles require engines that are spec-only</w:t>
-      </w:r>
-    </w:p>
-    <w:p>
-      <w:pPr>
-        <w:spacing w:after="120"/>
-      </w:pPr>
-      <w:r>
-        <w:t xml:space="preserve">      per the coverage audit (gated reasoning; hypothesis/PROPOSED; NLPL). On</w:t>
-      </w:r>
-    </w:p>
-    <w:p>
-      <w:pPr>
-        <w:spacing w:after="120"/>
-      </w:pPr>
-      <w:r>
-        <w:t xml:space="preserve">      start they set status=roadmap and name the missing engine; they do NOT</w:t>
-      </w:r>
-    </w:p>
-    <w:p>
-      <w:pPr>
-        <w:spacing w:after="120"/>
-      </w:pPr>
-      <w:r>
-        <w:t xml:space="preserve">      run a fake approximation. Preserves the anti-hallucination guarantee at</w:t>
-      </w:r>
-    </w:p>
-    <w:p>
-      <w:pPr>
-        <w:spacing w:after="120"/>
-      </w:pPr>
-      <w:r>
-        <w:t xml:space="preserve">      the agent layer.</w:t>
-      </w:r>
-    </w:p>
-    <w:p>
-      <w:pPr>
-        <w:spacing w:after="120"/>
-      </w:pPr>
-      <w:r>
-        <w:t xml:space="preserve">Domain-specific harvesting (kind=deterministic) and web crawling (kind=web) are</w:t>
-      </w:r>
-    </w:p>
-    <w:p>
-      <w:pPr>
-        <w:spacing w:after="120"/>
-      </w:pPr>
-      <w:r>
-        <w:t xml:space="preserve">the existing harvesting roles and are already registered elsewhere; listed here</w:t>
-      </w:r>
-    </w:p>
-    <w:p>
-      <w:pPr>
-        <w:spacing w:after="120"/>
-      </w:pPr>
-      <w:r>
-        <w:t xml:space="preserve">only as the built domain-specific / tool-utilization roles of this architecture.</w:t>
-      </w:r>
-    </w:p>
-    <w:p>
-      <w:pPr>
-        <w:spacing w:after="120"/>
-      </w:pPr>
-      <w:r>
-        <w:t xml:space="preserve">REVISED FEATURE COUNT: 187 (183 + 4 Agent Architecture, A-1..A-4).</w:t>
-      </w:r>
-    </w:p>
-    <w:p>
-      <w:pPr>
-        <w:spacing w:after="120"/>
-      </w:pPr>
-      <w:r>
-        <w:t xml:space="preserve">Patent: agent roles are applications of the grounded engine; no new standalone</w:t>
-      </w:r>
-    </w:p>
-    <w:p>
-      <w:pPr>
-        <w:spacing w:after="120"/>
-      </w:pPr>
-      <w:r>
-        <w:t xml:space="preserve">claims asserted here (built roles run on existing mechanisms; roadmap roles await</w:t>
-      </w:r>
-    </w:p>
-    <w:p>
-      <w:pPr>
-        <w:spacing w:after="120"/>
-      </w:pPr>
-      <w:r>
-        <w:t xml:space="preserve">their engines).</w:t>
+        <w:t xml:space="preserve">[185] 16.8 - Phase 2 semantic grounding (dictionary + store)          [BUILT]</w:t>
+      </w:r>
+    </w:p>
+    <w:p>
+      <w:pPr>
+        <w:spacing w:after="120"/>
+      </w:pPr>
+      <w:r>
+        <w:t xml:space="preserve">      Deterministic meaning attachment with NO LLM: (a) a bundled PUBLIC-DOMAIN</w:t>
+      </w:r>
+    </w:p>
+    <w:p>
+      <w:pPr>
+        <w:spacing w:after="120"/>
+      </w:pPr>
+      <w:r>
+        <w:t xml:space="preserve">      dictionary (Webster's 1913, ~5,052 core words) writes english word "w" ·</w:t>
+      </w:r>
+    </w:p>
+    <w:p>
+      <w:pPr>
+        <w:spacing w:after="120"/>
+      </w:pPr>
+      <w:r>
+        <w:t xml:space="preserve">      means · &lt;definition&gt; (trust 0.9, source = dictionary); (b) self-grounding</w:t>
+      </w:r>
+    </w:p>
+    <w:p>
+      <w:pPr>
+        <w:spacing w:after="120"/>
+      </w:pPr>
+      <w:r>
+        <w:t xml:space="preserve">      links each word to the verified Fact Units it already appears in</w:t>
+      </w:r>
+    </w:p>
+    <w:p>
+      <w:pPr>
+        <w:spacing w:after="120"/>
+      </w:pPr>
+      <w:r>
+        <w:t xml:space="preserve">      (grounded_by_fact). Every meaning carries an auditable source. Runs to</w:t>
+      </w:r>
+    </w:p>
+    <w:p>
+      <w:pPr>
+        <w:spacing w:after="120"/>
+      </w:pPr>
+      <w:r>
+        <w:t xml:space="preserve">      completion on its own; never blocks on a provider.</w:t>
+      </w:r>
+    </w:p>
+    <w:p>
+      <w:pPr>
+        <w:spacing w:after="120"/>
+      </w:pPr>
+      <w:r>
+        <w:t xml:space="preserve">[COVENANT - NO LLM ASSERTS A FACT OR GROUNDS MEANING]                  [ENFORCED]</w:t>
+      </w:r>
+    </w:p>
+    <w:p>
+      <w:pPr>
+        <w:spacing w:after="120"/>
+      </w:pPr>
+      <w:r>
+        <w:t xml:space="preserve">      Locked out: QueryBook language understanding (Phases 1-2) uses NO large language</w:t>
+      </w:r>
+    </w:p>
+    <w:p>
+      <w:pPr>
+        <w:spacing w:after="120"/>
+      </w:pPr>
+      <w:r>
+        <w:t xml:space="preserve">      model. The LEL learns its own parameters bottom-up (SLPL); grounding is</w:t>
+      </w:r>
+    </w:p>
+    <w:p>
+      <w:pPr>
+        <w:spacing w:after="120"/>
+      </w:pPr>
+      <w:r>
+        <w:t xml:space="preserve">      deterministic (dictionary + verified store). An LLM is EXCLUDED from the</w:t>
+      </w:r>
+    </w:p>
+    <w:p>
+      <w:pPr>
+        <w:spacing w:after="120"/>
+      </w:pPr>
+      <w:r>
+        <w:t xml:space="preserve">      language-understanding and grounding path, and NO fact asserted by the system</w:t>
+      </w:r>
+    </w:p>
+    <w:p>
+      <w:pPr>
+        <w:spacing w:after="120"/>
+      </w:pPr>
+      <w:r>
+        <w:t xml:space="preserve">      originates from an LLM. Enforced in code by qb_language.LLM_LOCKOUT = True, which</w:t>
+      </w:r>
+    </w:p>
+    <w:p>
+      <w:pPr>
+        <w:spacing w:after="120"/>
+      </w:pPr>
+      <w:r>
+        <w:t xml:space="preserve">      drops any grounding suggestor callable while set. Rationale: a live provider</w:t>
+      </w:r>
+    </w:p>
+    <w:p>
+      <w:pPr>
+        <w:spacing w:after="120"/>
+      </w:pPr>
+      <w:r>
+        <w:t xml:space="preserve">      "green" check proves connectivity, never that a returned meaning is TRUE, so an</w:t>
+      </w:r>
+    </w:p>
+    <w:p>
+      <w:pPr>
+        <w:spacing w:after="120"/>
+      </w:pPr>
+      <w:r>
+        <w:t xml:space="preserve">      LLM meaning cannot satisfy the provenance mandate.</w:t>
+      </w:r>
+    </w:p>
+    <w:p>
+      <w:pPr>
+        <w:spacing w:after="120"/>
+      </w:pPr>
+      <w:r>
+        <w:t xml:space="preserve">      Permitted (non-asserting roles): an LLM MAY be used (i) to PHRASE / narrate an</w:t>
+      </w:r>
+    </w:p>
+    <w:p>
+      <w:pPr>
+        <w:spacing w:after="120"/>
+      </w:pPr>
+      <w:r>
+        <w:t xml:space="preserve">      answer over facts the system has already verified, and (ii) to build HYPOTHESES</w:t>
+      </w:r>
+    </w:p>
+    <w:p>
+      <w:pPr>
+        <w:spacing w:after="120"/>
+      </w:pPr>
+      <w:r>
+        <w:t xml:space="preserve">      and drive SIMULATIONS for exploration (the hypothesis / reasoning / simulation</w:t>
+      </w:r>
+    </w:p>
+    <w:p>
+      <w:pPr>
+        <w:spacing w:after="120"/>
+      </w:pPr>
+      <w:r>
+        <w:t xml:space="preserve">      roles). In every case the LLM never establishes truth: any candidate it proposes</w:t>
+      </w:r>
+    </w:p>
+    <w:p>
+      <w:pPr>
+        <w:spacing w:after="120"/>
+      </w:pPr>
+      <w:r>
+        <w:t xml:space="preserve">      is admitted only after independent verification against the deterministic store,</w:t>
+      </w:r>
+    </w:p>
+    <w:p>
+      <w:pPr>
+        <w:spacing w:after="120"/>
+      </w:pPr>
+      <w:r>
+        <w:t xml:space="preserve">      and a grounding suggestor is admitted only where it AGREES with the public-domain</w:t>
+      </w:r>
+    </w:p>
+    <w:p>
+      <w:pPr>
+        <w:spacing w:after="120"/>
+      </w:pPr>
+      <w:r>
+        <w:t xml:space="preserve">      dictionary, which remains the authority. These roles are outside the LLM_LOCKOUT</w:t>
+      </w:r>
+    </w:p>
+    <w:p>
+      <w:pPr>
+        <w:spacing w:after="120"/>
+      </w:pPr>
+      <w:r>
+        <w:t xml:space="preserve">      grounding gate and remain available.</w:t>
+      </w:r>
+    </w:p>
+    <w:p>
+      <w:pPr>
+        <w:spacing w:after="120"/>
+      </w:pPr>
+      <w:r>
+        <w:t xml:space="preserve">REVISED FEATURE COUNT: 189 (187 + 2 LEL reduced-to-practice, [184]-[185]).</w:t>
+      </w:r>
+    </w:p>
+    <w:p>
+      <w:pPr>
+        <w:spacing w:after="120"/>
+      </w:pPr>
+      <w:r>
+        <w:t xml:space="preserve">Patent: reflected in the single consolidated Provisional Patent Application</w:t>
+      </w:r>
+    </w:p>
+    <w:p>
+      <w:pPr>
+        <w:spacing w:after="120"/>
+      </w:pPr>
+      <w:r>
+        <w:t xml:space="preserve">(Summary "No large language model is used"; Section VII [0021]-[0022]; FIG. 8).</w:t>
+      </w:r>
+    </w:p>
+    <w:p>
+      <w:pPr>
+        <w:spacing w:after="120"/>
+      </w:pPr>
+      <w:r>
+        <w:t xml:space="preserve">Counsel review required only to flip LLM_LOCKOUT, which reverses a deliberate</w:t>
+      </w:r>
+    </w:p>
+    <w:p>
+      <w:pPr>
+        <w:spacing w:after="120"/>
+      </w:pPr>
+      <w:r>
+        <w:t xml:space="preserve">anti-hallucination covenant.</w:t>
+      </w:r>
+    </w:p>
+    <w:p>
+      <w:pPr>
+        <w:spacing w:after="120"/>
+      </w:pPr>
+      <w:r>
+        <w:t xml:space="preserve">ADDITIVE REVISION - REASONING-FAMILY AGENTS (2026-09-29)</w:t>
+      </w:r>
+    </w:p>
+    <w:p>
+      <w:pPr>
+        <w:spacing w:after="120"/>
+      </w:pPr>
+      <w:r>
+        <w:t xml:space="preserve">Records the reasoning-family agent roles reduced to practice in the prototype,</w:t>
+      </w:r>
+    </w:p>
+    <w:p>
+      <w:pPr>
+        <w:spacing w:after="120"/>
+      </w:pPr>
+      <w:r>
+        <w:t xml:space="preserve">under the scoped LLM covenant (LLMs may propose/phrase, never assert). Additive.</w:t>
       </w:r>
     </w:p>
     <w:p>
@@ -25201,319 +25786,47 @@
         <w:spacing w:after="90" w:before="220"/>
       </w:pPr>
       <w:r>
-        <w:t xml:space="preserve">ADDITIVE REVISION - LEL REDUCED-TO-PRACTICE + NO-LLM COVENANT (2026-09-29)</w:t>
-      </w:r>
-    </w:p>
-    <w:p>
-      <w:pPr>
-        <w:spacing w:after="120"/>
-      </w:pPr>
-      <w:r>
-        <w:t xml:space="preserve">Records the reduced-to-practice embodiment of Domain 16 (LEL) in the QueryBook</w:t>
-      </w:r>
-    </w:p>
-    <w:p>
-      <w:pPr>
-        <w:spacing w:after="120"/>
-      </w:pPr>
-      <w:r>
-        <w:t xml:space="preserve">prototype (Language Lab) and a hard covenant. Additive: entries [178]-[183]</w:t>
-      </w:r>
-    </w:p>
-    <w:p>
-      <w:pPr>
-        <w:spacing w:after="120"/>
-      </w:pPr>
-      <w:r>
-        <w:t xml:space="preserve">retained unchanged (they describe the full neural LEL of record); the entries</w:t>
-      </w:r>
-    </w:p>
-    <w:p>
-      <w:pPr>
-        <w:spacing w:after="120"/>
-      </w:pPr>
-      <w:r>
-        <w:t xml:space="preserve">below record what is BUILT and the LLM lockout.</w:t>
-      </w:r>
-    </w:p>
-    <w:p>
-      <w:pPr>
-        <w:spacing w:after="120"/>
-      </w:pPr>
-      <w:r>
-        <w:t xml:space="preserve">[184] 16.7 - Phase 1 structural learning (SLPL)                        [BUILT]</w:t>
-      </w:r>
-    </w:p>
-    <w:p>
-      <w:pPr>
-        <w:spacing w:after="120"/>
-      </w:pPr>
-      <w:r>
-        <w:t xml:space="preserve">      Deterministic structural-acoustic learning from a bundled/user corpus:</w:t>
-      </w:r>
-    </w:p>
-    <w:p>
-      <w:pPr>
-        <w:spacing w:after="120"/>
-      </w:pPr>
-      <w:r>
-        <w:t xml:space="preserve">      grapheme inventory, rule-seeded G2P, syllabifier, lexical stability,</w:t>
-      </w:r>
-    </w:p>
-    <w:p>
-      <w:pPr>
-        <w:spacing w:after="120"/>
-      </w:pPr>
-      <w:r>
-        <w:t xml:space="preserve">      co-occurrence density, prosody proxies. Every measurement stored as a</w:t>
-      </w:r>
-    </w:p>
-    <w:p>
-      <w:pPr>
-        <w:spacing w:after="120"/>
-      </w:pPr>
-      <w:r>
-        <w:t xml:space="preserve">      provenance-tracked Fact Unit (domain "language"). Semantics suppressed;</w:t>
-      </w:r>
-    </w:p>
-    <w:p>
-      <w:pPr>
-        <w:spacing w:after="120"/>
-      </w:pPr>
-      <w:r>
-        <w:t xml:space="preserve">      drives the four Transition-Gate thresholds to a one-way latch.</w:t>
-      </w:r>
-    </w:p>
-    <w:p>
-      <w:pPr>
-        <w:spacing w:after="120"/>
-      </w:pPr>
-      <w:r>
-        <w:t xml:space="preserve">[185] 16.8 - Phase 2 semantic grounding (dictionary + store)          [BUILT]</w:t>
-      </w:r>
-    </w:p>
-    <w:p>
-      <w:pPr>
-        <w:spacing w:after="120"/>
-      </w:pPr>
-      <w:r>
-        <w:t xml:space="preserve">      Deterministic meaning attachment with NO LLM: (a) a bundled PUBLIC-DOMAIN</w:t>
-      </w:r>
-    </w:p>
-    <w:p>
-      <w:pPr>
-        <w:spacing w:after="120"/>
-      </w:pPr>
-      <w:r>
-        <w:t xml:space="preserve">      dictionary (Webster's 1913, ~5,052 core words) writes english word "w" ·</w:t>
-      </w:r>
-    </w:p>
-    <w:p>
-      <w:pPr>
-        <w:spacing w:after="120"/>
-      </w:pPr>
-      <w:r>
-        <w:t xml:space="preserve">      means · &lt;definition&gt; (trust 0.9, source = dictionary); (b) self-grounding</w:t>
-      </w:r>
-    </w:p>
-    <w:p>
-      <w:pPr>
-        <w:spacing w:after="120"/>
-      </w:pPr>
-      <w:r>
-        <w:t xml:space="preserve">      links each word to the verified Fact Units it already appears in</w:t>
-      </w:r>
-    </w:p>
-    <w:p>
-      <w:pPr>
-        <w:spacing w:after="120"/>
-      </w:pPr>
-      <w:r>
-        <w:t xml:space="preserve">      (grounded_by_fact). Every meaning carries an auditable source. Runs to</w:t>
-      </w:r>
-    </w:p>
-    <w:p>
-      <w:pPr>
-        <w:spacing w:after="120"/>
-      </w:pPr>
-      <w:r>
-        <w:t xml:space="preserve">      completion on its own; never blocks on a provider.</w:t>
-      </w:r>
-    </w:p>
-    <w:p>
-      <w:pPr>
-        <w:spacing w:after="120"/>
-      </w:pPr>
-      <w:r>
-        <w:t xml:space="preserve">[COVENANT - NO LLM ASSERTS A FACT OR GROUNDS MEANING]                  [ENFORCED]</w:t>
-      </w:r>
-    </w:p>
-    <w:p>
-      <w:pPr>
-        <w:spacing w:after="120"/>
-      </w:pPr>
-      <w:r>
-        <w:t xml:space="preserve">      Locked out: QueryBook language understanding (Phases 1-2) uses NO large language</w:t>
-      </w:r>
-    </w:p>
-    <w:p>
-      <w:pPr>
-        <w:spacing w:after="120"/>
-      </w:pPr>
-      <w:r>
-        <w:t xml:space="preserve">      model. The LEL learns its own parameters bottom-up (SLPL); grounding is</w:t>
-      </w:r>
-    </w:p>
-    <w:p>
-      <w:pPr>
-        <w:spacing w:after="120"/>
-      </w:pPr>
-      <w:r>
-        <w:t xml:space="preserve">      deterministic (dictionary + verified store). An LLM is EXCLUDED from the</w:t>
-      </w:r>
-    </w:p>
-    <w:p>
-      <w:pPr>
-        <w:spacing w:after="120"/>
-      </w:pPr>
-      <w:r>
-        <w:t xml:space="preserve">      language-understanding and grounding path, and NO fact asserted by the system</w:t>
-      </w:r>
-    </w:p>
-    <w:p>
-      <w:pPr>
-        <w:spacing w:after="120"/>
-      </w:pPr>
-      <w:r>
-        <w:t xml:space="preserve">      originates from an LLM. Enforced in code by qb_language.LLM_LOCKOUT = True, which</w:t>
-      </w:r>
-    </w:p>
-    <w:p>
-      <w:pPr>
-        <w:spacing w:after="120"/>
-      </w:pPr>
-      <w:r>
-        <w:t xml:space="preserve">      drops any grounding suggestor callable while set. Rationale: a live provider</w:t>
-      </w:r>
-    </w:p>
-    <w:p>
-      <w:pPr>
-        <w:spacing w:after="120"/>
-      </w:pPr>
-      <w:r>
-        <w:t xml:space="preserve">      "green" check proves connectivity, never that a returned meaning is TRUE, so an</w:t>
-      </w:r>
-    </w:p>
-    <w:p>
-      <w:pPr>
-        <w:spacing w:after="120"/>
-      </w:pPr>
-      <w:r>
-        <w:t xml:space="preserve">      LLM meaning cannot satisfy the provenance mandate.</w:t>
-      </w:r>
-    </w:p>
-    <w:p>
-      <w:pPr>
-        <w:spacing w:after="120"/>
-      </w:pPr>
-      <w:r>
-        <w:t xml:space="preserve">      Permitted (non-asserting roles): an LLM MAY be used (i) to PHRASE / narrate an</w:t>
-      </w:r>
-    </w:p>
-    <w:p>
-      <w:pPr>
-        <w:spacing w:after="120"/>
-      </w:pPr>
-      <w:r>
-        <w:t xml:space="preserve">      answer over facts the system has already verified, and (ii) to build HYPOTHESES</w:t>
-      </w:r>
-    </w:p>
-    <w:p>
-      <w:pPr>
-        <w:spacing w:after="120"/>
-      </w:pPr>
-      <w:r>
-        <w:t xml:space="preserve">      and drive SIMULATIONS for exploration (the hypothesis / reasoning / simulation</w:t>
-      </w:r>
-    </w:p>
-    <w:p>
-      <w:pPr>
-        <w:spacing w:after="120"/>
-      </w:pPr>
-      <w:r>
-        <w:t xml:space="preserve">      roles). In every case the LLM never establishes truth: any candidate it proposes</w:t>
-      </w:r>
-    </w:p>
-    <w:p>
-      <w:pPr>
-        <w:spacing w:after="120"/>
-      </w:pPr>
-      <w:r>
-        <w:t xml:space="preserve">      is admitted only after independent verification against the deterministic store,</w:t>
-      </w:r>
-    </w:p>
-    <w:p>
-      <w:pPr>
-        <w:spacing w:after="120"/>
-      </w:pPr>
-      <w:r>
-        <w:t xml:space="preserve">      and a grounding suggestor is admitted only where it AGREES with the public-domain</w:t>
-      </w:r>
-    </w:p>
-    <w:p>
-      <w:pPr>
-        <w:spacing w:after="120"/>
-      </w:pPr>
-      <w:r>
-        <w:t xml:space="preserve">      dictionary, which remains the authority. These roles are outside the LLM_LOCKOUT</w:t>
-      </w:r>
-    </w:p>
-    <w:p>
-      <w:pPr>
-        <w:spacing w:after="120"/>
-      </w:pPr>
-      <w:r>
-        <w:t xml:space="preserve">      grounding gate and remain available.</w:t>
-      </w:r>
-    </w:p>
-    <w:p>
-      <w:pPr>
-        <w:spacing w:after="120"/>
-      </w:pPr>
-      <w:r>
-        <w:t xml:space="preserve">REVISED FEATURE COUNT: 189 (187 + 2 LEL reduced-to-practice, [184]-[185]).</w:t>
-      </w:r>
-    </w:p>
-    <w:p>
-      <w:pPr>
-        <w:spacing w:after="120"/>
-      </w:pPr>
-      <w:r>
-        <w:t xml:space="preserve">Patent: reflected in the single consolidated Provisional Patent Application</w:t>
-      </w:r>
-    </w:p>
-    <w:p>
-      <w:pPr>
-        <w:spacing w:after="120"/>
-      </w:pPr>
-      <w:r>
-        <w:t xml:space="preserve">(Summary "No large language model is used"; Section VII [0021]-[0022]; FIG. 8).</w:t>
-      </w:r>
-    </w:p>
-    <w:p>
-      <w:pPr>
-        <w:spacing w:after="120"/>
-      </w:pPr>
-      <w:r>
-        <w:t xml:space="preserve">Counsel review required only to flip LLM_LOCKOUT, which reverses a deliberate</w:t>
-      </w:r>
-    </w:p>
-    <w:p>
-      <w:pPr>
-        <w:spacing w:after="120"/>
-      </w:pPr>
-      <w:r>
-        <w:t xml:space="preserve">anti-hallucination covenant.</w:t>
+        <w:t xml:space="preserve">[186] 17.5 - Hypothesis agent (kind=hypothesis)                        [BUILT]</w:t>
+      </w:r>
+    </w:p>
+    <w:p>
+      <w:pPr>
+        <w:spacing w:after="120"/>
+      </w:pPr>
+      <w:r>
+        <w:t xml:space="preserve">      An LLM PROPOSES candidate facts from verified context; each candidate is</w:t>
+      </w:r>
+    </w:p>
+    <w:p>
+      <w:pPr>
+        <w:spacing w:after="120"/>
+      </w:pPr>
+      <w:r>
+        <w:t xml:space="preserve">      verified against the deterministic store (corroborated / contradicted /</w:t>
+      </w:r>
+    </w:p>
+    <w:p>
+      <w:pPr>
+        <w:spacing w:after="120"/>
+      </w:pPr>
+      <w:r>
+        <w:t xml:space="preserve">      open) and stored ISOLATED in a 'hypothesis' domain at low trust (&lt; the 0.5</w:t>
+      </w:r>
+    </w:p>
+    <w:p>
+      <w:pPr>
+        <w:spacing w:after="120"/>
+      </w:pPr>
+      <w:r>
+        <w:t xml:space="preserve">      assertion threshold), predicate namespaced 'hypothesis:*'. Non-asserting:</w:t>
+      </w:r>
+    </w:p>
+    <w:p>
+      <w:pPr>
+        <w:spacing w:after="120"/>
+      </w:pPr>
+      <w:r>
+        <w:t xml:space="preserve">      nothing the LLM proposes is returned as a VERIFIED fact. Needs a provider.</w:t>
       </w:r>
     </w:p>
     <w:p>
@@ -25522,78 +25835,6 @@
         <w:spacing w:after="90" w:before="220"/>
       </w:pPr>
       <w:r>
-        <w:t xml:space="preserve">ADDITIVE REVISION - REASONING-FAMILY AGENTS (2026-09-29)</w:t>
-      </w:r>
-    </w:p>
-    <w:p>
-      <w:pPr>
-        <w:spacing w:after="120"/>
-      </w:pPr>
-      <w:r>
-        <w:t xml:space="preserve">Records the reasoning-family agent roles reduced to practice in the prototype,</w:t>
-      </w:r>
-    </w:p>
-    <w:p>
-      <w:pPr>
-        <w:spacing w:after="120"/>
-      </w:pPr>
-      <w:r>
-        <w:t xml:space="preserve">under the scoped LLM covenant (LLMs may propose/phrase, never assert). Additive.</w:t>
-      </w:r>
-    </w:p>
-    <w:p>
-      <w:pPr>
-        <w:spacing w:after="120"/>
-      </w:pPr>
-      <w:r>
-        <w:t xml:space="preserve">[186] 17.5 - Hypothesis agent (kind=hypothesis)                        [BUILT]</w:t>
-      </w:r>
-    </w:p>
-    <w:p>
-      <w:pPr>
-        <w:spacing w:after="120"/>
-      </w:pPr>
-      <w:r>
-        <w:t xml:space="preserve">      An LLM PROPOSES candidate facts from verified context; each candidate is</w:t>
-      </w:r>
-    </w:p>
-    <w:p>
-      <w:pPr>
-        <w:spacing w:after="120"/>
-      </w:pPr>
-      <w:r>
-        <w:t xml:space="preserve">      verified against the deterministic store (corroborated / contradicted /</w:t>
-      </w:r>
-    </w:p>
-    <w:p>
-      <w:pPr>
-        <w:spacing w:after="120"/>
-      </w:pPr>
-      <w:r>
-        <w:t xml:space="preserve">      open) and stored ISOLATED in a 'hypothesis' domain at low trust (&lt; the 0.5</w:t>
-      </w:r>
-    </w:p>
-    <w:p>
-      <w:pPr>
-        <w:spacing w:after="120"/>
-      </w:pPr>
-      <w:r>
-        <w:t xml:space="preserve">      assertion threshold), predicate namespaced 'hypothesis:*'. Non-asserting:</w:t>
-      </w:r>
-    </w:p>
-    <w:p>
-      <w:pPr>
-        <w:spacing w:after="120"/>
-      </w:pPr>
-      <w:r>
-        <w:t xml:space="preserve">      nothing the LLM proposes is returned as a VERIFIED fact. Needs a provider.</w:t>
-      </w:r>
-    </w:p>
-    <w:p>
-      <w:pPr>
-        <w:spacing w:after="120"/>
-      </w:pPr>
-      <w:r>
         <w:t xml:space="preserve">[187] 17.6 - Simulation agent (kind=simulation)                        [BUILT]</w:t>
       </w:r>
     </w:p>
@@ -25623,7 +25864,8 @@
     </w:p>
     <w:p>
       <w:pPr>
-        <w:spacing w:after="120"/>
+        <w:pStyle w:val="Heading1"/>
+        <w:spacing w:after="90" w:before="220"/>
       </w:pPr>
       <w:r>
         <w:t xml:space="preserve">[188] 17.7 - Gated reasoning agent (kind=reasoning)                     [BUILT]</w:t>
@@ -25743,18 +25985,18 @@
     </w:p>
     <w:p>
       <w:pPr>
+        <w:spacing w:after="120"/>
+      </w:pPr>
+      <w:r>
+        <w:t xml:space="preserve">ADDITIVE REVISION - NLPL PLANNER AGENT (2026-09-29)</w:t>
+      </w:r>
+    </w:p>
+    <w:p>
+      <w:pPr>
         <w:pStyle w:val="Heading1"/>
         <w:spacing w:after="90" w:before="220"/>
       </w:pPr>
       <w:r>
-        <w:t xml:space="preserve">ADDITIVE REVISION - NLPL PLANNER AGENT (2026-09-29)</w:t>
-      </w:r>
-    </w:p>
-    <w:p>
-      <w:pPr>
-        <w:spacing w:after="120"/>
-      </w:pPr>
-      <w:r>
         <w:t xml:space="preserve">[189] 17.8 - NLPL planner (kind=planner)                               [BUILT]</w:t>
       </w:r>
     </w:p>
@@ -25832,18 +26074,18 @@
     </w:p>
     <w:p>
       <w:pPr>
+        <w:spacing w:after="120"/>
+      </w:pPr>
+      <w:r>
+        <w:t xml:space="preserve">ADDITIVE REVISION - PHASE 3 MULTILINGUAL DELTA (deterministic) (2026-09-29)</w:t>
+      </w:r>
+    </w:p>
+    <w:p>
+      <w:pPr>
         <w:pStyle w:val="Heading1"/>
         <w:spacing w:after="90" w:before="220"/>
       </w:pPr>
       <w:r>
-        <w:t xml:space="preserve">ADDITIVE REVISION - PHASE 3 MULTILINGUAL DELTA (deterministic) (2026-09-29)</w:t>
-      </w:r>
-    </w:p>
-    <w:p>
-      <w:pPr>
-        <w:spacing w:after="120"/>
-      </w:pPr>
-      <w:r>
         <w:t xml:space="preserve">[190] 16.9 - Phase 3 multilingual delta (deterministic)                [BUILT]</w:t>
       </w:r>
     </w:p>
@@ -25937,16 +26179,16 @@
     </w:p>
     <w:p>
       <w:pPr>
+        <w:spacing w:after="120"/>
+      </w:pPr>
+      <w:r>
+        <w:t xml:space="preserve">ADDITIVE REVISION - PHASE 4 SPEECH (deterministic + OS voice) (2026-09-30)</w:t>
+      </w:r>
+    </w:p>
+    <w:p>
+      <w:pPr>
         <w:pStyle w:val="Heading1"/>
         <w:spacing w:after="90" w:before="220"/>
-      </w:pPr>
-      <w:r>
-        <w:t xml:space="preserve">ADDITIVE REVISION - PHASE 4 SPEECH (deterministic + OS voice) (2026-09-30)</w:t>
-      </w:r>
-    </w:p>
-    <w:p>
-      <w:pPr>
-        <w:spacing w:after="120"/>
       </w:pPr>
       <w:r>
         <w:t xml:space="preserve">[191] 16.10 - Phase 4 speech output (deterministic analysis + OS voice)  [BUILT]</w:t>
@@ -26109,18 +26351,18 @@
     </w:p>
     <w:p>
       <w:pPr>
+        <w:spacing w:after="120"/>
+      </w:pPr>
+      <w:r>
+        <w:t xml:space="preserve">ADDITIVE REVISION - LLM-PARITY CREATIVITY LOOP (2026-09-30)</w:t>
+      </w:r>
+    </w:p>
+    <w:p>
+      <w:pPr>
         <w:pStyle w:val="Heading1"/>
         <w:spacing w:after="90" w:before="220"/>
       </w:pPr>
       <w:r>
-        <w:t xml:space="preserve">ADDITIVE REVISION - LLM-PARITY CREATIVITY LOOP (2026-09-30)</w:t>
-      </w:r>
-    </w:p>
-    <w:p>
-      <w:pPr>
-        <w:spacing w:after="120"/>
-      </w:pPr>
-      <w:r>
         <w:t xml:space="preserve">[192] 17.9 - LLM-parity creativity loop (hypothesis+simulation parity)  [SPEC; components BUILT]</w:t>
       </w:r>
     </w:p>
@@ -26382,66 +26624,66 @@
     </w:p>
     <w:p>
       <w:pPr>
+        <w:spacing w:after="120"/>
+      </w:pPr>
+      <w:r>
+        <w:t xml:space="preserve">ADDITIVE REVISION - ADVANCED LANGUAGE &amp; SPEECH TECHNOLOGY (2026-10-01)</w:t>
+      </w:r>
+    </w:p>
+    <w:p>
+      <w:pPr>
+        <w:spacing w:after="120"/>
+      </w:pPr>
+      <w:r>
+        <w:t xml:space="preserve">Records the advanced, reduced-to-practice refinements of the language/speech</w:t>
+      </w:r>
+    </w:p>
+    <w:p>
+      <w:pPr>
+        <w:spacing w:after="120"/>
+      </w:pPr>
+      <w:r>
+        <w:t xml:space="preserve">subsystem (Phases 1-4) made since the 2026-09-30 revision. Third-party</w:t>
+      </w:r>
+    </w:p>
+    <w:p>
+      <w:pPr>
+        <w:spacing w:after="120"/>
+      </w:pPr>
+      <w:r>
+        <w:t xml:space="preserve">dependencies are named ONLY by the role they fill - each is an OPEN-SOURCE</w:t>
+      </w:r>
+    </w:p>
+    <w:p>
+      <w:pPr>
+        <w:spacing w:after="120"/>
+      </w:pPr>
+      <w:r>
+        <w:t xml:space="preserve">component behind a stable internal interface, never a hard-wired product - so</w:t>
+      </w:r>
+    </w:p>
+    <w:p>
+      <w:pPr>
+        <w:spacing w:after="120"/>
+      </w:pPr>
+      <w:r>
+        <w:t xml:space="preserve">these entries stay accurate as components are substituted for a commercial</w:t>
+      </w:r>
+    </w:p>
+    <w:p>
+      <w:pPr>
+        <w:spacing w:after="120"/>
+      </w:pPr>
+      <w:r>
+        <w:t xml:space="preserve">deployment (covenant L5 of the Language &amp; Speech Technology Specification).</w:t>
+      </w:r>
+    </w:p>
+    <w:p>
+      <w:pPr>
         <w:pStyle w:val="Heading1"/>
         <w:spacing w:after="90" w:before="220"/>
       </w:pPr>
       <w:r>
-        <w:t xml:space="preserve">ADDITIVE REVISION - ADVANCED LANGUAGE &amp; SPEECH TECHNOLOGY (2026-10-01)</w:t>
-      </w:r>
-    </w:p>
-    <w:p>
-      <w:pPr>
-        <w:spacing w:after="120"/>
-      </w:pPr>
-      <w:r>
-        <w:t xml:space="preserve">Records the advanced, reduced-to-practice refinements of the language/speech</w:t>
-      </w:r>
-    </w:p>
-    <w:p>
-      <w:pPr>
-        <w:spacing w:after="120"/>
-      </w:pPr>
-      <w:r>
-        <w:t xml:space="preserve">subsystem (Phases 1-4) made since the 2026-09-30 revision. Third-party</w:t>
-      </w:r>
-    </w:p>
-    <w:p>
-      <w:pPr>
-        <w:spacing w:after="120"/>
-      </w:pPr>
-      <w:r>
-        <w:t xml:space="preserve">dependencies are named ONLY by the role they fill - each is an OPEN-SOURCE</w:t>
-      </w:r>
-    </w:p>
-    <w:p>
-      <w:pPr>
-        <w:spacing w:after="120"/>
-      </w:pPr>
-      <w:r>
-        <w:t xml:space="preserve">component behind a stable internal interface, never a hard-wired product - so</w:t>
-      </w:r>
-    </w:p>
-    <w:p>
-      <w:pPr>
-        <w:spacing w:after="120"/>
-      </w:pPr>
-      <w:r>
-        <w:t xml:space="preserve">these entries stay accurate as components are substituted for a commercial</w:t>
-      </w:r>
-    </w:p>
-    <w:p>
-      <w:pPr>
-        <w:spacing w:after="120"/>
-      </w:pPr>
-      <w:r>
-        <w:t xml:space="preserve">deployment (covenant L5 of the Language &amp; Speech Technology Specification).</w:t>
-      </w:r>
-    </w:p>
-    <w:p>
-      <w:pPr>
-        <w:spacing w:after="120"/>
-      </w:pPr>
-      <w:r>
         <w:t xml:space="preserve">[193] 18.1 - Multilingual pronunciation preference ladder  [BUILT]</w:t>
       </w:r>
     </w:p>
@@ -26519,7 +26761,8 @@
     </w:p>
     <w:p>
       <w:pPr>
-        <w:spacing w:after="120"/>
+        <w:pStyle w:val="Heading1"/>
+        <w:spacing w:after="90" w:before="220"/>
       </w:pPr>
       <w:r>
         <w:t xml:space="preserve">[194] 18.2 - Phrase-consistent phonetic transcription  [BUILT]</w:t>
@@ -26575,7 +26818,8 @@
     </w:p>
     <w:p>
       <w:pPr>
-        <w:spacing w:after="120"/>
+        <w:pStyle w:val="Heading1"/>
+        <w:spacing w:after="90" w:before="220"/>
       </w:pPr>
       <w:r>
         <w:t xml:space="preserve">[195] 18.3 - Self-contained bundled open-source speech engine  [BUILT]</w:t>
@@ -26631,7 +26875,8 @@
     </w:p>
     <w:p>
       <w:pPr>
-        <w:spacing w:after="120"/>
+        <w:pStyle w:val="Heading1"/>
+        <w:spacing w:after="90" w:before="220"/>
       </w:pPr>
       <w:r>
         <w:t xml:space="preserve">[196] 18.4 - Speech engine-selection ladder + no fabricated audio  [BUILT]</w:t>
@@ -26719,7 +26964,8 @@
     </w:p>
     <w:p>
       <w:pPr>
-        <w:spacing w:after="120"/>
+        <w:pStyle w:val="Heading1"/>
+        <w:spacing w:after="90" w:before="220"/>
       </w:pPr>
       <w:r>
         <w:t xml:space="preserve">[197] 18.5 - Deterministic translation, detection &amp; coverage  [BUILT]</w:t>
@@ -26775,7 +27021,8 @@
     </w:p>
     <w:p>
       <w:pPr>
-        <w:spacing w:after="120"/>
+        <w:pStyle w:val="Heading1"/>
+        <w:spacing w:after="90" w:before="220"/>
       </w:pPr>
       <w:r>
         <w:t xml:space="preserve">[198] 18.6 - Permanent pronunciation/speech QC battery  [BUILT]</w:t>
@@ -26935,7 +27182,8 @@
     </w:p>
     <w:p>
       <w:pPr>
-        <w:spacing w:after="120"/>
+        <w:pStyle w:val="Heading1"/>
+        <w:spacing w:after="90" w:before="220"/>
       </w:pPr>
       <w:r>
         <w:t xml:space="preserve">[193]-[198]). All six are BUILT and tested in the prototype; only the full</w:t>
@@ -26959,8 +27207,7 @@
     </w:p>
     <w:p>
       <w:pPr>
-        <w:pStyle w:val="Heading1"/>
-        <w:spacing w:after="90" w:before="220"/>
+        <w:spacing w:after="120"/>
       </w:pPr>
       <w:r>
         <w:t xml:space="preserve">ADDITIVE REVISION - LANGUAGE SUBSYSTEM CONSOLIDATION (2026-10-01)</w:t>
@@ -27215,82 +27462,82 @@
     </w:p>
     <w:p>
       <w:pPr>
+        <w:spacing w:after="120"/>
+      </w:pPr>
+      <w:r>
+        <w:t xml:space="preserve">ADDITIVE REVISION - LANGUAGE &amp; IDENTITY LINKING (LIL) VOICEPRINT (2026-10-01)</w:t>
+      </w:r>
+    </w:p>
+    <w:p>
+      <w:pPr>
+        <w:spacing w:after="120"/>
+      </w:pPr>
+      <w:r>
+        <w:t xml:space="preserve">New QueryBook subsystem: Language &amp; Identity Linking (LIL) - a voiceprint</w:t>
+      </w:r>
+    </w:p>
+    <w:p>
+      <w:pPr>
+        <w:spacing w:after="120"/>
+      </w:pPr>
+      <w:r>
+        <w:t xml:space="preserve">record/profile/match/link/authenticate platform in which voices (and faces,</w:t>
+      </w:r>
+    </w:p>
+    <w:p>
+      <w:pPr>
+        <w:spacing w:after="120"/>
+      </w:pPr>
+      <w:r>
+        <w:t xml:space="preserve">names, emails, websites, phones, social handles, organizations, devices) are</w:t>
+      </w:r>
+    </w:p>
+    <w:p>
+      <w:pPr>
+        <w:spacing w:after="120"/>
+      </w:pPr>
+      <w:r>
+        <w:t xml:space="preserve">FIRST-CLASS ENTITIES in the QueryBook Fact Unit identity graph. Integral</w:t>
+      </w:r>
+    </w:p>
+    <w:p>
+      <w:pPr>
+        <w:spacing w:after="120"/>
+      </w:pPr>
+      <w:r>
+        <w:t xml:space="preserve">QueryBook subsystem, not a separate product. STATUS: specified / design (not</w:t>
+      </w:r>
+    </w:p>
+    <w:p>
+      <w:pPr>
+        <w:spacing w:after="120"/>
+      </w:pPr>
+      <w:r>
+        <w:t xml:space="preserve">yet reduced to practice, unlike language Phases 1-4). Third-party acoustic</w:t>
+      </w:r>
+    </w:p>
+    <w:p>
+      <w:pPr>
+        <w:spacing w:after="120"/>
+      </w:pPr>
+      <w:r>
+        <w:t xml:space="preserve">components named only by role as substitutable open-source / industry-standard</w:t>
+      </w:r>
+    </w:p>
+    <w:p>
+      <w:pPr>
+        <w:spacing w:after="120"/>
+      </w:pPr>
+      <w:r>
+        <w:t xml:space="preserve">components.</w:t>
+      </w:r>
+    </w:p>
+    <w:p>
+      <w:pPr>
         <w:pStyle w:val="Heading1"/>
         <w:spacing w:after="90" w:before="220"/>
       </w:pPr>
       <w:r>
-        <w:t xml:space="preserve">ADDITIVE REVISION - LANGUAGE &amp; IDENTITY LINKING (LIL) VOICEPRINT (2026-10-01)</w:t>
-      </w:r>
-    </w:p>
-    <w:p>
-      <w:pPr>
-        <w:spacing w:after="120"/>
-      </w:pPr>
-      <w:r>
-        <w:t xml:space="preserve">New QueryBook subsystem: Language &amp; Identity Linking (LIL) - a voiceprint</w:t>
-      </w:r>
-    </w:p>
-    <w:p>
-      <w:pPr>
-        <w:spacing w:after="120"/>
-      </w:pPr>
-      <w:r>
-        <w:t xml:space="preserve">record/profile/match/link/authenticate platform in which voices (and faces,</w:t>
-      </w:r>
-    </w:p>
-    <w:p>
-      <w:pPr>
-        <w:spacing w:after="120"/>
-      </w:pPr>
-      <w:r>
-        <w:t xml:space="preserve">names, emails, websites, phones, social handles, organizations, devices) are</w:t>
-      </w:r>
-    </w:p>
-    <w:p>
-      <w:pPr>
-        <w:spacing w:after="120"/>
-      </w:pPr>
-      <w:r>
-        <w:t xml:space="preserve">FIRST-CLASS ENTITIES in the QueryBook Fact Unit identity graph. Integral</w:t>
-      </w:r>
-    </w:p>
-    <w:p>
-      <w:pPr>
-        <w:spacing w:after="120"/>
-      </w:pPr>
-      <w:r>
-        <w:t xml:space="preserve">QueryBook subsystem, not a separate product. STATUS: specified / design (not</w:t>
-      </w:r>
-    </w:p>
-    <w:p>
-      <w:pPr>
-        <w:spacing w:after="120"/>
-      </w:pPr>
-      <w:r>
-        <w:t xml:space="preserve">yet reduced to practice, unlike language Phases 1-4). Third-party acoustic</w:t>
-      </w:r>
-    </w:p>
-    <w:p>
-      <w:pPr>
-        <w:spacing w:after="120"/>
-      </w:pPr>
-      <w:r>
-        <w:t xml:space="preserve">components named only by role as substitutable open-source / industry-standard</w:t>
-      </w:r>
-    </w:p>
-    <w:p>
-      <w:pPr>
-        <w:spacing w:after="120"/>
-      </w:pPr>
-      <w:r>
-        <w:t xml:space="preserve">components.</w:t>
-      </w:r>
-    </w:p>
-    <w:p>
-      <w:pPr>
-        <w:spacing w:after="120"/>
-      </w:pPr>
-      <w:r>
         <w:t xml:space="preserve">[199] 19.1 - LIL voiceprint engine  [SPEC]</w:t>
       </w:r>
     </w:p>
@@ -27336,7 +27583,8 @@
     </w:p>
     <w:p>
       <w:pPr>
-        <w:spacing w:after="120"/>
+        <w:pStyle w:val="Heading1"/>
+        <w:spacing w:after="90" w:before="220"/>
       </w:pPr>
       <w:r>
         <w:t xml:space="preserve">[200] 19.2 - Fact-Unit identity graph (voice/face/entities)  [SPEC]</w:t>
@@ -27384,7 +27632,8 @@
     </w:p>
     <w:p>
       <w:pPr>
-        <w:spacing w:after="120"/>
+        <w:pStyle w:val="Heading1"/>
+        <w:spacing w:after="90" w:before="220"/>
       </w:pPr>
       <w:r>
         <w:t xml:space="preserve">[201] 19.3 - Trust-gated identity assertion (covenant)  [SPEC]</w:t>
@@ -27424,7 +27673,8 @@
     </w:p>
     <w:p>
       <w:pPr>
-        <w:spacing w:after="120"/>
+        <w:pStyle w:val="Heading1"/>
+        <w:spacing w:after="90" w:before="220"/>
       </w:pPr>
       <w:r>
         <w:t xml:space="preserve">[202] 19.4 - Voice authentication + anti-spoofing  [SPEC]</w:t>
@@ -27472,7 +27722,8 @@
     </w:p>
     <w:p>
       <w:pPr>
-        <w:spacing w:after="120"/>
+        <w:pStyle w:val="Heading1"/>
+        <w:spacing w:after="90" w:before="220"/>
       </w:pPr>
       <w:r>
         <w:t xml:space="preserve">[203] 19.5 - Consent gate + biometric privacy  [SPEC]</w:t>
@@ -27600,8 +27851,7 @@
     </w:p>
     <w:p>
       <w:pPr>
-        <w:pStyle w:val="Heading1"/>
-        <w:spacing w:after="90" w:before="220"/>
+        <w:spacing w:after="120"/>
       </w:pPr>
       <w:r>
         <w:t xml:space="preserve">ADDITIVE REVISION - DRAWINGS &amp; DESCRIPTIONS CONSOLIDATION (2026-10-01)</w:t>
@@ -27781,82 +28031,82 @@
     </w:p>
     <w:p>
       <w:pPr>
+        <w:spacing w:after="120"/>
+      </w:pPr>
+      <w:r>
+        <w:t xml:space="preserve">ADDITIVE REVISION - UNIVERSAL INTEGRITY AUDIT SERVICE (UIAS) (2026-10-01)</w:t>
+      </w:r>
+    </w:p>
+    <w:p>
+      <w:pPr>
+        <w:spacing w:after="120"/>
+      </w:pPr>
+      <w:r>
+        <w:t xml:space="preserve">New QueryBook-delivered SERVICE: the Universal Integrity Audit Service (UIAS) -</w:t>
+      </w:r>
+    </w:p>
+    <w:p>
+      <w:pPr>
+        <w:spacing w:after="120"/>
+      </w:pPr>
+      <w:r>
+        <w:t xml:space="preserve">a standalone, AI-powered integrity-monitoring, audit, and leakage-defense</w:t>
+      </w:r>
+    </w:p>
+    <w:p>
+      <w:pPr>
+        <w:spacing w:after="120"/>
+      </w:pPr>
+      <w:r>
+        <w:t xml:space="preserve">service that attaches to ANY monitored digital system (conventional IT, LLM</w:t>
+      </w:r>
+    </w:p>
+    <w:p>
+      <w:pPr>
+        <w:spacing w:after="120"/>
+      </w:pPr>
+      <w:r>
+        <w:t xml:space="preserve">providers, AI-agent platforms) WITHOUT modifying its architecture, and produces</w:t>
+      </w:r>
+    </w:p>
+    <w:p>
+      <w:pPr>
+        <w:spacing w:after="120"/>
+      </w:pPr>
+      <w:r>
+        <w:t xml:space="preserve">independent, pre-dispute, cryptographically sealed, continuously verified,</w:t>
+      </w:r>
+    </w:p>
+    <w:p>
+      <w:pPr>
+        <w:spacing w:after="120"/>
+      </w:pPr>
+      <w:r>
+        <w:t xml:space="preserve">complete, and admissible evidence. UIAS is QueryBook's own primitives pointed</w:t>
+      </w:r>
+    </w:p>
+    <w:p>
+      <w:pPr>
+        <w:spacing w:after="120"/>
+      </w:pPr>
+      <w:r>
+        <w:t xml:space="preserve">outward - not a new engine. STATUS: underlying primitives BUILT; packaged</w:t>
+      </w:r>
+    </w:p>
+    <w:p>
+      <w:pPr>
+        <w:spacing w:after="120"/>
+      </w:pPr>
+      <w:r>
+        <w:t xml:space="preserve">service SPEC/design.</w:t>
+      </w:r>
+    </w:p>
+    <w:p>
+      <w:pPr>
         <w:pStyle w:val="Heading1"/>
         <w:spacing w:after="90" w:before="220"/>
       </w:pPr>
       <w:r>
-        <w:t xml:space="preserve">ADDITIVE REVISION - UNIVERSAL INTEGRITY AUDIT SERVICE (UIAS) (2026-10-01)</w:t>
-      </w:r>
-    </w:p>
-    <w:p>
-      <w:pPr>
-        <w:spacing w:after="120"/>
-      </w:pPr>
-      <w:r>
-        <w:t xml:space="preserve">New QueryBook-delivered SERVICE: the Universal Integrity Audit Service (UIAS) -</w:t>
-      </w:r>
-    </w:p>
-    <w:p>
-      <w:pPr>
-        <w:spacing w:after="120"/>
-      </w:pPr>
-      <w:r>
-        <w:t xml:space="preserve">a standalone, AI-powered integrity-monitoring, audit, and leakage-defense</w:t>
-      </w:r>
-    </w:p>
-    <w:p>
-      <w:pPr>
-        <w:spacing w:after="120"/>
-      </w:pPr>
-      <w:r>
-        <w:t xml:space="preserve">service that attaches to ANY monitored digital system (conventional IT, LLM</w:t>
-      </w:r>
-    </w:p>
-    <w:p>
-      <w:pPr>
-        <w:spacing w:after="120"/>
-      </w:pPr>
-      <w:r>
-        <w:t xml:space="preserve">providers, AI-agent platforms) WITHOUT modifying its architecture, and produces</w:t>
-      </w:r>
-    </w:p>
-    <w:p>
-      <w:pPr>
-        <w:spacing w:after="120"/>
-      </w:pPr>
-      <w:r>
-        <w:t xml:space="preserve">independent, pre-dispute, cryptographically sealed, continuously verified,</w:t>
-      </w:r>
-    </w:p>
-    <w:p>
-      <w:pPr>
-        <w:spacing w:after="120"/>
-      </w:pPr>
-      <w:r>
-        <w:t xml:space="preserve">complete, and admissible evidence. UIAS is QueryBook's own primitives pointed</w:t>
-      </w:r>
-    </w:p>
-    <w:p>
-      <w:pPr>
-        <w:spacing w:after="120"/>
-      </w:pPr>
-      <w:r>
-        <w:t xml:space="preserve">outward - not a new engine. STATUS: underlying primitives BUILT; packaged</w:t>
-      </w:r>
-    </w:p>
-    <w:p>
-      <w:pPr>
-        <w:spacing w:after="120"/>
-      </w:pPr>
-      <w:r>
-        <w:t xml:space="preserve">service SPEC/design.</w:t>
-      </w:r>
-    </w:p>
-    <w:p>
-      <w:pPr>
-        <w:spacing w:after="120"/>
-      </w:pPr>
-      <w:r>
         <w:t xml:space="preserve">[204] 20.1 - UIAS pre-dispute sealing (seal = Fact Unit)  [SPEC]</w:t>
       </w:r>
     </w:p>
@@ -27910,7 +28160,8 @@
     </w:p>
     <w:p>
       <w:pPr>
-        <w:spacing w:after="120"/>
+        <w:pStyle w:val="Heading1"/>
+        <w:spacing w:after="90" w:before="220"/>
       </w:pPr>
       <w:r>
         <w:t xml:space="preserve">[205] 20.2 - Real-time cross-submission similarity detection  [SPEC]</w:t>
@@ -27950,7 +28201,8 @@
     </w:p>
     <w:p>
       <w:pPr>
-        <w:spacing w:after="120"/>
+        <w:pStyle w:val="Heading1"/>
+        <w:spacing w:after="90" w:before="220"/>
       </w:pPr>
       <w:r>
         <w:t xml:space="preserve">[206] 20.3 - Signed Proof Package generation  [SPEC]</w:t>
@@ -27990,7 +28242,8 @@
     </w:p>
     <w:p>
       <w:pPr>
-        <w:spacing w:after="120"/>
+        <w:pStyle w:val="Heading1"/>
+        <w:spacing w:after="90" w:before="220"/>
       </w:pPr>
       <w:r>
         <w:t xml:space="preserve">[207] 20.4 - Agent ensemble on the QueryBook Agent Architecture  [SPEC]</w:t>
@@ -28038,7 +28291,8 @@
     </w:p>
     <w:p>
       <w:pPr>
-        <w:spacing w:after="120"/>
+        <w:pStyle w:val="Heading1"/>
+        <w:spacing w:after="90" w:before="220"/>
       </w:pPr>
       <w:r>
         <w:t xml:space="preserve">[208] 20.5 - Transparency at every workflow position + integration modes  [SPEC]</w:t>
@@ -28094,7 +28348,8 @@
     </w:p>
     <w:p>
       <w:pPr>
-        <w:spacing w:after="120"/>
+        <w:pStyle w:val="Heading1"/>
+        <w:spacing w:after="90" w:before="220"/>
       </w:pPr>
       <w:r>
         <w:t xml:space="preserve">[209] 20.6 - UIAS constraints (covenant-aligned)  [SPEC]</w:t>
@@ -28214,58 +28469,58 @@
     </w:p>
     <w:p>
       <w:pPr>
+        <w:spacing w:after="120"/>
+      </w:pPr>
+      <w:r>
+        <w:t xml:space="preserve">ADDITIVE REVISION - PARALINGUISTIC &amp; PRAGMATIC INTERPRETATION (PIL) (2026-10-02)</w:t>
+      </w:r>
+    </w:p>
+    <w:p>
+      <w:pPr>
+        <w:spacing w:after="120"/>
+      </w:pPr>
+      <w:r>
+        <w:t xml:space="preserve">New QueryBook subsystem: the Paralinguistic &amp; Pragmatic Interpretation Layer</w:t>
+      </w:r>
+    </w:p>
+    <w:p>
+      <w:pPr>
+        <w:spacing w:after="120"/>
+      </w:pPr>
+      <w:r>
+        <w:t xml:space="preserve">(PIL) - judges HOW an utterance is spoken (tone, pacing, emotion) and IN WHAT</w:t>
+      </w:r>
+    </w:p>
+    <w:p>
+      <w:pPr>
+        <w:spacing w:after="120"/>
+      </w:pPr>
+      <w:r>
+        <w:t xml:space="preserve">HUMAN FRAME it occurs (context, perspective, ergonomics, culture, social mores),</w:t>
+      </w:r>
+    </w:p>
+    <w:p>
+      <w:pPr>
+        <w:spacing w:after="120"/>
+      </w:pPr>
+      <w:r>
+        <w:t xml:space="preserve">and applies that interpretation to (A) voices QueryBook ingests and (B) human</w:t>
+      </w:r>
+    </w:p>
+    <w:p>
+      <w:pPr>
+        <w:spacing w:after="120"/>
+      </w:pPr>
+      <w:r>
+        <w:t xml:space="preserve">queries put to QueryBook. In the LEL/LIL/SLPL family.</w:t>
+      </w:r>
+    </w:p>
+    <w:p>
+      <w:pPr>
         <w:pStyle w:val="Heading1"/>
         <w:spacing w:after="90" w:before="220"/>
       </w:pPr>
       <w:r>
-        <w:t xml:space="preserve">ADDITIVE REVISION - PARALINGUISTIC &amp; PRAGMATIC INTERPRETATION (PIL) (2026-10-02)</w:t>
-      </w:r>
-    </w:p>
-    <w:p>
-      <w:pPr>
-        <w:spacing w:after="120"/>
-      </w:pPr>
-      <w:r>
-        <w:t xml:space="preserve">New QueryBook subsystem: the Paralinguistic &amp; Pragmatic Interpretation Layer</w:t>
-      </w:r>
-    </w:p>
-    <w:p>
-      <w:pPr>
-        <w:spacing w:after="120"/>
-      </w:pPr>
-      <w:r>
-        <w:t xml:space="preserve">(PIL) - judges HOW an utterance is spoken (tone, pacing, emotion) and IN WHAT</w:t>
-      </w:r>
-    </w:p>
-    <w:p>
-      <w:pPr>
-        <w:spacing w:after="120"/>
-      </w:pPr>
-      <w:r>
-        <w:t xml:space="preserve">HUMAN FRAME it occurs (context, perspective, ergonomics, culture, social mores),</w:t>
-      </w:r>
-    </w:p>
-    <w:p>
-      <w:pPr>
-        <w:spacing w:after="120"/>
-      </w:pPr>
-      <w:r>
-        <w:t xml:space="preserve">and applies that interpretation to (A) voices QueryBook ingests and (B) human</w:t>
-      </w:r>
-    </w:p>
-    <w:p>
-      <w:pPr>
-        <w:spacing w:after="120"/>
-      </w:pPr>
-      <w:r>
-        <w:t xml:space="preserve">queries put to QueryBook. In the LEL/LIL/SLPL family.</w:t>
-      </w:r>
-    </w:p>
-    <w:p>
-      <w:pPr>
-        <w:spacing w:after="120"/>
-      </w:pPr>
-      <w:r>
         <w:t xml:space="preserve">[210] 21.1 - Paralinguistic analysis (measured estimates)  [PARTIAL: acoustic BUILT]</w:t>
       </w:r>
     </w:p>
@@ -28319,7 +28574,8 @@
     </w:p>
     <w:p>
       <w:pPr>
-        <w:spacing w:after="120"/>
+        <w:pStyle w:val="Heading1"/>
+        <w:spacing w:after="90" w:before="220"/>
       </w:pPr>
       <w:r>
         <w:t xml:space="preserve">[211] 21.2 - Pragmatic framing (sourced)  [SPEC]</w:t>
@@ -28359,7 +28615,8 @@
     </w:p>
     <w:p>
       <w:pPr>
-        <w:spacing w:after="120"/>
+        <w:pStyle w:val="Heading1"/>
+        <w:spacing w:after="90" w:before="220"/>
       </w:pPr>
       <w:r>
         <w:t xml:space="preserve">[212] 21.3 - Interpretation Frame (Fact Units)  [SPEC]</w:t>
@@ -28399,7 +28656,8 @@
     </w:p>
     <w:p>
       <w:pPr>
-        <w:spacing w:after="120"/>
+        <w:pStyle w:val="Heading1"/>
+        <w:spacing w:after="90" w:before="220"/>
       </w:pPr>
       <w:r>
         <w:t xml:space="preserve">[213] 21.4 - Query interpretation front stage  [SPEC]</w:t>
@@ -28455,7 +28713,8 @@
     </w:p>
     <w:p>
       <w:pPr>
-        <w:spacing w:after="120"/>
+        <w:pStyle w:val="Heading1"/>
+        <w:spacing w:after="90" w:before="220"/>
       </w:pPr>
       <w:r>
         <w:t xml:space="preserve">[214] 21.5 - Interpretation covenant  [enforced by design]</w:t>
@@ -28543,74 +28802,74 @@
     </w:p>
     <w:p>
       <w:pPr>
+        <w:spacing w:after="120"/>
+      </w:pPr>
+      <w:r>
+        <w:t xml:space="preserve">ADDITIVE REVISION - LECTURE QUERY INTERACTION MODE (2026-10-02)</w:t>
+      </w:r>
+    </w:p>
+    <w:p>
+      <w:pPr>
+        <w:spacing w:after="120"/>
+      </w:pPr>
+      <w:r>
+        <w:t xml:space="preserve">New QueryBook INTERACTION/QUERY MODE (alongside Q&amp;A, Tutorial, Conversational):</w:t>
+      </w:r>
+    </w:p>
+    <w:p>
+      <w:pPr>
+        <w:spacing w:after="120"/>
+      </w:pPr>
+      <w:r>
+        <w:t xml:space="preserve">LECTURE QUERY. A user submits a LIVE or RECORDED audio/video program - a lecture,</w:t>
+      </w:r>
+    </w:p>
+    <w:p>
+      <w:pPr>
+        <w:spacing w:after="120"/>
+      </w:pPr>
+      <w:r>
+        <w:t xml:space="preserve">talk, sermon, briefing, hearing, deposition, panel, or class - which QueryBook</w:t>
+      </w:r>
+    </w:p>
+    <w:p>
+      <w:pPr>
+        <w:spacing w:after="120"/>
+      </w:pPr>
+      <w:r>
+        <w:t xml:space="preserve">transcribes, analyzes, summarizes, and ingests into the library as a LECTURE</w:t>
+      </w:r>
+    </w:p>
+    <w:p>
+      <w:pPr>
+        <w:spacing w:after="120"/>
+      </w:pPr>
+      <w:r>
+        <w:t xml:space="preserve">RECORD, FOREVER LINKED to the speaker, venue, event, organization, and date.</w:t>
+      </w:r>
+    </w:p>
+    <w:p>
+      <w:pPr>
+        <w:spacing w:after="120"/>
+      </w:pPr>
+      <w:r>
+        <w:t xml:space="preserve">Composes ASR + PIL (tone/emotion/pacing) + LEL (structure) + LIL (speaker/entity</w:t>
+      </w:r>
+    </w:p>
+    <w:p>
+      <w:pPr>
+        <w:spacing w:after="120"/>
+      </w:pPr>
+      <w:r>
+        <w:t xml:space="preserve">linking) + UIAS ingestion + the Fact Unit library.</w:t>
+      </w:r>
+    </w:p>
+    <w:p>
+      <w:pPr>
         <w:pStyle w:val="Heading1"/>
         <w:spacing w:after="90" w:before="220"/>
       </w:pPr>
       <w:r>
-        <w:t xml:space="preserve">ADDITIVE REVISION - LECTURE QUERY INTERACTION MODE (2026-10-02)</w:t>
-      </w:r>
-    </w:p>
-    <w:p>
-      <w:pPr>
-        <w:spacing w:after="120"/>
-      </w:pPr>
-      <w:r>
-        <w:t xml:space="preserve">New QueryBook INTERACTION/QUERY MODE (alongside Q&amp;A, Tutorial, Conversational):</w:t>
-      </w:r>
-    </w:p>
-    <w:p>
-      <w:pPr>
-        <w:spacing w:after="120"/>
-      </w:pPr>
-      <w:r>
-        <w:t xml:space="preserve">LECTURE QUERY. A user submits a LIVE or RECORDED audio/video program - a lecture,</w:t>
-      </w:r>
-    </w:p>
-    <w:p>
-      <w:pPr>
-        <w:spacing w:after="120"/>
-      </w:pPr>
-      <w:r>
-        <w:t xml:space="preserve">talk, sermon, briefing, hearing, deposition, panel, or class - which QueryBook</w:t>
-      </w:r>
-    </w:p>
-    <w:p>
-      <w:pPr>
-        <w:spacing w:after="120"/>
-      </w:pPr>
-      <w:r>
-        <w:t xml:space="preserve">transcribes, analyzes, summarizes, and ingests into the library as a LECTURE</w:t>
-      </w:r>
-    </w:p>
-    <w:p>
-      <w:pPr>
-        <w:spacing w:after="120"/>
-      </w:pPr>
-      <w:r>
-        <w:t xml:space="preserve">RECORD, FOREVER LINKED to the speaker, venue, event, organization, and date.</w:t>
-      </w:r>
-    </w:p>
-    <w:p>
-      <w:pPr>
-        <w:spacing w:after="120"/>
-      </w:pPr>
-      <w:r>
-        <w:t xml:space="preserve">Composes ASR + PIL (tone/emotion/pacing) + LEL (structure) + LIL (speaker/entity</w:t>
-      </w:r>
-    </w:p>
-    <w:p>
-      <w:pPr>
-        <w:spacing w:after="120"/>
-      </w:pPr>
-      <w:r>
-        <w:t xml:space="preserve">linking) + UIAS ingestion + the Fact Unit library.</w:t>
-      </w:r>
-    </w:p>
-    <w:p>
-      <w:pPr>
-        <w:spacing w:after="120"/>
-      </w:pPr>
-      <w:r>
         <w:t xml:space="preserve">[215] 22.1 - Lecture Query capture + transcription  [SPEC]</w:t>
       </w:r>
     </w:p>
@@ -28640,7 +28899,8 @@
     </w:p>
     <w:p>
       <w:pPr>
-        <w:spacing w:after="120"/>
+        <w:pStyle w:val="Heading1"/>
+        <w:spacing w:after="90" w:before="220"/>
       </w:pPr>
       <w:r>
         <w:t xml:space="preserve">[216] 22.2 - Lecture analysis (PIL + LEL)  [composed: acoustic PIL BUILT]</w:t>
@@ -28672,7 +28932,8 @@
     </w:p>
     <w:p>
       <w:pPr>
-        <w:spacing w:after="120"/>
+        <w:pStyle w:val="Heading1"/>
+        <w:spacing w:after="90" w:before="220"/>
       </w:pPr>
       <w:r>
         <w:t xml:space="preserve">[217] 22.3 - Deterministic summary + ingest as Lecture Record  [SPEC]</w:t>
@@ -28712,7 +28973,8 @@
     </w:p>
     <w:p>
       <w:pPr>
-        <w:spacing w:after="120"/>
+        <w:pStyle w:val="Heading1"/>
+        <w:spacing w:after="90" w:before="220"/>
       </w:pPr>
       <w:r>
         <w:t xml:space="preserve">[218] 22.4 - Attributed utterance facts (said != true)  [enforced by design]</w:t>
@@ -28752,7 +29014,8 @@
     </w:p>
     <w:p>
       <w:pPr>
-        <w:spacing w:after="120"/>
+        <w:pStyle w:val="Heading1"/>
+        <w:spacing w:after="90" w:before="220"/>
       </w:pPr>
       <w:r>
         <w:t xml:space="preserve">[219] 22.5 - Forever-links + querying  [SPEC]</w:t>
@@ -28860,6 +29123,406 @@
       </w:pPr>
       <w:r>
         <w:t xml:space="preserve">Canonical Engine Spec mode note.</w:t>
+      </w:r>
+    </w:p>
+    <w:p>
+      <w:pPr>
+        <w:pStyle w:val="Heading2"/>
+        <w:spacing w:after="90" w:before="220"/>
+      </w:pPr>
+      <w:r>
+        <w:t xml:space="preserve">23. Scene Reconstructor (Scene Replayer) — prose → director-controlled video</w:t>
+      </w:r>
+    </w:p>
+    <w:p>
+      <w:pPr>
+        <w:spacing w:after="120"/>
+      </w:pPr>
+      <w:r>
+        <w:t xml:space="preserve">    Added 2026-10-02 (prototype v9.54). Built on the Scene Director (qb_gemini);</w:t>
+      </w:r>
+    </w:p>
+    <w:p>
+      <w:pPr>
+        <w:spacing w:after="120"/>
+      </w:pPr>
+      <w:r>
+        <w:t xml:space="preserve">    rendering, not fact assertion. Prompt building is deterministic templating.</w:t>
+      </w:r>
+    </w:p>
+    <w:p>
+      <w:pPr>
+        <w:pStyle w:val="Heading1"/>
+        <w:spacing w:after="90" w:before="220"/>
+      </w:pPr>
+      <w:r>
+        <w:t xml:space="preserve">[220] 23.1 - Text → FU scene parser  [BUILT]</w:t>
+      </w:r>
+    </w:p>
+    <w:p>
+      <w:pPr>
+        <w:spacing w:after="120"/>
+      </w:pPr>
+      <w:r>
+        <w:t xml:space="preserve">      Deterministic shallow parser: prose/script/article → FUGraph (characters by</w:t>
+      </w:r>
+    </w:p>
+    <w:p>
+      <w:pPr>
+        <w:spacing w:after="120"/>
+      </w:pPr>
+      <w:r>
+        <w:t xml:space="preserve">      proper-noun/role-noun/focal-pronoun detection, setting, actions per sentence</w:t>
+      </w:r>
+    </w:p>
+    <w:p>
+      <w:pPr>
+        <w:spacing w:after="120"/>
+      </w:pPr>
+      <w:r>
+        <w:t xml:space="preserve">      with salient-object preservation, dialogue, mood lexicon, POV, beats by</w:t>
+      </w:r>
+    </w:p>
+    <w:p>
+      <w:pPr>
+        <w:spacing w:after="120"/>
+      </w:pPr>
+      <w:r>
+        <w:t xml:space="preserve">      duration). Approximate and labelled as such; a staging aid, not literary</w:t>
+      </w:r>
+    </w:p>
+    <w:p>
+      <w:pPr>
+        <w:spacing w:after="120"/>
+      </w:pPr>
+      <w:r>
+        <w:t xml:space="preserve">      analysis. qb_scene.parse_text_to_fu().</w:t>
+      </w:r>
+    </w:p>
+    <w:p>
+      <w:pPr>
+        <w:pStyle w:val="Heading1"/>
+        <w:spacing w:after="90" w:before="220"/>
+      </w:pPr>
+      <w:r>
+        <w:t xml:space="preserve">[221] 23.2 - StyleProfile catalog (15 styles)  [BUILT]</w:t>
+      </w:r>
+    </w:p>
+    <w:p>
+      <w:pPr>
+        <w:spacing w:after="120"/>
+      </w:pPr>
+      <w:r>
+        <w:t xml:space="preserve">      Film Noir, 1920s/1950s/1980s period, 1K/4K color, Cartoon, Sketch,</w:t>
+      </w:r>
+    </w:p>
+    <w:p>
+      <w:pPr>
+        <w:spacing w:after="120"/>
+      </w:pPr>
+      <w:r>
+        <w:t xml:space="preserve">      Silhouette, Watercolor, Hyperrealism, Minimalist, Surreal, Documentary,</w:t>
+      </w:r>
+    </w:p>
+    <w:p>
+      <w:pPr>
+        <w:spacing w:after="120"/>
+      </w:pPr>
+      <w:r>
+        <w:t xml:space="preserve">      Anime. Each: color_grade, lighting_preset (→ LightRig set), camera_behavior,</w:t>
+      </w:r>
+    </w:p>
+    <w:p>
+      <w:pPr>
+        <w:spacing w:after="120"/>
+      </w:pPr>
+      <w:r>
+        <w:t xml:space="preserve">      texture, silhouette_policy (none|extras|all_non_primary), prompt_tags.</w:t>
+      </w:r>
+    </w:p>
+    <w:p>
+      <w:pPr>
+        <w:spacing w:after="120"/>
+      </w:pPr>
+      <w:r>
+        <w:t xml:space="preserve">      qb_scene.STYLE_PROFILES / apply_style(). A StyleProfile transforms visual</w:t>
+      </w:r>
+    </w:p>
+    <w:p>
+      <w:pPr>
+        <w:spacing w:after="120"/>
+      </w:pPr>
+      <w:r>
+        <w:t xml:space="preserve">      realization ONLY, never meaning/blocking/beats.</w:t>
+      </w:r>
+    </w:p>
+    <w:p>
+      <w:pPr>
+        <w:pStyle w:val="Heading1"/>
+        <w:spacing w:after="90" w:before="220"/>
+      </w:pPr>
+      <w:r>
+        <w:t xml:space="preserve">[222] 23.3 - Context &amp; culture enrichment  [BUILT]</w:t>
+      </w:r>
+    </w:p>
+    <w:p>
+      <w:pPr>
+        <w:spacing w:after="120"/>
+      </w:pPr>
+      <w:r>
+        <w:t xml:space="preserve">      Period / culture / social-conditions / perspective fold into environment and</w:t>
+      </w:r>
+    </w:p>
+    <w:p>
+      <w:pPr>
+        <w:spacing w:after="120"/>
+      </w:pPr>
+      <w:r>
+        <w:t xml:space="preserve">      pragmatics; rendered respectfully (no caricature — shares the dialect safety</w:t>
+      </w:r>
+    </w:p>
+    <w:p>
+      <w:pPr>
+        <w:spacing w:after="120"/>
+      </w:pPr>
+      <w:r>
+        <w:t xml:space="preserve">      stance). qb_scene (_enrich_environment + parse pragmatics).</w:t>
+      </w:r>
+    </w:p>
+    <w:p>
+      <w:pPr>
+        <w:pStyle w:val="Heading1"/>
+        <w:spacing w:after="90" w:before="220"/>
+      </w:pPr>
+      <w:r>
+        <w:t xml:space="preserve">[223] 23.4 - Silhouette handling for extra characters  [BUILT]</w:t>
+      </w:r>
+    </w:p>
+    <w:p>
+      <w:pPr>
+        <w:spacing w:after="120"/>
+      </w:pPr>
+      <w:r>
+        <w:t xml:space="preserve">      Primary characters (1-2 by importance) fully described; extras become</w:t>
+      </w:r>
+    </w:p>
+    <w:p>
+      <w:pPr>
+        <w:spacing w:after="120"/>
+      </w:pPr>
+      <w:r>
+        <w:t xml:space="preserve">      silhouettes (dark outline, no facial detail), honoring Gemini's small</w:t>
+      </w:r>
+    </w:p>
+    <w:p>
+      <w:pPr>
+        <w:spacing w:after="120"/>
+      </w:pPr>
+      <w:r>
+        <w:t xml:space="preserve">      explicit-character limit while preserving scene density. qb_scene.apply_style</w:t>
+      </w:r>
+    </w:p>
+    <w:p>
+      <w:pPr>
+        <w:spacing w:after="120"/>
+      </w:pPr>
+      <w:r>
+        <w:t xml:space="preserve">      silhouette policy + base-prompt silhouette rule.</w:t>
+      </w:r>
+    </w:p>
+    <w:p>
+      <w:pPr>
+        <w:pStyle w:val="Heading1"/>
+        <w:spacing w:after="90" w:before="220"/>
+      </w:pPr>
+      <w:r>
+        <w:t xml:space="preserve">[224] 23.5 - Automatic mood-matched music  [BUILT]</w:t>
+      </w:r>
+    </w:p>
+    <w:p>
+      <w:pPr>
+        <w:spacing w:after="120"/>
+      </w:pPr>
+      <w:r>
+        <w:t xml:space="preserve">      MusicSelector: style → music palette (15, jazz_noir … emotional_anime),</w:t>
+      </w:r>
+    </w:p>
+    <w:p>
+      <w:pPr>
+        <w:spacing w:after="120"/>
+      </w:pPr>
+      <w:r>
+        <w:t xml:space="preserve">      scene mood → intensity, beats → a beat-aware cue map (intensity + motif</w:t>
+      </w:r>
+    </w:p>
+    <w:p>
+      <w:pPr>
+        <w:spacing w:after="120"/>
+      </w:pPr>
+      <w:r>
+        <w:t xml:space="preserve">      [entrance/danger/dialogue/resolution] + transition). CueEngine +</w:t>
+      </w:r>
+    </w:p>
+    <w:p>
+      <w:pPr>
+        <w:spacing w:after="120"/>
+      </w:pPr>
+      <w:r>
+        <w:t xml:space="preserve">      MUSIC_PALETTES. AudioMixer returns an honest MIX PLAN (cue sheet + ffmpeg</w:t>
+      </w:r>
+    </w:p>
+    <w:p>
+      <w:pPr>
+        <w:spacing w:after="120"/>
+      </w:pPr>
+      <w:r>
+        <w:t xml:space="preserve">      template); audio is NOT bundled and is not rendered in-engine.</w:t>
+      </w:r>
+    </w:p>
+    <w:p>
+      <w:pPr>
+        <w:pStyle w:val="Heading1"/>
+        <w:spacing w:after="90" w:before="220"/>
+      </w:pPr>
+      <w:r>
+        <w:t xml:space="preserve">[225] 23.6 - Scene Reconstructor orchestrator + API  [BUILT]</w:t>
+      </w:r>
+    </w:p>
+    <w:p>
+      <w:pPr>
+        <w:spacing w:after="120"/>
+      </w:pPr>
+      <w:r>
+        <w:t xml:space="preserve">      render_scene_from_text(text, style, duration, perspective, period, culture,</w:t>
+      </w:r>
+    </w:p>
+    <w:p>
+      <w:pPr>
+        <w:spacing w:after="120"/>
+      </w:pPr>
+      <w:r>
+        <w:t xml:space="preserve">      social, silhouette, music) → FU → SceneGraph → enrich → style → prompts →</w:t>
+      </w:r>
+    </w:p>
+    <w:p>
+      <w:pPr>
+        <w:spacing w:after="120"/>
+      </w:pPr>
+      <w:r>
+        <w:t xml:space="preserve">      Gemini dry-run → compliance → music/mix. REST: /api/scene/{render,styles,</w:t>
+      </w:r>
+    </w:p>
+    <w:p>
+      <w:pPr>
+        <w:spacing w:after="120"/>
+      </w:pPr>
+      <w:r>
+        <w:t xml:space="preserve">      example,qc}; UI page /reconstructor. Reuses the Scene Director unchanged.</w:t>
+      </w:r>
+    </w:p>
+    <w:p>
+      <w:pPr>
+        <w:pStyle w:val="Heading1"/>
+        <w:spacing w:after="90" w:before="220"/>
+      </w:pPr>
+      <w:r>
+        <w:t xml:space="preserve">[226] 23.7 - Interpretive-rendering covenant + provenance seal  [enforced by design]</w:t>
+      </w:r>
+    </w:p>
+    <w:p>
+      <w:pPr>
+        <w:spacing w:after="120"/>
+      </w:pPr>
+      <w:r>
+        <w:t xml:space="preserve">      A reconstructed clip is an INTERPRETIVE VISUALIZATION of the source text,</w:t>
+      </w:r>
+    </w:p>
+    <w:p>
+      <w:pPr>
+        <w:spacing w:after="120"/>
+      </w:pPr>
+      <w:r>
+        <w:t xml:space="preserve">      never an asserted fact. Every result carries a provenance note (source hash,</w:t>
+      </w:r>
+    </w:p>
+    <w:p>
+      <w:pPr>
+        <w:spacing w:after="120"/>
+      </w:pPr>
+      <w:r>
+        <w:t xml:space="preserve">      "visualized interpretation, not asserted truth") and, when qb_integrity is</w:t>
+      </w:r>
+    </w:p>
+    <w:p>
+      <w:pPr>
+        <w:spacing w:after="120"/>
+      </w:pPr>
+      <w:r>
+        <w:t xml:space="preserve">      present, a tamper-evident seal over the source text. No LLM asserts anything;</w:t>
+      </w:r>
+    </w:p>
+    <w:p>
+      <w:pPr>
+        <w:spacing w:after="120"/>
+      </w:pPr>
+      <w:r>
+        <w:t xml:space="preserve">      the Gemini call is rendering, gated, and never fabricated offline.</w:t>
+      </w:r>
+    </w:p>
+    <w:p>
+      <w:pPr>
+        <w:spacing w:after="120"/>
+      </w:pPr>
+      <w:r>
+        <w:t xml:space="preserve">COVENANT: inherits C1-C6 / L1-L6 - prompt building deterministic; output is</w:t>
+      </w:r>
+    </w:p>
+    <w:p>
+      <w:pPr>
+        <w:spacing w:after="120"/>
+      </w:pPr>
+      <w:r>
+        <w:t xml:space="preserve">rendering not assertion; cultural fidelity without caricature; video gated +</w:t>
+      </w:r>
+    </w:p>
+    <w:p>
+      <w:pPr>
+        <w:spacing w:after="120"/>
+      </w:pPr>
+      <w:r>
+        <w:t xml:space="preserve">never fabricated; source attributed + sealed.</w:t>
+      </w:r>
+    </w:p>
+    <w:p>
+      <w:pPr>
+        <w:spacing w:after="120"/>
+      </w:pPr>
+      <w:r>
+        <w:t xml:space="preserve">FEATURE COUNT: 230 (223 + 7 Scene Reconstructor features, [220]-[226]). Cross-refs:</w:t>
+      </w:r>
+    </w:p>
+    <w:p>
+      <w:pPr>
+        <w:spacing w:after="120"/>
+      </w:pPr>
+      <w:r>
+        <w:t xml:space="preserve">QueryBook Scene Reconstructor Specification (Word); Scene Director (qb_gemini) +</w:t>
+      </w:r>
+    </w:p>
+    <w:p>
+      <w:pPr>
+        <w:spacing w:after="120"/>
+      </w:pPr>
+      <w:r>
+        <w:t xml:space="preserve">Provisional Patent Scene-Director section; Bible amendment "Scene Reconstructor</w:t>
+      </w:r>
+    </w:p>
+    <w:p>
+      <w:pPr>
+        <w:spacing w:after="120"/>
+      </w:pPr>
+      <w:r>
+        <w:t xml:space="preserve">(2026-10-02)".</w:t>
       </w:r>
     </w:p>
     <w:sectPr>

--- a/docs/QueryBook-Registry.docx
+++ b/docs/QueryBook-Registry.docx
@@ -29523,6 +29523,236 @@
       </w:pPr>
       <w:r>
         <w:t xml:space="preserve">(2026-10-02)".</w:t>
+      </w:r>
+    </w:p>
+    <w:p>
+      <w:pPr>
+        <w:pStyle w:val="Heading2"/>
+        <w:spacing w:after="90" w:before="220"/>
+      </w:pPr>
+      <w:r>
+        <w:t xml:space="preserve">24. Education &amp; Multi-Tenant SaaS front-ends — Added 2026-10-02 (prototype v9.56).</w:t>
+      </w:r>
+    </w:p>
+    <w:p>
+      <w:pPr>
+        <w:spacing w:after="120"/>
+      </w:pPr>
+      <w:r>
+        <w:t xml:space="preserve">    Built on qb_assess/qb_ontology/qb_rights/qb_integrity; deterministic; records</w:t>
+      </w:r>
+    </w:p>
+    <w:p>
+      <w:pPr>
+        <w:spacing w:after="120"/>
+      </w:pPr>
+      <w:r>
+        <w:t xml:space="preserve">    are managed/attributed, never promoted to world-facts.</w:t>
+      </w:r>
+    </w:p>
+    <w:p>
+      <w:pPr>
+        <w:pStyle w:val="Heading1"/>
+        <w:spacing w:after="90" w:before="220"/>
+      </w:pPr>
+      <w:r>
+        <w:t xml:space="preserve">[227] 24.1 - Learner / Reader experience  [BUILT]</w:t>
+      </w:r>
+    </w:p>
+    <w:p>
+      <w:pPr>
+        <w:spacing w:after="120"/>
+      </w:pPr>
+      <w:r>
+        <w:t xml:space="preserve">      /learn + qb_education: adaptive lesson (concepts + quiz from Fact Units),</w:t>
+      </w:r>
+    </w:p>
+    <w:p>
+      <w:pPr>
+        <w:spacing w:after="120"/>
+      </w:pPr>
+      <w:r>
+        <w:t xml:space="preserve">      deterministic grading, per-learner mastery by competency, misconception</w:t>
+      </w:r>
+    </w:p>
+    <w:p>
+      <w:pPr>
+        <w:spacing w:after="120"/>
+      </w:pPr>
+      <w:r>
+        <w:t xml:space="preserve">      detection + remediation, study guide, concept map, engagement. Covers the</w:t>
+      </w:r>
+    </w:p>
+    <w:p>
+      <w:pPr>
+        <w:spacing w:after="120"/>
+      </w:pPr>
+      <w:r>
+        <w:t xml:space="preserve">      reader-experience features [119]-[130] and composes assessment [081]-[096].</w:t>
+      </w:r>
+    </w:p>
+    <w:p>
+      <w:pPr>
+        <w:pStyle w:val="Heading1"/>
+        <w:spacing w:after="90" w:before="220"/>
+      </w:pPr>
+      <w:r>
+        <w:t xml:space="preserve">[228] 24.2 - Educator analytics dashboard  [BUILT]</w:t>
+      </w:r>
+    </w:p>
+    <w:p>
+      <w:pPr>
+        <w:spacing w:after="120"/>
+      </w:pPr>
+      <w:r>
+        <w:t xml:space="preserve">      /educator + qb_education.class_analytics: class/cohort mastery, misconception</w:t>
+      </w:r>
+    </w:p>
+    <w:p>
+      <w:pPr>
+        <w:spacing w:after="120"/>
+      </w:pPr>
+      <w:r>
+        <w:t xml:space="preserve">      clusters, engagement KPIs, cohort comparison. Covers [131]-[145] (analytics).</w:t>
+      </w:r>
+    </w:p>
+    <w:p>
+      <w:pPr>
+        <w:pStyle w:val="Heading1"/>
+        <w:spacing w:after="90" w:before="220"/>
+      </w:pPr>
+      <w:r>
+        <w:t xml:space="preserve">[229] 24.3 - Collaboration workspace  [BUILT]</w:t>
+      </w:r>
+    </w:p>
+    <w:p>
+      <w:pPr>
+        <w:spacing w:after="120"/>
+      </w:pPr>
+      <w:r>
+        <w:t xml:space="preserve">      /collab + qb_collab: shared resources, annotations, threaded discussions,</w:t>
+      </w:r>
+    </w:p>
+    <w:p>
+      <w:pPr>
+        <w:spacing w:after="120"/>
+      </w:pPr>
+      <w:r>
+        <w:t xml:space="preserve">      activity feed; every record provenance-sealed via the integrity ledger.</w:t>
+      </w:r>
+    </w:p>
+    <w:p>
+      <w:pPr>
+        <w:spacing w:after="120"/>
+      </w:pPr>
+      <w:r>
+        <w:t xml:space="preserve">      Covers [146]-[155].</w:t>
+      </w:r>
+    </w:p>
+    <w:p>
+      <w:pPr>
+        <w:pStyle w:val="Heading1"/>
+        <w:spacing w:after="90" w:before="220"/>
+      </w:pPr>
+      <w:r>
+        <w:t xml:space="preserve">[230] 24.4 - Multi-tenant SaaS admin  [BUILT]</w:t>
+      </w:r>
+    </w:p>
+    <w:p>
+      <w:pPr>
+        <w:spacing w:after="120"/>
+      </w:pPr>
+      <w:r>
+        <w:t xml:space="preserve">      /admin + qb_saas: tenant registry, users + roles, plan→edition mapping</w:t>
+      </w:r>
+    </w:p>
+    <w:p>
+      <w:pPr>
+        <w:spacing w:after="120"/>
+      </w:pPr>
+      <w:r>
+        <w:t xml:space="preserve">      (starter=light / team=medium / enterprise=full), usage metering, per-tenant</w:t>
+      </w:r>
+    </w:p>
+    <w:p>
+      <w:pPr>
+        <w:spacing w:after="120"/>
+      </w:pPr>
+      <w:r>
+        <w:t xml:space="preserve">      entitlements folding in rights + editions. Deterministic registry +</w:t>
+      </w:r>
+    </w:p>
+    <w:p>
+      <w:pPr>
+        <w:spacing w:after="120"/>
+      </w:pPr>
+      <w:r>
+        <w:t xml:space="preserve">      namespacing contract (not a hardened production isolation layer).</w:t>
+      </w:r>
+    </w:p>
+    <w:p>
+      <w:pPr>
+        <w:pStyle w:val="Heading1"/>
+        <w:spacing w:after="90" w:before="220"/>
+      </w:pPr>
+      <w:r>
+        <w:t xml:space="preserve">[231] 24.5 - Education covenant  [enforced by design]</w:t>
+      </w:r>
+    </w:p>
+    <w:p>
+      <w:pPr>
+        <w:spacing w:after="120"/>
+      </w:pPr>
+      <w:r>
+        <w:t xml:space="preserve">      Lessons quiz only VERIFIED Fact Units; grading is deterministic; mastery /</w:t>
+      </w:r>
+    </w:p>
+    <w:p>
+      <w:pPr>
+        <w:spacing w:after="120"/>
+      </w:pPr>
+      <w:r>
+        <w:t xml:space="preserve">      misconceptions are computed, not asserted; collaboration content is</w:t>
+      </w:r>
+    </w:p>
+    <w:p>
+      <w:pPr>
+        <w:spacing w:after="120"/>
+      </w:pPr>
+      <w:r>
+        <w:t xml:space="preserve">      attributed user input (sealed), never world-truth; tenancy derives</w:t>
+      </w:r>
+    </w:p>
+    <w:p>
+      <w:pPr>
+        <w:spacing w:after="120"/>
+      </w:pPr>
+      <w:r>
+        <w:t xml:space="preserve">      entitlements from the edition, nothing more.</w:t>
+      </w:r>
+    </w:p>
+    <w:p>
+      <w:pPr>
+        <w:spacing w:after="120"/>
+      </w:pPr>
+      <w:r>
+        <w:t xml:space="preserve">FEATURE COUNT: 235 (230 + 5 Education/SaaS features, [227]-[231]). Cross-refs:</w:t>
+      </w:r>
+    </w:p>
+    <w:p>
+      <w:pPr>
+        <w:spacing w:after="120"/>
+      </w:pPr>
+      <w:r>
+        <w:t xml:space="preserve">Two-System Architecture &amp; Roadmap (Word, Wave 1/3 complete); Bible amendment</w:t>
+      </w:r>
+    </w:p>
+    <w:p>
+      <w:pPr>
+        <w:spacing w:after="120"/>
+      </w:pPr>
+      <w:r>
+        <w:t xml:space="preserve">"Education &amp; Multi-Tenant SaaS (2026-10-02)"; audit (Included 100 / 226).</w:t>
       </w:r>
     </w:p>
     <w:sectPr>
